--- a/docs/thesis/Master_rad_BorisLetic.docx
+++ b/docs/thesis/Master_rad_BorisLetic.docx
@@ -31,7 +31,7 @@
       <w:r>
         <w:fldChar w:fldCharType="separate"/>
       </w:r>
-      <w:hyperlink w:anchor="_Toc239028790" w:history="1">
+      <w:hyperlink w:anchor="_Toc239035426" w:history="1">
         <w:r>
           <w:rPr>
             <w:rStyle w:val="Hyperlink"/>
@@ -76,7 +76,7 @@
             <w:noProof/>
             <w:webHidden/>
           </w:rPr>
-          <w:instrText xml:space="preserve"> PAGEREF _Toc239028790 \h </w:instrText>
+          <w:instrText xml:space="preserve"> PAGEREF _Toc239035426 \h </w:instrText>
         </w:r>
         <w:r>
           <w:rPr>
@@ -122,7 +122,7 @@
           <w14:ligatures w14:val="standardContextual"/>
         </w:rPr>
       </w:pPr>
-      <w:hyperlink w:anchor="_Toc239028791" w:history="1">
+      <w:hyperlink w:anchor="_Toc239035427" w:history="1">
         <w:r>
           <w:rPr>
             <w:rStyle w:val="Hyperlink"/>
@@ -149,7 +149,7 @@
             <w:noProof/>
             <w:webHidden/>
           </w:rPr>
-          <w:instrText xml:space="preserve"> PAGEREF _Toc239028791 \h </w:instrText>
+          <w:instrText xml:space="preserve"> PAGEREF _Toc239035427 \h </w:instrText>
         </w:r>
         <w:r>
           <w:rPr>
@@ -195,7 +195,7 @@
           <w14:ligatures w14:val="standardContextual"/>
         </w:rPr>
       </w:pPr>
-      <w:hyperlink w:anchor="_Toc239028792" w:history="1">
+      <w:hyperlink w:anchor="_Toc239035428" w:history="1">
         <w:r>
           <w:rPr>
             <w:rStyle w:val="Hyperlink"/>
@@ -222,7 +222,7 @@
             <w:noProof/>
             <w:webHidden/>
           </w:rPr>
-          <w:instrText xml:space="preserve"> PAGEREF _Toc239028792 \h </w:instrText>
+          <w:instrText xml:space="preserve"> PAGEREF _Toc239035428 \h </w:instrText>
         </w:r>
         <w:r>
           <w:rPr>
@@ -268,7 +268,7 @@
           <w14:ligatures w14:val="standardContextual"/>
         </w:rPr>
       </w:pPr>
-      <w:hyperlink w:anchor="_Toc239028793" w:history="1">
+      <w:hyperlink w:anchor="_Toc239035429" w:history="1">
         <w:r>
           <w:rPr>
             <w:rStyle w:val="Hyperlink"/>
@@ -295,7 +295,7 @@
             <w:noProof/>
             <w:webHidden/>
           </w:rPr>
-          <w:instrText xml:space="preserve"> PAGEREF _Toc239028793 \h </w:instrText>
+          <w:instrText xml:space="preserve"> PAGEREF _Toc239035429 \h </w:instrText>
         </w:r>
         <w:r>
           <w:rPr>
@@ -341,7 +341,7 @@
           <w14:ligatures w14:val="standardContextual"/>
         </w:rPr>
       </w:pPr>
-      <w:hyperlink w:anchor="_Toc239028794" w:history="1">
+      <w:hyperlink w:anchor="_Toc239035430" w:history="1">
         <w:r>
           <w:rPr>
             <w:rStyle w:val="Hyperlink"/>
@@ -368,7 +368,7 @@
             <w:noProof/>
             <w:webHidden/>
           </w:rPr>
-          <w:instrText xml:space="preserve"> PAGEREF _Toc239028794 \h </w:instrText>
+          <w:instrText xml:space="preserve"> PAGEREF _Toc239035430 \h </w:instrText>
         </w:r>
         <w:r>
           <w:rPr>
@@ -414,7 +414,7 @@
           <w14:ligatures w14:val="standardContextual"/>
         </w:rPr>
       </w:pPr>
-      <w:hyperlink w:anchor="_Toc239028795" w:history="1">
+      <w:hyperlink w:anchor="_Toc239035431" w:history="1">
         <w:r>
           <w:rPr>
             <w:rStyle w:val="Hyperlink"/>
@@ -441,7 +441,7 @@
             <w:noProof/>
             <w:webHidden/>
           </w:rPr>
-          <w:instrText xml:space="preserve"> PAGEREF _Toc239028795 \h </w:instrText>
+          <w:instrText xml:space="preserve"> PAGEREF _Toc239035431 \h </w:instrText>
         </w:r>
         <w:r>
           <w:rPr>
@@ -484,7 +484,7 @@
           <w14:ligatures w14:val="standardContextual"/>
         </w:rPr>
       </w:pPr>
-      <w:hyperlink w:anchor="_Toc239028796" w:history="1">
+      <w:hyperlink w:anchor="_Toc239035432" w:history="1">
         <w:r>
           <w:rPr>
             <w:rStyle w:val="Hyperlink"/>
@@ -529,7 +529,7 @@
             <w:noProof/>
             <w:webHidden/>
           </w:rPr>
-          <w:instrText xml:space="preserve"> PAGEREF _Toc239028796 \h </w:instrText>
+          <w:instrText xml:space="preserve"> PAGEREF _Toc239035432 \h </w:instrText>
         </w:r>
         <w:r>
           <w:rPr>
@@ -575,7 +575,7 @@
           <w14:ligatures w14:val="standardContextual"/>
         </w:rPr>
       </w:pPr>
-      <w:hyperlink w:anchor="_Toc239028797" w:history="1">
+      <w:hyperlink w:anchor="_Toc239035433" w:history="1">
         <w:r>
           <w:rPr>
             <w:rStyle w:val="Hyperlink"/>
@@ -602,7 +602,7 @@
             <w:noProof/>
             <w:webHidden/>
           </w:rPr>
-          <w:instrText xml:space="preserve"> PAGEREF _Toc239028797 \h </w:instrText>
+          <w:instrText xml:space="preserve"> PAGEREF _Toc239035433 \h </w:instrText>
         </w:r>
         <w:r>
           <w:rPr>
@@ -648,7 +648,7 @@
           <w14:ligatures w14:val="standardContextual"/>
         </w:rPr>
       </w:pPr>
-      <w:hyperlink w:anchor="_Toc239028798" w:history="1">
+      <w:hyperlink w:anchor="_Toc239035434" w:history="1">
         <w:r>
           <w:rPr>
             <w:rStyle w:val="Hyperlink"/>
@@ -675,7 +675,7 @@
             <w:noProof/>
             <w:webHidden/>
           </w:rPr>
-          <w:instrText xml:space="preserve"> PAGEREF _Toc239028798 \h </w:instrText>
+          <w:instrText xml:space="preserve"> PAGEREF _Toc239035434 \h </w:instrText>
         </w:r>
         <w:r>
           <w:rPr>
@@ -721,7 +721,7 @@
           <w14:ligatures w14:val="standardContextual"/>
         </w:rPr>
       </w:pPr>
-      <w:hyperlink w:anchor="_Toc239028799" w:history="1">
+      <w:hyperlink w:anchor="_Toc239035435" w:history="1">
         <w:r>
           <w:rPr>
             <w:rStyle w:val="Hyperlink"/>
@@ -748,7 +748,7 @@
             <w:noProof/>
             <w:webHidden/>
           </w:rPr>
-          <w:instrText xml:space="preserve"> PAGEREF _Toc239028799 \h </w:instrText>
+          <w:instrText xml:space="preserve"> PAGEREF _Toc239035435 \h </w:instrText>
         </w:r>
         <w:r>
           <w:rPr>
@@ -794,7 +794,7 @@
           <w14:ligatures w14:val="standardContextual"/>
         </w:rPr>
       </w:pPr>
-      <w:hyperlink w:anchor="_Toc239028800" w:history="1">
+      <w:hyperlink w:anchor="_Toc239035436" w:history="1">
         <w:r>
           <w:rPr>
             <w:rStyle w:val="Hyperlink"/>
@@ -821,7 +821,7 @@
             <w:noProof/>
             <w:webHidden/>
           </w:rPr>
-          <w:instrText xml:space="preserve"> PAGEREF _Toc239028800 \h </w:instrText>
+          <w:instrText xml:space="preserve"> PAGEREF _Toc239035436 \h </w:instrText>
         </w:r>
         <w:r>
           <w:rPr>
@@ -867,7 +867,7 @@
           <w14:ligatures w14:val="standardContextual"/>
         </w:rPr>
       </w:pPr>
-      <w:hyperlink w:anchor="_Toc239028801" w:history="1">
+      <w:hyperlink w:anchor="_Toc239035437" w:history="1">
         <w:r>
           <w:rPr>
             <w:rStyle w:val="Hyperlink"/>
@@ -894,7 +894,7 @@
             <w:noProof/>
             <w:webHidden/>
           </w:rPr>
-          <w:instrText xml:space="preserve"> PAGEREF _Toc239028801 \h </w:instrText>
+          <w:instrText xml:space="preserve"> PAGEREF _Toc239035437 \h </w:instrText>
         </w:r>
         <w:r>
           <w:rPr>
@@ -940,7 +940,7 @@
           <w14:ligatures w14:val="standardContextual"/>
         </w:rPr>
       </w:pPr>
-      <w:hyperlink w:anchor="_Toc239028802" w:history="1">
+      <w:hyperlink w:anchor="_Toc239035438" w:history="1">
         <w:r>
           <w:rPr>
             <w:rStyle w:val="Hyperlink"/>
@@ -967,7 +967,7 @@
             <w:noProof/>
             <w:webHidden/>
           </w:rPr>
-          <w:instrText xml:space="preserve"> PAGEREF _Toc239028802 \h </w:instrText>
+          <w:instrText xml:space="preserve"> PAGEREF _Toc239035438 \h </w:instrText>
         </w:r>
         <w:r>
           <w:rPr>
@@ -1013,7 +1013,7 @@
           <w14:ligatures w14:val="standardContextual"/>
         </w:rPr>
       </w:pPr>
-      <w:hyperlink w:anchor="_Toc239028803" w:history="1">
+      <w:hyperlink w:anchor="_Toc239035439" w:history="1">
         <w:r>
           <w:rPr>
             <w:rStyle w:val="Hyperlink"/>
@@ -1040,7 +1040,7 @@
             <w:noProof/>
             <w:webHidden/>
           </w:rPr>
-          <w:instrText xml:space="preserve"> PAGEREF _Toc239028803 \h </w:instrText>
+          <w:instrText xml:space="preserve"> PAGEREF _Toc239035439 \h </w:instrText>
         </w:r>
         <w:r>
           <w:rPr>
@@ -1086,7 +1086,7 @@
           <w14:ligatures w14:val="standardContextual"/>
         </w:rPr>
       </w:pPr>
-      <w:hyperlink w:anchor="_Toc239028804" w:history="1">
+      <w:hyperlink w:anchor="_Toc239035440" w:history="1">
         <w:r>
           <w:rPr>
             <w:rStyle w:val="Hyperlink"/>
@@ -1113,7 +1113,7 @@
             <w:noProof/>
             <w:webHidden/>
           </w:rPr>
-          <w:instrText xml:space="preserve"> PAGEREF _Toc239028804 \h </w:instrText>
+          <w:instrText xml:space="preserve"> PAGEREF _Toc239035440 \h </w:instrText>
         </w:r>
         <w:r>
           <w:rPr>
@@ -1159,7 +1159,7 @@
           <w14:ligatures w14:val="standardContextual"/>
         </w:rPr>
       </w:pPr>
-      <w:hyperlink w:anchor="_Toc239028805" w:history="1">
+      <w:hyperlink w:anchor="_Toc239035441" w:history="1">
         <w:r>
           <w:rPr>
             <w:rStyle w:val="Hyperlink"/>
@@ -1186,7 +1186,7 @@
             <w:noProof/>
             <w:webHidden/>
           </w:rPr>
-          <w:instrText xml:space="preserve"> PAGEREF _Toc239028805 \h </w:instrText>
+          <w:instrText xml:space="preserve"> PAGEREF _Toc239035441 \h </w:instrText>
         </w:r>
         <w:r>
           <w:rPr>
@@ -1229,7 +1229,7 @@
           <w14:ligatures w14:val="standardContextual"/>
         </w:rPr>
       </w:pPr>
-      <w:hyperlink w:anchor="_Toc239028806" w:history="1">
+      <w:hyperlink w:anchor="_Toc239035442" w:history="1">
         <w:r>
           <w:rPr>
             <w:rStyle w:val="Hyperlink"/>
@@ -1274,7 +1274,7 @@
             <w:noProof/>
             <w:webHidden/>
           </w:rPr>
-          <w:instrText xml:space="preserve"> PAGEREF _Toc239028806 \h </w:instrText>
+          <w:instrText xml:space="preserve"> PAGEREF _Toc239035442 \h </w:instrText>
         </w:r>
         <w:r>
           <w:rPr>
@@ -1320,7 +1320,7 @@
           <w14:ligatures w14:val="standardContextual"/>
         </w:rPr>
       </w:pPr>
-      <w:hyperlink w:anchor="_Toc239028807" w:history="1">
+      <w:hyperlink w:anchor="_Toc239035443" w:history="1">
         <w:r>
           <w:rPr>
             <w:rStyle w:val="Hyperlink"/>
@@ -1347,7 +1347,7 @@
             <w:noProof/>
             <w:webHidden/>
           </w:rPr>
-          <w:instrText xml:space="preserve"> PAGEREF _Toc239028807 \h </w:instrText>
+          <w:instrText xml:space="preserve"> PAGEREF _Toc239035443 \h </w:instrText>
         </w:r>
         <w:r>
           <w:rPr>
@@ -1393,7 +1393,7 @@
           <w14:ligatures w14:val="standardContextual"/>
         </w:rPr>
       </w:pPr>
-      <w:hyperlink w:anchor="_Toc239028808" w:history="1">
+      <w:hyperlink w:anchor="_Toc239035444" w:history="1">
         <w:r>
           <w:rPr>
             <w:rStyle w:val="Hyperlink"/>
@@ -1420,7 +1420,7 @@
             <w:noProof/>
             <w:webHidden/>
           </w:rPr>
-          <w:instrText xml:space="preserve"> PAGEREF _Toc239028808 \h </w:instrText>
+          <w:instrText xml:space="preserve"> PAGEREF _Toc239035444 \h </w:instrText>
         </w:r>
         <w:r>
           <w:rPr>
@@ -1466,7 +1466,7 @@
           <w14:ligatures w14:val="standardContextual"/>
         </w:rPr>
       </w:pPr>
-      <w:hyperlink w:anchor="_Toc239028809" w:history="1">
+      <w:hyperlink w:anchor="_Toc239035445" w:history="1">
         <w:r>
           <w:rPr>
             <w:rStyle w:val="Hyperlink"/>
@@ -1493,7 +1493,7 @@
             <w:noProof/>
             <w:webHidden/>
           </w:rPr>
-          <w:instrText xml:space="preserve"> PAGEREF _Toc239028809 \h </w:instrText>
+          <w:instrText xml:space="preserve"> PAGEREF _Toc239035445 \h </w:instrText>
         </w:r>
         <w:r>
           <w:rPr>
@@ -1539,7 +1539,7 @@
           <w14:ligatures w14:val="standardContextual"/>
         </w:rPr>
       </w:pPr>
-      <w:hyperlink w:anchor="_Toc239028810" w:history="1">
+      <w:hyperlink w:anchor="_Toc239035446" w:history="1">
         <w:r>
           <w:rPr>
             <w:rStyle w:val="Hyperlink"/>
@@ -1566,7 +1566,7 @@
             <w:noProof/>
             <w:webHidden/>
           </w:rPr>
-          <w:instrText xml:space="preserve"> PAGEREF _Toc239028810 \h </w:instrText>
+          <w:instrText xml:space="preserve"> PAGEREF _Toc239035446 \h </w:instrText>
         </w:r>
         <w:r>
           <w:rPr>
@@ -1612,7 +1612,7 @@
           <w14:ligatures w14:val="standardContextual"/>
         </w:rPr>
       </w:pPr>
-      <w:hyperlink w:anchor="_Toc239028811" w:history="1">
+      <w:hyperlink w:anchor="_Toc239035447" w:history="1">
         <w:r>
           <w:rPr>
             <w:rStyle w:val="Hyperlink"/>
@@ -1639,7 +1639,7 @@
             <w:noProof/>
             <w:webHidden/>
           </w:rPr>
-          <w:instrText xml:space="preserve"> PAGEREF _Toc239028811 \h </w:instrText>
+          <w:instrText xml:space="preserve"> PAGEREF _Toc239035447 \h </w:instrText>
         </w:r>
         <w:r>
           <w:rPr>
@@ -1685,7 +1685,7 @@
           <w14:ligatures w14:val="standardContextual"/>
         </w:rPr>
       </w:pPr>
-      <w:hyperlink w:anchor="_Toc239028812" w:history="1">
+      <w:hyperlink w:anchor="_Toc239035448" w:history="1">
         <w:r>
           <w:rPr>
             <w:rStyle w:val="Hyperlink"/>
@@ -1712,7 +1712,7 @@
             <w:noProof/>
             <w:webHidden/>
           </w:rPr>
-          <w:instrText xml:space="preserve"> PAGEREF _Toc239028812 \h </w:instrText>
+          <w:instrText xml:space="preserve"> PAGEREF _Toc239035448 \h </w:instrText>
         </w:r>
         <w:r>
           <w:rPr>
@@ -1758,7 +1758,7 @@
           <w14:ligatures w14:val="standardContextual"/>
         </w:rPr>
       </w:pPr>
-      <w:hyperlink w:anchor="_Toc239028813" w:history="1">
+      <w:hyperlink w:anchor="_Toc239035449" w:history="1">
         <w:r>
           <w:rPr>
             <w:rStyle w:val="Hyperlink"/>
@@ -1785,7 +1785,7 @@
             <w:noProof/>
             <w:webHidden/>
           </w:rPr>
-          <w:instrText xml:space="preserve"> PAGEREF _Toc239028813 \h </w:instrText>
+          <w:instrText xml:space="preserve"> PAGEREF _Toc239035449 \h </w:instrText>
         </w:r>
         <w:r>
           <w:rPr>
@@ -1828,7 +1828,7 @@
           <w14:ligatures w14:val="standardContextual"/>
         </w:rPr>
       </w:pPr>
-      <w:hyperlink w:anchor="_Toc239028814" w:history="1">
+      <w:hyperlink w:anchor="_Toc239035450" w:history="1">
         <w:r>
           <w:rPr>
             <w:rStyle w:val="Hyperlink"/>
@@ -1873,7 +1873,7 @@
             <w:noProof/>
             <w:webHidden/>
           </w:rPr>
-          <w:instrText xml:space="preserve"> PAGEREF _Toc239028814 \h </w:instrText>
+          <w:instrText xml:space="preserve"> PAGEREF _Toc239035450 \h </w:instrText>
         </w:r>
         <w:r>
           <w:rPr>
@@ -1919,7 +1919,7 @@
           <w14:ligatures w14:val="standardContextual"/>
         </w:rPr>
       </w:pPr>
-      <w:hyperlink w:anchor="_Toc239028815" w:history="1">
+      <w:hyperlink w:anchor="_Toc239035451" w:history="1">
         <w:r>
           <w:rPr>
             <w:rStyle w:val="Hyperlink"/>
@@ -1946,7 +1946,7 @@
             <w:noProof/>
             <w:webHidden/>
           </w:rPr>
-          <w:instrText xml:space="preserve"> PAGEREF _Toc239028815 \h </w:instrText>
+          <w:instrText xml:space="preserve"> PAGEREF _Toc239035451 \h </w:instrText>
         </w:r>
         <w:r>
           <w:rPr>
@@ -1992,7 +1992,7 @@
           <w14:ligatures w14:val="standardContextual"/>
         </w:rPr>
       </w:pPr>
-      <w:hyperlink w:anchor="_Toc239028816" w:history="1">
+      <w:hyperlink w:anchor="_Toc239035452" w:history="1">
         <w:r>
           <w:rPr>
             <w:rStyle w:val="Hyperlink"/>
@@ -2019,7 +2019,7 @@
             <w:noProof/>
             <w:webHidden/>
           </w:rPr>
-          <w:instrText xml:space="preserve"> PAGEREF _Toc239028816 \h </w:instrText>
+          <w:instrText xml:space="preserve"> PAGEREF _Toc239035452 \h </w:instrText>
         </w:r>
         <w:r>
           <w:rPr>
@@ -2065,7 +2065,7 @@
           <w14:ligatures w14:val="standardContextual"/>
         </w:rPr>
       </w:pPr>
-      <w:hyperlink w:anchor="_Toc239028817" w:history="1">
+      <w:hyperlink w:anchor="_Toc239035453" w:history="1">
         <w:r>
           <w:rPr>
             <w:rStyle w:val="Hyperlink"/>
@@ -2092,7 +2092,7 @@
             <w:noProof/>
             <w:webHidden/>
           </w:rPr>
-          <w:instrText xml:space="preserve"> PAGEREF _Toc239028817 \h </w:instrText>
+          <w:instrText xml:space="preserve"> PAGEREF _Toc239035453 \h </w:instrText>
         </w:r>
         <w:r>
           <w:rPr>
@@ -2138,7 +2138,7 @@
           <w14:ligatures w14:val="standardContextual"/>
         </w:rPr>
       </w:pPr>
-      <w:hyperlink w:anchor="_Toc239028818" w:history="1">
+      <w:hyperlink w:anchor="_Toc239035454" w:history="1">
         <w:r>
           <w:rPr>
             <w:rStyle w:val="Hyperlink"/>
@@ -2165,7 +2165,7 @@
             <w:noProof/>
             <w:webHidden/>
           </w:rPr>
-          <w:instrText xml:space="preserve"> PAGEREF _Toc239028818 \h </w:instrText>
+          <w:instrText xml:space="preserve"> PAGEREF _Toc239035454 \h </w:instrText>
         </w:r>
         <w:r>
           <w:rPr>
@@ -2211,7 +2211,7 @@
           <w14:ligatures w14:val="standardContextual"/>
         </w:rPr>
       </w:pPr>
-      <w:hyperlink w:anchor="_Toc239028819" w:history="1">
+      <w:hyperlink w:anchor="_Toc239035455" w:history="1">
         <w:r>
           <w:rPr>
             <w:rStyle w:val="Hyperlink"/>
@@ -2238,7 +2238,7 @@
             <w:noProof/>
             <w:webHidden/>
           </w:rPr>
-          <w:instrText xml:space="preserve"> PAGEREF _Toc239028819 \h </w:instrText>
+          <w:instrText xml:space="preserve"> PAGEREF _Toc239035455 \h </w:instrText>
         </w:r>
         <w:r>
           <w:rPr>
@@ -2284,7 +2284,7 @@
           <w14:ligatures w14:val="standardContextual"/>
         </w:rPr>
       </w:pPr>
-      <w:hyperlink w:anchor="_Toc239028820" w:history="1">
+      <w:hyperlink w:anchor="_Toc239035456" w:history="1">
         <w:r>
           <w:rPr>
             <w:rStyle w:val="Hyperlink"/>
@@ -2311,7 +2311,7 @@
             <w:noProof/>
             <w:webHidden/>
           </w:rPr>
-          <w:instrText xml:space="preserve"> PAGEREF _Toc239028820 \h </w:instrText>
+          <w:instrText xml:space="preserve"> PAGEREF _Toc239035456 \h </w:instrText>
         </w:r>
         <w:r>
           <w:rPr>
@@ -2354,7 +2354,7 @@
           <w14:ligatures w14:val="standardContextual"/>
         </w:rPr>
       </w:pPr>
-      <w:hyperlink w:anchor="_Toc239028821" w:history="1">
+      <w:hyperlink w:anchor="_Toc239035457" w:history="1">
         <w:r>
           <w:rPr>
             <w:rStyle w:val="Hyperlink"/>
@@ -2399,7 +2399,7 @@
             <w:noProof/>
             <w:webHidden/>
           </w:rPr>
-          <w:instrText xml:space="preserve"> PAGEREF _Toc239028821 \h </w:instrText>
+          <w:instrText xml:space="preserve"> PAGEREF _Toc239035457 \h </w:instrText>
         </w:r>
         <w:r>
           <w:rPr>
@@ -2445,7 +2445,7 @@
           <w14:ligatures w14:val="standardContextual"/>
         </w:rPr>
       </w:pPr>
-      <w:hyperlink w:anchor="_Toc239028822" w:history="1">
+      <w:hyperlink w:anchor="_Toc239035458" w:history="1">
         <w:r>
           <w:rPr>
             <w:rStyle w:val="Hyperlink"/>
@@ -2472,7 +2472,7 @@
             <w:noProof/>
             <w:webHidden/>
           </w:rPr>
-          <w:instrText xml:space="preserve"> PAGEREF _Toc239028822 \h </w:instrText>
+          <w:instrText xml:space="preserve"> PAGEREF _Toc239035458 \h </w:instrText>
         </w:r>
         <w:r>
           <w:rPr>
@@ -2518,7 +2518,7 @@
           <w14:ligatures w14:val="standardContextual"/>
         </w:rPr>
       </w:pPr>
-      <w:hyperlink w:anchor="_Toc239028823" w:history="1">
+      <w:hyperlink w:anchor="_Toc239035459" w:history="1">
         <w:r>
           <w:rPr>
             <w:rStyle w:val="Hyperlink"/>
@@ -2545,7 +2545,7 @@
             <w:noProof/>
             <w:webHidden/>
           </w:rPr>
-          <w:instrText xml:space="preserve"> PAGEREF _Toc239028823 \h </w:instrText>
+          <w:instrText xml:space="preserve"> PAGEREF _Toc239035459 \h </w:instrText>
         </w:r>
         <w:r>
           <w:rPr>
@@ -2591,7 +2591,7 @@
           <w14:ligatures w14:val="standardContextual"/>
         </w:rPr>
       </w:pPr>
-      <w:hyperlink w:anchor="_Toc239028824" w:history="1">
+      <w:hyperlink w:anchor="_Toc239035460" w:history="1">
         <w:r>
           <w:rPr>
             <w:rStyle w:val="Hyperlink"/>
@@ -2618,7 +2618,7 @@
             <w:noProof/>
             <w:webHidden/>
           </w:rPr>
-          <w:instrText xml:space="preserve"> PAGEREF _Toc239028824 \h </w:instrText>
+          <w:instrText xml:space="preserve"> PAGEREF _Toc239035460 \h </w:instrText>
         </w:r>
         <w:r>
           <w:rPr>
@@ -2664,7 +2664,7 @@
           <w14:ligatures w14:val="standardContextual"/>
         </w:rPr>
       </w:pPr>
-      <w:hyperlink w:anchor="_Toc239028825" w:history="1">
+      <w:hyperlink w:anchor="_Toc239035461" w:history="1">
         <w:r>
           <w:rPr>
             <w:rStyle w:val="Hyperlink"/>
@@ -2691,7 +2691,7 @@
             <w:noProof/>
             <w:webHidden/>
           </w:rPr>
-          <w:instrText xml:space="preserve"> PAGEREF _Toc239028825 \h </w:instrText>
+          <w:instrText xml:space="preserve"> PAGEREF _Toc239035461 \h </w:instrText>
         </w:r>
         <w:r>
           <w:rPr>
@@ -2737,7 +2737,7 @@
           <w14:ligatures w14:val="standardContextual"/>
         </w:rPr>
       </w:pPr>
-      <w:hyperlink w:anchor="_Toc239028826" w:history="1">
+      <w:hyperlink w:anchor="_Toc239035462" w:history="1">
         <w:r>
           <w:rPr>
             <w:rStyle w:val="Hyperlink"/>
@@ -2764,7 +2764,7 @@
             <w:noProof/>
             <w:webHidden/>
           </w:rPr>
-          <w:instrText xml:space="preserve"> PAGEREF _Toc239028826 \h </w:instrText>
+          <w:instrText xml:space="preserve"> PAGEREF _Toc239035462 \h </w:instrText>
         </w:r>
         <w:r>
           <w:rPr>
@@ -2810,7 +2810,7 @@
           <w14:ligatures w14:val="standardContextual"/>
         </w:rPr>
       </w:pPr>
-      <w:hyperlink w:anchor="_Toc239028827" w:history="1">
+      <w:hyperlink w:anchor="_Toc239035463" w:history="1">
         <w:r>
           <w:rPr>
             <w:rStyle w:val="Hyperlink"/>
@@ -2837,7 +2837,7 @@
             <w:noProof/>
             <w:webHidden/>
           </w:rPr>
-          <w:instrText xml:space="preserve"> PAGEREF _Toc239028827 \h </w:instrText>
+          <w:instrText xml:space="preserve"> PAGEREF _Toc239035463 \h </w:instrText>
         </w:r>
         <w:r>
           <w:rPr>
@@ -2883,7 +2883,7 @@
           <w14:ligatures w14:val="standardContextual"/>
         </w:rPr>
       </w:pPr>
-      <w:hyperlink w:anchor="_Toc239028828" w:history="1">
+      <w:hyperlink w:anchor="_Toc239035464" w:history="1">
         <w:r>
           <w:rPr>
             <w:rStyle w:val="Hyperlink"/>
@@ -2910,7 +2910,7 @@
             <w:noProof/>
             <w:webHidden/>
           </w:rPr>
-          <w:instrText xml:space="preserve"> PAGEREF _Toc239028828 \h </w:instrText>
+          <w:instrText xml:space="preserve"> PAGEREF _Toc239035464 \h </w:instrText>
         </w:r>
         <w:r>
           <w:rPr>
@@ -2956,7 +2956,7 @@
           <w14:ligatures w14:val="standardContextual"/>
         </w:rPr>
       </w:pPr>
-      <w:hyperlink w:anchor="_Toc239028829" w:history="1">
+      <w:hyperlink w:anchor="_Toc239035465" w:history="1">
         <w:r>
           <w:rPr>
             <w:rStyle w:val="Hyperlink"/>
@@ -2983,7 +2983,7 @@
             <w:noProof/>
             <w:webHidden/>
           </w:rPr>
-          <w:instrText xml:space="preserve"> PAGEREF _Toc239028829 \h </w:instrText>
+          <w:instrText xml:space="preserve"> PAGEREF _Toc239035465 \h </w:instrText>
         </w:r>
         <w:r>
           <w:rPr>
@@ -3026,7 +3026,7 @@
           <w14:ligatures w14:val="standardContextual"/>
         </w:rPr>
       </w:pPr>
-      <w:hyperlink w:anchor="_Toc239028830" w:history="1">
+      <w:hyperlink w:anchor="_Toc239035466" w:history="1">
         <w:r>
           <w:rPr>
             <w:rStyle w:val="Hyperlink"/>
@@ -3071,7 +3071,7 @@
             <w:noProof/>
             <w:webHidden/>
           </w:rPr>
-          <w:instrText xml:space="preserve"> PAGEREF _Toc239028830 \h </w:instrText>
+          <w:instrText xml:space="preserve"> PAGEREF _Toc239035466 \h </w:instrText>
         </w:r>
         <w:r>
           <w:rPr>
@@ -3117,7 +3117,7 @@
           <w14:ligatures w14:val="standardContextual"/>
         </w:rPr>
       </w:pPr>
-      <w:hyperlink w:anchor="_Toc239028831" w:history="1">
+      <w:hyperlink w:anchor="_Toc239035467" w:history="1">
         <w:r>
           <w:rPr>
             <w:rStyle w:val="Hyperlink"/>
@@ -3144,7 +3144,7 @@
             <w:noProof/>
             <w:webHidden/>
           </w:rPr>
-          <w:instrText xml:space="preserve"> PAGEREF _Toc239028831 \h </w:instrText>
+          <w:instrText xml:space="preserve"> PAGEREF _Toc239035467 \h </w:instrText>
         </w:r>
         <w:r>
           <w:rPr>
@@ -3190,7 +3190,7 @@
           <w14:ligatures w14:val="standardContextual"/>
         </w:rPr>
       </w:pPr>
-      <w:hyperlink w:anchor="_Toc239028832" w:history="1">
+      <w:hyperlink w:anchor="_Toc239035468" w:history="1">
         <w:r>
           <w:rPr>
             <w:rStyle w:val="Hyperlink"/>
@@ -3217,7 +3217,7 @@
             <w:noProof/>
             <w:webHidden/>
           </w:rPr>
-          <w:instrText xml:space="preserve"> PAGEREF _Toc239028832 \h </w:instrText>
+          <w:instrText xml:space="preserve"> PAGEREF _Toc239035468 \h </w:instrText>
         </w:r>
         <w:r>
           <w:rPr>
@@ -3263,7 +3263,7 @@
           <w14:ligatures w14:val="standardContextual"/>
         </w:rPr>
       </w:pPr>
-      <w:hyperlink w:anchor="_Toc239028833" w:history="1">
+      <w:hyperlink w:anchor="_Toc239035469" w:history="1">
         <w:r>
           <w:rPr>
             <w:rStyle w:val="Hyperlink"/>
@@ -3290,7 +3290,7 @@
             <w:noProof/>
             <w:webHidden/>
           </w:rPr>
-          <w:instrText xml:space="preserve"> PAGEREF _Toc239028833 \h </w:instrText>
+          <w:instrText xml:space="preserve"> PAGEREF _Toc239035469 \h </w:instrText>
         </w:r>
         <w:r>
           <w:rPr>
@@ -3336,7 +3336,7 @@
           <w14:ligatures w14:val="standardContextual"/>
         </w:rPr>
       </w:pPr>
-      <w:hyperlink w:anchor="_Toc239028834" w:history="1">
+      <w:hyperlink w:anchor="_Toc239035470" w:history="1">
         <w:r>
           <w:rPr>
             <w:rStyle w:val="Hyperlink"/>
@@ -3363,7 +3363,7 @@
             <w:noProof/>
             <w:webHidden/>
           </w:rPr>
-          <w:instrText xml:space="preserve"> PAGEREF _Toc239028834 \h </w:instrText>
+          <w:instrText xml:space="preserve"> PAGEREF _Toc239035470 \h </w:instrText>
         </w:r>
         <w:r>
           <w:rPr>
@@ -3409,7 +3409,7 @@
           <w14:ligatures w14:val="standardContextual"/>
         </w:rPr>
       </w:pPr>
-      <w:hyperlink w:anchor="_Toc239028835" w:history="1">
+      <w:hyperlink w:anchor="_Toc239035471" w:history="1">
         <w:r>
           <w:rPr>
             <w:rStyle w:val="Hyperlink"/>
@@ -3436,7 +3436,7 @@
             <w:noProof/>
             <w:webHidden/>
           </w:rPr>
-          <w:instrText xml:space="preserve"> PAGEREF _Toc239028835 \h </w:instrText>
+          <w:instrText xml:space="preserve"> PAGEREF _Toc239035471 \h </w:instrText>
         </w:r>
         <w:r>
           <w:rPr>
@@ -3482,7 +3482,7 @@
           <w14:ligatures w14:val="standardContextual"/>
         </w:rPr>
       </w:pPr>
-      <w:hyperlink w:anchor="_Toc239028836" w:history="1">
+      <w:hyperlink w:anchor="_Toc239035472" w:history="1">
         <w:r>
           <w:rPr>
             <w:rStyle w:val="Hyperlink"/>
@@ -3509,7 +3509,7 @@
             <w:noProof/>
             <w:webHidden/>
           </w:rPr>
-          <w:instrText xml:space="preserve"> PAGEREF _Toc239028836 \h </w:instrText>
+          <w:instrText xml:space="preserve"> PAGEREF _Toc239035472 \h </w:instrText>
         </w:r>
         <w:r>
           <w:rPr>
@@ -3555,7 +3555,7 @@
           <w14:ligatures w14:val="standardContextual"/>
         </w:rPr>
       </w:pPr>
-      <w:hyperlink w:anchor="_Toc239028837" w:history="1">
+      <w:hyperlink w:anchor="_Toc239035473" w:history="1">
         <w:r>
           <w:rPr>
             <w:rStyle w:val="Hyperlink"/>
@@ -3582,7 +3582,7 @@
             <w:noProof/>
             <w:webHidden/>
           </w:rPr>
-          <w:instrText xml:space="preserve"> PAGEREF _Toc239028837 \h </w:instrText>
+          <w:instrText xml:space="preserve"> PAGEREF _Toc239035473 \h </w:instrText>
         </w:r>
         <w:r>
           <w:rPr>
@@ -3628,7 +3628,7 @@
           <w14:ligatures w14:val="standardContextual"/>
         </w:rPr>
       </w:pPr>
-      <w:hyperlink w:anchor="_Toc239028838" w:history="1">
+      <w:hyperlink w:anchor="_Toc239035474" w:history="1">
         <w:r>
           <w:rPr>
             <w:rStyle w:val="Hyperlink"/>
@@ -3655,7 +3655,7 @@
             <w:noProof/>
             <w:webHidden/>
           </w:rPr>
-          <w:instrText xml:space="preserve"> PAGEREF _Toc239028838 \h </w:instrText>
+          <w:instrText xml:space="preserve"> PAGEREF _Toc239035474 \h </w:instrText>
         </w:r>
         <w:r>
           <w:rPr>
@@ -3698,7 +3698,7 @@
           <w14:ligatures w14:val="standardContextual"/>
         </w:rPr>
       </w:pPr>
-      <w:hyperlink w:anchor="_Toc239028839" w:history="1">
+      <w:hyperlink w:anchor="_Toc239035475" w:history="1">
         <w:r>
           <w:rPr>
             <w:rStyle w:val="Hyperlink"/>
@@ -3743,7 +3743,7 @@
             <w:noProof/>
             <w:webHidden/>
           </w:rPr>
-          <w:instrText xml:space="preserve"> PAGEREF _Toc239028839 \h </w:instrText>
+          <w:instrText xml:space="preserve"> PAGEREF _Toc239035475 \h </w:instrText>
         </w:r>
         <w:r>
           <w:rPr>
@@ -3789,7 +3789,7 @@
           <w14:ligatures w14:val="standardContextual"/>
         </w:rPr>
       </w:pPr>
-      <w:hyperlink w:anchor="_Toc239028840" w:history="1">
+      <w:hyperlink w:anchor="_Toc239035476" w:history="1">
         <w:r>
           <w:rPr>
             <w:rStyle w:val="Hyperlink"/>
@@ -3816,7 +3816,7 @@
             <w:noProof/>
             <w:webHidden/>
           </w:rPr>
-          <w:instrText xml:space="preserve"> PAGEREF _Toc239028840 \h </w:instrText>
+          <w:instrText xml:space="preserve"> PAGEREF _Toc239035476 \h </w:instrText>
         </w:r>
         <w:r>
           <w:rPr>
@@ -3862,7 +3862,7 @@
           <w14:ligatures w14:val="standardContextual"/>
         </w:rPr>
       </w:pPr>
-      <w:hyperlink w:anchor="_Toc239028841" w:history="1">
+      <w:hyperlink w:anchor="_Toc239035477" w:history="1">
         <w:r>
           <w:rPr>
             <w:rStyle w:val="Hyperlink"/>
@@ -3889,7 +3889,7 @@
             <w:noProof/>
             <w:webHidden/>
           </w:rPr>
-          <w:instrText xml:space="preserve"> PAGEREF _Toc239028841 \h </w:instrText>
+          <w:instrText xml:space="preserve"> PAGEREF _Toc239035477 \h </w:instrText>
         </w:r>
         <w:r>
           <w:rPr>
@@ -3935,7 +3935,7 @@
           <w14:ligatures w14:val="standardContextual"/>
         </w:rPr>
       </w:pPr>
-      <w:hyperlink w:anchor="_Toc239028842" w:history="1">
+      <w:hyperlink w:anchor="_Toc239035478" w:history="1">
         <w:r>
           <w:rPr>
             <w:rStyle w:val="Hyperlink"/>
@@ -3962,7 +3962,7 @@
             <w:noProof/>
             <w:webHidden/>
           </w:rPr>
-          <w:instrText xml:space="preserve"> PAGEREF _Toc239028842 \h </w:instrText>
+          <w:instrText xml:space="preserve"> PAGEREF _Toc239035478 \h </w:instrText>
         </w:r>
         <w:r>
           <w:rPr>
@@ -4008,7 +4008,7 @@
           <w14:ligatures w14:val="standardContextual"/>
         </w:rPr>
       </w:pPr>
-      <w:hyperlink w:anchor="_Toc239028843" w:history="1">
+      <w:hyperlink w:anchor="_Toc239035479" w:history="1">
         <w:r>
           <w:rPr>
             <w:rStyle w:val="Hyperlink"/>
@@ -4035,7 +4035,7 @@
             <w:noProof/>
             <w:webHidden/>
           </w:rPr>
-          <w:instrText xml:space="preserve"> PAGEREF _Toc239028843 \h </w:instrText>
+          <w:instrText xml:space="preserve"> PAGEREF _Toc239035479 \h </w:instrText>
         </w:r>
         <w:r>
           <w:rPr>
@@ -4081,7 +4081,7 @@
           <w14:ligatures w14:val="standardContextual"/>
         </w:rPr>
       </w:pPr>
-      <w:hyperlink w:anchor="_Toc239028844" w:history="1">
+      <w:hyperlink w:anchor="_Toc239035480" w:history="1">
         <w:r>
           <w:rPr>
             <w:rStyle w:val="Hyperlink"/>
@@ -4108,7 +4108,7 @@
             <w:noProof/>
             <w:webHidden/>
           </w:rPr>
-          <w:instrText xml:space="preserve"> PAGEREF _Toc239028844 \h </w:instrText>
+          <w:instrText xml:space="preserve"> PAGEREF _Toc239035480 \h </w:instrText>
         </w:r>
         <w:r>
           <w:rPr>
@@ -4154,7 +4154,7 @@
           <w14:ligatures w14:val="standardContextual"/>
         </w:rPr>
       </w:pPr>
-      <w:hyperlink w:anchor="_Toc239028845" w:history="1">
+      <w:hyperlink w:anchor="_Toc239035481" w:history="1">
         <w:r>
           <w:rPr>
             <w:rStyle w:val="Hyperlink"/>
@@ -4181,7 +4181,7 @@
             <w:noProof/>
             <w:webHidden/>
           </w:rPr>
-          <w:instrText xml:space="preserve"> PAGEREF _Toc239028845 \h </w:instrText>
+          <w:instrText xml:space="preserve"> PAGEREF _Toc239035481 \h </w:instrText>
         </w:r>
         <w:r>
           <w:rPr>
@@ -4227,7 +4227,7 @@
           <w14:ligatures w14:val="standardContextual"/>
         </w:rPr>
       </w:pPr>
-      <w:hyperlink w:anchor="_Toc239028846" w:history="1">
+      <w:hyperlink w:anchor="_Toc239035482" w:history="1">
         <w:r>
           <w:rPr>
             <w:rStyle w:val="Hyperlink"/>
@@ -4254,7 +4254,7 @@
             <w:noProof/>
             <w:webHidden/>
           </w:rPr>
-          <w:instrText xml:space="preserve"> PAGEREF _Toc239028846 \h </w:instrText>
+          <w:instrText xml:space="preserve"> PAGEREF _Toc239035482 \h </w:instrText>
         </w:r>
         <w:r>
           <w:rPr>
@@ -4300,7 +4300,7 @@
           <w14:ligatures w14:val="standardContextual"/>
         </w:rPr>
       </w:pPr>
-      <w:hyperlink w:anchor="_Toc239028847" w:history="1">
+      <w:hyperlink w:anchor="_Toc239035483" w:history="1">
         <w:r>
           <w:rPr>
             <w:rStyle w:val="Hyperlink"/>
@@ -4327,7 +4327,7 @@
             <w:noProof/>
             <w:webHidden/>
           </w:rPr>
-          <w:instrText xml:space="preserve"> PAGEREF _Toc239028847 \h </w:instrText>
+          <w:instrText xml:space="preserve"> PAGEREF _Toc239035483 \h </w:instrText>
         </w:r>
         <w:r>
           <w:rPr>
@@ -4373,7 +4373,7 @@
           <w14:ligatures w14:val="standardContextual"/>
         </w:rPr>
       </w:pPr>
-      <w:hyperlink w:anchor="_Toc239028848" w:history="1">
+      <w:hyperlink w:anchor="_Toc239035484" w:history="1">
         <w:r>
           <w:rPr>
             <w:rStyle w:val="Hyperlink"/>
@@ -4400,7 +4400,7 @@
             <w:noProof/>
             <w:webHidden/>
           </w:rPr>
-          <w:instrText xml:space="preserve"> PAGEREF _Toc239028848 \h </w:instrText>
+          <w:instrText xml:space="preserve"> PAGEREF _Toc239035484 \h </w:instrText>
         </w:r>
         <w:r>
           <w:rPr>
@@ -4446,7 +4446,7 @@
           <w14:ligatures w14:val="standardContextual"/>
         </w:rPr>
       </w:pPr>
-      <w:hyperlink w:anchor="_Toc239028849" w:history="1">
+      <w:hyperlink w:anchor="_Toc239035485" w:history="1">
         <w:r>
           <w:rPr>
             <w:rStyle w:val="Hyperlink"/>
@@ -4473,7 +4473,7 @@
             <w:noProof/>
             <w:webHidden/>
           </w:rPr>
-          <w:instrText xml:space="preserve"> PAGEREF _Toc239028849 \h </w:instrText>
+          <w:instrText xml:space="preserve"> PAGEREF _Toc239035485 \h </w:instrText>
         </w:r>
         <w:r>
           <w:rPr>
@@ -4519,7 +4519,7 @@
           <w14:ligatures w14:val="standardContextual"/>
         </w:rPr>
       </w:pPr>
-      <w:hyperlink w:anchor="_Toc239028850" w:history="1">
+      <w:hyperlink w:anchor="_Toc239035486" w:history="1">
         <w:r>
           <w:rPr>
             <w:rStyle w:val="Hyperlink"/>
@@ -4546,7 +4546,7 @@
             <w:noProof/>
             <w:webHidden/>
           </w:rPr>
-          <w:instrText xml:space="preserve"> PAGEREF _Toc239028850 \h </w:instrText>
+          <w:instrText xml:space="preserve"> PAGEREF _Toc239035486 \h </w:instrText>
         </w:r>
         <w:r>
           <w:rPr>
@@ -4592,7 +4592,7 @@
           <w14:ligatures w14:val="standardContextual"/>
         </w:rPr>
       </w:pPr>
-      <w:hyperlink w:anchor="_Toc239028851" w:history="1">
+      <w:hyperlink w:anchor="_Toc239035487" w:history="1">
         <w:r>
           <w:rPr>
             <w:rStyle w:val="Hyperlink"/>
@@ -4619,7 +4619,7 @@
             <w:noProof/>
             <w:webHidden/>
           </w:rPr>
-          <w:instrText xml:space="preserve"> PAGEREF _Toc239028851 \h </w:instrText>
+          <w:instrText xml:space="preserve"> PAGEREF _Toc239035487 \h </w:instrText>
         </w:r>
         <w:r>
           <w:rPr>
@@ -4640,94 +4640,6 @@
             <w:webHidden/>
           </w:rPr>
           <w:t>39</w:t>
-        </w:r>
-        <w:r>
-          <w:rPr>
-            <w:noProof/>
-            <w:webHidden/>
-          </w:rPr>
-          <w:fldChar w:fldCharType="end"/>
-        </w:r>
-      </w:hyperlink>
-    </w:p>
-    <w:p>
-      <w:pPr>
-        <w:pStyle w:val="TOC1"/>
-        <w:rPr>
-          <w:rFonts w:asciiTheme="minorHAnsi" w:eastAsiaTheme="minorEastAsia" w:hAnsiTheme="minorHAnsi" w:cstheme="minorBidi"/>
-          <w:noProof/>
-          <w:kern w:val="2"/>
-          <w:sz w:val="24"/>
-          <w:szCs w:val="24"/>
-          <w14:ligatures w14:val="standardContextual"/>
-        </w:rPr>
-      </w:pPr>
-      <w:hyperlink w:anchor="_Toc239028852" w:history="1">
-        <w:r>
-          <w:rPr>
-            <w:rStyle w:val="Hyperlink"/>
-            <w:noProof/>
-          </w:rPr>
-          <w:t>8.</w:t>
-        </w:r>
-        <w:r>
-          <w:rPr>
-            <w:rFonts w:asciiTheme="minorHAnsi" w:eastAsiaTheme="minorEastAsia" w:hAnsiTheme="minorHAnsi" w:cstheme="minorBidi"/>
-            <w:noProof/>
-            <w:kern w:val="2"/>
-            <w:sz w:val="24"/>
-            <w:szCs w:val="24"/>
-            <w14:ligatures w14:val="standardContextual"/>
-          </w:rPr>
-          <w:tab/>
-        </w:r>
-        <w:r>
-          <w:rPr>
-            <w:rStyle w:val="Hyperlink"/>
-            <w:noProof/>
-          </w:rPr>
-          <w:t>Дискусија</w:t>
-        </w:r>
-        <w:r>
-          <w:rPr>
-            <w:noProof/>
-            <w:webHidden/>
-          </w:rPr>
-          <w:tab/>
-        </w:r>
-        <w:r>
-          <w:rPr>
-            <w:noProof/>
-            <w:webHidden/>
-          </w:rPr>
-          <w:fldChar w:fldCharType="begin"/>
-        </w:r>
-        <w:r>
-          <w:rPr>
-            <w:noProof/>
-            <w:webHidden/>
-          </w:rPr>
-          <w:instrText xml:space="preserve"> PAGEREF _Toc239028852 \h </w:instrText>
-        </w:r>
-        <w:r>
-          <w:rPr>
-            <w:noProof/>
-            <w:webHidden/>
-          </w:rPr>
-        </w:r>
-        <w:r>
-          <w:rPr>
-            <w:noProof/>
-            <w:webHidden/>
-          </w:rPr>
-          <w:fldChar w:fldCharType="separate"/>
-        </w:r>
-        <w:r>
-          <w:rPr>
-            <w:noProof/>
-            <w:webHidden/>
-          </w:rPr>
-          <w:t>41</w:t>
         </w:r>
         <w:r>
           <w:rPr>
@@ -4753,13 +4665,13 @@
           <w14:ligatures w14:val="standardContextual"/>
         </w:rPr>
       </w:pPr>
-      <w:hyperlink w:anchor="_Toc239028853" w:history="1">
+      <w:hyperlink w:anchor="_Toc239035488" w:history="1">
         <w:r>
           <w:rPr>
             <w:rStyle w:val="Hyperlink"/>
             <w:noProof/>
           </w:rPr>
-          <w:t>8.1 Импликације за примену</w:t>
+          <w:t>7.13 Ублажавање системским захтевом</w:t>
         </w:r>
         <w:r>
           <w:rPr>
@@ -4780,7 +4692,95 @@
             <w:noProof/>
             <w:webHidden/>
           </w:rPr>
-          <w:instrText xml:space="preserve"> PAGEREF _Toc239028853 \h </w:instrText>
+          <w:instrText xml:space="preserve"> PAGEREF _Toc239035488 \h </w:instrText>
+        </w:r>
+        <w:r>
+          <w:rPr>
+            <w:noProof/>
+            <w:webHidden/>
+          </w:rPr>
+        </w:r>
+        <w:r>
+          <w:rPr>
+            <w:noProof/>
+            <w:webHidden/>
+          </w:rPr>
+          <w:fldChar w:fldCharType="separate"/>
+        </w:r>
+        <w:r>
+          <w:rPr>
+            <w:noProof/>
+            <w:webHidden/>
+          </w:rPr>
+          <w:t>40</w:t>
+        </w:r>
+        <w:r>
+          <w:rPr>
+            <w:noProof/>
+            <w:webHidden/>
+          </w:rPr>
+          <w:fldChar w:fldCharType="end"/>
+        </w:r>
+      </w:hyperlink>
+    </w:p>
+    <w:p>
+      <w:pPr>
+        <w:pStyle w:val="TOC1"/>
+        <w:rPr>
+          <w:rFonts w:asciiTheme="minorHAnsi" w:eastAsiaTheme="minorEastAsia" w:hAnsiTheme="minorHAnsi" w:cstheme="minorBidi"/>
+          <w:noProof/>
+          <w:kern w:val="2"/>
+          <w:sz w:val="24"/>
+          <w:szCs w:val="24"/>
+          <w14:ligatures w14:val="standardContextual"/>
+        </w:rPr>
+      </w:pPr>
+      <w:hyperlink w:anchor="_Toc239035489" w:history="1">
+        <w:r>
+          <w:rPr>
+            <w:rStyle w:val="Hyperlink"/>
+            <w:noProof/>
+          </w:rPr>
+          <w:t>8.</w:t>
+        </w:r>
+        <w:r>
+          <w:rPr>
+            <w:rFonts w:asciiTheme="minorHAnsi" w:eastAsiaTheme="minorEastAsia" w:hAnsiTheme="minorHAnsi" w:cstheme="minorBidi"/>
+            <w:noProof/>
+            <w:kern w:val="2"/>
+            <w:sz w:val="24"/>
+            <w:szCs w:val="24"/>
+            <w14:ligatures w14:val="standardContextual"/>
+          </w:rPr>
+          <w:tab/>
+        </w:r>
+        <w:r>
+          <w:rPr>
+            <w:rStyle w:val="Hyperlink"/>
+            <w:noProof/>
+          </w:rPr>
+          <w:t>Дискусија</w:t>
+        </w:r>
+        <w:r>
+          <w:rPr>
+            <w:noProof/>
+            <w:webHidden/>
+          </w:rPr>
+          <w:tab/>
+        </w:r>
+        <w:r>
+          <w:rPr>
+            <w:noProof/>
+            <w:webHidden/>
+          </w:rPr>
+          <w:fldChar w:fldCharType="begin"/>
+        </w:r>
+        <w:r>
+          <w:rPr>
+            <w:noProof/>
+            <w:webHidden/>
+          </w:rPr>
+          <w:instrText xml:space="preserve"> PAGEREF _Toc239035489 \h </w:instrText>
         </w:r>
         <w:r>
           <w:rPr>
@@ -4826,13 +4826,13 @@
           <w14:ligatures w14:val="standardContextual"/>
         </w:rPr>
       </w:pPr>
-      <w:hyperlink w:anchor="_Toc239028854" w:history="1">
+      <w:hyperlink w:anchor="_Toc239035490" w:history="1">
         <w:r>
           <w:rPr>
             <w:rStyle w:val="Hyperlink"/>
             <w:noProof/>
           </w:rPr>
-          <w:t>8.2 Зашто је контекстуална природа појаве добра вест за овај домен</w:t>
+          <w:t>8.1 Импликације за примену</w:t>
         </w:r>
         <w:r>
           <w:rPr>
@@ -4853,7 +4853,7 @@
             <w:noProof/>
             <w:webHidden/>
           </w:rPr>
-          <w:instrText xml:space="preserve"> PAGEREF _Toc239028854 \h </w:instrText>
+          <w:instrText xml:space="preserve"> PAGEREF _Toc239035490 \h </w:instrText>
         </w:r>
         <w:r>
           <w:rPr>
@@ -4899,13 +4899,13 @@
           <w14:ligatures w14:val="standardContextual"/>
         </w:rPr>
       </w:pPr>
-      <w:hyperlink w:anchor="_Toc239028855" w:history="1">
+      <w:hyperlink w:anchor="_Toc239035491" w:history="1">
         <w:r>
           <w:rPr>
             <w:rStyle w:val="Hyperlink"/>
             <w:noProof/>
           </w:rPr>
-          <w:t>8.3 Методолошка поука</w:t>
+          <w:t>8.2 Зашто је контекстуална природа појаве добра вест за овај домен</w:t>
         </w:r>
         <w:r>
           <w:rPr>
@@ -4926,7 +4926,7 @@
             <w:noProof/>
             <w:webHidden/>
           </w:rPr>
-          <w:instrText xml:space="preserve"> PAGEREF _Toc239028855 \h </w:instrText>
+          <w:instrText xml:space="preserve"> PAGEREF _Toc239035491 \h </w:instrText>
         </w:r>
         <w:r>
           <w:rPr>
@@ -4972,13 +4972,13 @@
           <w14:ligatures w14:val="standardContextual"/>
         </w:rPr>
       </w:pPr>
-      <w:hyperlink w:anchor="_Toc239028856" w:history="1">
+      <w:hyperlink w:anchor="_Toc239035492" w:history="1">
         <w:r>
           <w:rPr>
             <w:rStyle w:val="Hyperlink"/>
             <w:noProof/>
           </w:rPr>
-          <w:t>8.4 Разматрања перформанси и трошкова</w:t>
+          <w:t>8.3 Методолошка поука</w:t>
         </w:r>
         <w:r>
           <w:rPr>
@@ -4999,7 +4999,7 @@
             <w:noProof/>
             <w:webHidden/>
           </w:rPr>
-          <w:instrText xml:space="preserve"> PAGEREF _Toc239028856 \h </w:instrText>
+          <w:instrText xml:space="preserve"> PAGEREF _Toc239035492 \h </w:instrText>
         </w:r>
         <w:r>
           <w:rPr>
@@ -5019,7 +5019,7 @@
             <w:noProof/>
             <w:webHidden/>
           </w:rPr>
-          <w:t>42</w:t>
+          <w:t>41</w:t>
         </w:r>
         <w:r>
           <w:rPr>
@@ -5045,13 +5045,13 @@
           <w14:ligatures w14:val="standardContextual"/>
         </w:rPr>
       </w:pPr>
-      <w:hyperlink w:anchor="_Toc239028857" w:history="1">
+      <w:hyperlink w:anchor="_Toc239035493" w:history="1">
         <w:r>
           <w:rPr>
             <w:rStyle w:val="Hyperlink"/>
             <w:noProof/>
           </w:rPr>
-          <w:t>8.5 Правци ублажавања</w:t>
+          <w:t>8.4 Разматрања перформанси и трошкова</w:t>
         </w:r>
         <w:r>
           <w:rPr>
@@ -5072,7 +5072,7 @@
             <w:noProof/>
             <w:webHidden/>
           </w:rPr>
-          <w:instrText xml:space="preserve"> PAGEREF _Toc239028857 \h </w:instrText>
+          <w:instrText xml:space="preserve"> PAGEREF _Toc239035493 \h </w:instrText>
         </w:r>
         <w:r>
           <w:rPr>
@@ -5092,7 +5092,7 @@
             <w:noProof/>
             <w:webHidden/>
           </w:rPr>
-          <w:t>43</w:t>
+          <w:t>42</w:t>
         </w:r>
         <w:r>
           <w:rPr>
@@ -5118,13 +5118,13 @@
           <w14:ligatures w14:val="standardContextual"/>
         </w:rPr>
       </w:pPr>
-      <w:hyperlink w:anchor="_Toc239028858" w:history="1">
+      <w:hyperlink w:anchor="_Toc239035494" w:history="1">
         <w:r>
           <w:rPr>
             <w:rStyle w:val="Hyperlink"/>
             <w:noProof/>
           </w:rPr>
-          <w:t>8.6 Ограничења истраживања</w:t>
+          <w:t>8.5 Правци ублажавања</w:t>
         </w:r>
         <w:r>
           <w:rPr>
@@ -5145,7 +5145,7 @@
             <w:noProof/>
             <w:webHidden/>
           </w:rPr>
-          <w:instrText xml:space="preserve"> PAGEREF _Toc239028858 \h </w:instrText>
+          <w:instrText xml:space="preserve"> PAGEREF _Toc239035494 \h </w:instrText>
         </w:r>
         <w:r>
           <w:rPr>
@@ -5191,13 +5191,13 @@
           <w14:ligatures w14:val="standardContextual"/>
         </w:rPr>
       </w:pPr>
-      <w:hyperlink w:anchor="_Toc239028859" w:history="1">
+      <w:hyperlink w:anchor="_Toc239035495" w:history="1">
         <w:r>
           <w:rPr>
             <w:rStyle w:val="Hyperlink"/>
             <w:noProof/>
           </w:rPr>
-          <w:t>8.7 Претње валидности</w:t>
+          <w:t>8.6 Ограничења истраживања</w:t>
         </w:r>
         <w:r>
           <w:rPr>
@@ -5218,7 +5218,7 @@
             <w:noProof/>
             <w:webHidden/>
           </w:rPr>
-          <w:instrText xml:space="preserve"> PAGEREF _Toc239028859 \h </w:instrText>
+          <w:instrText xml:space="preserve"> PAGEREF _Toc239035495 \h </w:instrText>
         </w:r>
         <w:r>
           <w:rPr>
@@ -5238,95 +5238,7 @@
             <w:noProof/>
             <w:webHidden/>
           </w:rPr>
-          <w:t>44</w:t>
-        </w:r>
-        <w:r>
-          <w:rPr>
-            <w:noProof/>
-            <w:webHidden/>
-          </w:rPr>
-          <w:fldChar w:fldCharType="end"/>
-        </w:r>
-      </w:hyperlink>
-    </w:p>
-    <w:p>
-      <w:pPr>
-        <w:pStyle w:val="TOC1"/>
-        <w:rPr>
-          <w:rFonts w:asciiTheme="minorHAnsi" w:eastAsiaTheme="minorEastAsia" w:hAnsiTheme="minorHAnsi" w:cstheme="minorBidi"/>
-          <w:noProof/>
-          <w:kern w:val="2"/>
-          <w:sz w:val="24"/>
-          <w:szCs w:val="24"/>
-          <w14:ligatures w14:val="standardContextual"/>
-        </w:rPr>
-      </w:pPr>
-      <w:hyperlink w:anchor="_Toc239028860" w:history="1">
-        <w:r>
-          <w:rPr>
-            <w:rStyle w:val="Hyperlink"/>
-            <w:noProof/>
-          </w:rPr>
-          <w:t>9.</w:t>
-        </w:r>
-        <w:r>
-          <w:rPr>
-            <w:rFonts w:asciiTheme="minorHAnsi" w:eastAsiaTheme="minorEastAsia" w:hAnsiTheme="minorHAnsi" w:cstheme="minorBidi"/>
-            <w:noProof/>
-            <w:kern w:val="2"/>
-            <w:sz w:val="24"/>
-            <w:szCs w:val="24"/>
-            <w14:ligatures w14:val="standardContextual"/>
-          </w:rPr>
-          <w:tab/>
-        </w:r>
-        <w:r>
-          <w:rPr>
-            <w:rStyle w:val="Hyperlink"/>
-            <w:noProof/>
-          </w:rPr>
-          <w:t>Закључак</w:t>
-        </w:r>
-        <w:r>
-          <w:rPr>
-            <w:noProof/>
-            <w:webHidden/>
-          </w:rPr>
-          <w:tab/>
-        </w:r>
-        <w:r>
-          <w:rPr>
-            <w:noProof/>
-            <w:webHidden/>
-          </w:rPr>
-          <w:fldChar w:fldCharType="begin"/>
-        </w:r>
-        <w:r>
-          <w:rPr>
-            <w:noProof/>
-            <w:webHidden/>
-          </w:rPr>
-          <w:instrText xml:space="preserve"> PAGEREF _Toc239028860 \h </w:instrText>
-        </w:r>
-        <w:r>
-          <w:rPr>
-            <w:noProof/>
-            <w:webHidden/>
-          </w:rPr>
-        </w:r>
-        <w:r>
-          <w:rPr>
-            <w:noProof/>
-            <w:webHidden/>
-          </w:rPr>
-          <w:fldChar w:fldCharType="separate"/>
-        </w:r>
-        <w:r>
-          <w:rPr>
-            <w:noProof/>
-            <w:webHidden/>
-          </w:rPr>
-          <w:t>45</w:t>
+          <w:t>43</w:t>
         </w:r>
         <w:r>
           <w:rPr>
@@ -5352,13 +5264,13 @@
           <w14:ligatures w14:val="standardContextual"/>
         </w:rPr>
       </w:pPr>
-      <w:hyperlink w:anchor="_Toc239028861" w:history="1">
+      <w:hyperlink w:anchor="_Toc239035496" w:history="1">
         <w:r>
           <w:rPr>
             <w:rStyle w:val="Hyperlink"/>
             <w:noProof/>
           </w:rPr>
-          <w:t>9.1 Резиме истраживања</w:t>
+          <w:t>8.7 Претње валидности</w:t>
         </w:r>
         <w:r>
           <w:rPr>
@@ -5379,7 +5291,95 @@
             <w:noProof/>
             <w:webHidden/>
           </w:rPr>
-          <w:instrText xml:space="preserve"> PAGEREF _Toc239028861 \h </w:instrText>
+          <w:instrText xml:space="preserve"> PAGEREF _Toc239035496 \h </w:instrText>
+        </w:r>
+        <w:r>
+          <w:rPr>
+            <w:noProof/>
+            <w:webHidden/>
+          </w:rPr>
+        </w:r>
+        <w:r>
+          <w:rPr>
+            <w:noProof/>
+            <w:webHidden/>
+          </w:rPr>
+          <w:fldChar w:fldCharType="separate"/>
+        </w:r>
+        <w:r>
+          <w:rPr>
+            <w:noProof/>
+            <w:webHidden/>
+          </w:rPr>
+          <w:t>44</w:t>
+        </w:r>
+        <w:r>
+          <w:rPr>
+            <w:noProof/>
+            <w:webHidden/>
+          </w:rPr>
+          <w:fldChar w:fldCharType="end"/>
+        </w:r>
+      </w:hyperlink>
+    </w:p>
+    <w:p>
+      <w:pPr>
+        <w:pStyle w:val="TOC1"/>
+        <w:rPr>
+          <w:rFonts w:asciiTheme="minorHAnsi" w:eastAsiaTheme="minorEastAsia" w:hAnsiTheme="minorHAnsi" w:cstheme="minorBidi"/>
+          <w:noProof/>
+          <w:kern w:val="2"/>
+          <w:sz w:val="24"/>
+          <w:szCs w:val="24"/>
+          <w14:ligatures w14:val="standardContextual"/>
+        </w:rPr>
+      </w:pPr>
+      <w:hyperlink w:anchor="_Toc239035497" w:history="1">
+        <w:r>
+          <w:rPr>
+            <w:rStyle w:val="Hyperlink"/>
+            <w:noProof/>
+          </w:rPr>
+          <w:t>9.</w:t>
+        </w:r>
+        <w:r>
+          <w:rPr>
+            <w:rFonts w:asciiTheme="minorHAnsi" w:eastAsiaTheme="minorEastAsia" w:hAnsiTheme="minorHAnsi" w:cstheme="minorBidi"/>
+            <w:noProof/>
+            <w:kern w:val="2"/>
+            <w:sz w:val="24"/>
+            <w:szCs w:val="24"/>
+            <w14:ligatures w14:val="standardContextual"/>
+          </w:rPr>
+          <w:tab/>
+        </w:r>
+        <w:r>
+          <w:rPr>
+            <w:rStyle w:val="Hyperlink"/>
+            <w:noProof/>
+          </w:rPr>
+          <w:t>Закључак</w:t>
+        </w:r>
+        <w:r>
+          <w:rPr>
+            <w:noProof/>
+            <w:webHidden/>
+          </w:rPr>
+          <w:tab/>
+        </w:r>
+        <w:r>
+          <w:rPr>
+            <w:noProof/>
+            <w:webHidden/>
+          </w:rPr>
+          <w:fldChar w:fldCharType="begin"/>
+        </w:r>
+        <w:r>
+          <w:rPr>
+            <w:noProof/>
+            <w:webHidden/>
+          </w:rPr>
+          <w:instrText xml:space="preserve"> PAGEREF _Toc239035497 \h </w:instrText>
         </w:r>
         <w:r>
           <w:rPr>
@@ -5425,13 +5425,13 @@
           <w14:ligatures w14:val="standardContextual"/>
         </w:rPr>
       </w:pPr>
-      <w:hyperlink w:anchor="_Toc239028862" w:history="1">
+      <w:hyperlink w:anchor="_Toc239035498" w:history="1">
         <w:r>
           <w:rPr>
             <w:rStyle w:val="Hyperlink"/>
             <w:noProof/>
           </w:rPr>
-          <w:t>9.2 Одговори на истраживачка питања</w:t>
+          <w:t>9.1 Резиме истраживања</w:t>
         </w:r>
         <w:r>
           <w:rPr>
@@ -5452,7 +5452,7 @@
             <w:noProof/>
             <w:webHidden/>
           </w:rPr>
-          <w:instrText xml:space="preserve"> PAGEREF _Toc239028862 \h </w:instrText>
+          <w:instrText xml:space="preserve"> PAGEREF _Toc239035498 \h </w:instrText>
         </w:r>
         <w:r>
           <w:rPr>
@@ -5498,13 +5498,13 @@
           <w14:ligatures w14:val="standardContextual"/>
         </w:rPr>
       </w:pPr>
-      <w:hyperlink w:anchor="_Toc239028863" w:history="1">
+      <w:hyperlink w:anchor="_Toc239035499" w:history="1">
         <w:r>
           <w:rPr>
             <w:rStyle w:val="Hyperlink"/>
             <w:noProof/>
           </w:rPr>
-          <w:t>9.3 Практична примена</w:t>
+          <w:t>9.2 Одговори на истраживачка питања</w:t>
         </w:r>
         <w:r>
           <w:rPr>
@@ -5525,7 +5525,7 @@
             <w:noProof/>
             <w:webHidden/>
           </w:rPr>
-          <w:instrText xml:space="preserve"> PAGEREF _Toc239028863 \h </w:instrText>
+          <w:instrText xml:space="preserve"> PAGEREF _Toc239035499 \h </w:instrText>
         </w:r>
         <w:r>
           <w:rPr>
@@ -5571,13 +5571,13 @@
           <w14:ligatures w14:val="standardContextual"/>
         </w:rPr>
       </w:pPr>
-      <w:hyperlink w:anchor="_Toc239028864" w:history="1">
+      <w:hyperlink w:anchor="_Toc239035500" w:history="1">
         <w:r>
           <w:rPr>
             <w:rStyle w:val="Hyperlink"/>
             <w:noProof/>
           </w:rPr>
-          <w:t>9.4 Теоријски допринос</w:t>
+          <w:t>9.3 Практична примена</w:t>
         </w:r>
         <w:r>
           <w:rPr>
@@ -5598,7 +5598,7 @@
             <w:noProof/>
             <w:webHidden/>
           </w:rPr>
-          <w:instrText xml:space="preserve"> PAGEREF _Toc239028864 \h </w:instrText>
+          <w:instrText xml:space="preserve"> PAGEREF _Toc239035500 \h </w:instrText>
         </w:r>
         <w:r>
           <w:rPr>
@@ -5618,7 +5618,7 @@
             <w:noProof/>
             <w:webHidden/>
           </w:rPr>
-          <w:t>46</w:t>
+          <w:t>45</w:t>
         </w:r>
         <w:r>
           <w:rPr>
@@ -5644,13 +5644,13 @@
           <w14:ligatures w14:val="standardContextual"/>
         </w:rPr>
       </w:pPr>
-      <w:hyperlink w:anchor="_Toc239028865" w:history="1">
+      <w:hyperlink w:anchor="_Toc239035501" w:history="1">
         <w:r>
           <w:rPr>
             <w:rStyle w:val="Hyperlink"/>
             <w:noProof/>
           </w:rPr>
-          <w:t>9.5 Будући рад</w:t>
+          <w:t>9.4 Теоријски допринос</w:t>
         </w:r>
         <w:r>
           <w:rPr>
@@ -5671,7 +5671,7 @@
             <w:noProof/>
             <w:webHidden/>
           </w:rPr>
-          <w:instrText xml:space="preserve"> PAGEREF _Toc239028865 \h </w:instrText>
+          <w:instrText xml:space="preserve"> PAGEREF _Toc239035501 \h </w:instrText>
         </w:r>
         <w:r>
           <w:rPr>
@@ -5717,12 +5717,85 @@
           <w14:ligatures w14:val="standardContextual"/>
         </w:rPr>
       </w:pPr>
-      <w:hyperlink w:anchor="_Toc239028866" w:history="1">
+      <w:hyperlink w:anchor="_Toc239035502" w:history="1">
         <w:r>
           <w:rPr>
             <w:rStyle w:val="Hyperlink"/>
             <w:noProof/>
           </w:rPr>
+          <w:t>9.5 Будући рад</w:t>
+        </w:r>
+        <w:r>
+          <w:rPr>
+            <w:noProof/>
+            <w:webHidden/>
+          </w:rPr>
+          <w:tab/>
+        </w:r>
+        <w:r>
+          <w:rPr>
+            <w:noProof/>
+            <w:webHidden/>
+          </w:rPr>
+          <w:fldChar w:fldCharType="begin"/>
+        </w:r>
+        <w:r>
+          <w:rPr>
+            <w:noProof/>
+            <w:webHidden/>
+          </w:rPr>
+          <w:instrText xml:space="preserve"> PAGEREF _Toc239035502 \h </w:instrText>
+        </w:r>
+        <w:r>
+          <w:rPr>
+            <w:noProof/>
+            <w:webHidden/>
+          </w:rPr>
+        </w:r>
+        <w:r>
+          <w:rPr>
+            <w:noProof/>
+            <w:webHidden/>
+          </w:rPr>
+          <w:fldChar w:fldCharType="separate"/>
+        </w:r>
+        <w:r>
+          <w:rPr>
+            <w:noProof/>
+            <w:webHidden/>
+          </w:rPr>
+          <w:t>46</w:t>
+        </w:r>
+        <w:r>
+          <w:rPr>
+            <w:noProof/>
+            <w:webHidden/>
+          </w:rPr>
+          <w:fldChar w:fldCharType="end"/>
+        </w:r>
+      </w:hyperlink>
+    </w:p>
+    <w:p>
+      <w:pPr>
+        <w:pStyle w:val="TOC2"/>
+        <w:tabs>
+          <w:tab w:val="right" w:leader="dot" w:pos="9912"/>
+        </w:tabs>
+        <w:rPr>
+          <w:rFonts w:asciiTheme="minorHAnsi" w:eastAsiaTheme="minorEastAsia" w:hAnsiTheme="minorHAnsi" w:cstheme="minorBidi"/>
+          <w:noProof/>
+          <w:kern w:val="2"/>
+          <w:sz w:val="24"/>
+          <w:szCs w:val="24"/>
+          <w14:ligatures w14:val="standardContextual"/>
+        </w:rPr>
+      </w:pPr>
+      <w:hyperlink w:anchor="_Toc239035503" w:history="1">
+        <w:r>
+          <w:rPr>
+            <w:rStyle w:val="Hyperlink"/>
+            <w:noProof/>
+          </w:rPr>
           <w:t>9.6 Финална разматрања</w:t>
         </w:r>
         <w:r>
@@ -5744,7 +5817,7 @@
             <w:noProof/>
             <w:webHidden/>
           </w:rPr>
-          <w:instrText xml:space="preserve"> PAGEREF _Toc239028866 \h </w:instrText>
+          <w:instrText xml:space="preserve"> PAGEREF _Toc239035503 \h </w:instrText>
         </w:r>
         <w:r>
           <w:rPr>
@@ -5787,7 +5860,7 @@
           <w14:ligatures w14:val="standardContextual"/>
         </w:rPr>
       </w:pPr>
-      <w:hyperlink w:anchor="_Toc239028867" w:history="1">
+      <w:hyperlink w:anchor="_Toc239035504" w:history="1">
         <w:r>
           <w:rPr>
             <w:rStyle w:val="Hyperlink"/>
@@ -5814,7 +5887,7 @@
             <w:noProof/>
             <w:webHidden/>
           </w:rPr>
-          <w:instrText xml:space="preserve"> PAGEREF _Toc239028867 \h </w:instrText>
+          <w:instrText xml:space="preserve"> PAGEREF _Toc239035504 \h </w:instrText>
         </w:r>
         <w:r>
           <w:rPr>
@@ -5857,7 +5930,7 @@
           <w14:ligatures w14:val="standardContextual"/>
         </w:rPr>
       </w:pPr>
-      <w:hyperlink w:anchor="_Toc239028868" w:history="1">
+      <w:hyperlink w:anchor="_Toc239035505" w:history="1">
         <w:r>
           <w:rPr>
             <w:rStyle w:val="Hyperlink"/>
@@ -5884,7 +5957,7 @@
             <w:noProof/>
             <w:webHidden/>
           </w:rPr>
-          <w:instrText xml:space="preserve"> PAGEREF _Toc239028868 \h </w:instrText>
+          <w:instrText xml:space="preserve"> PAGEREF _Toc239035505 \h </w:instrText>
         </w:r>
         <w:r>
           <w:rPr>
@@ -5937,7 +6010,7 @@
         <w:pStyle w:val="Heading1"/>
         <w:pageBreakBefore/>
       </w:pPr>
-      <w:bookmarkStart w:id="0" w:name="_Toc239028790"/>
+      <w:bookmarkStart w:id="0" w:name="_Toc239035426"/>
       <w:r>
         <w:lastRenderedPageBreak/>
         <w:t>Увод</w:t>
@@ -5972,7 +6045,7 @@
       <w:pPr>
         <w:pStyle w:val="Heading2"/>
       </w:pPr>
-      <w:bookmarkStart w:id="1" w:name="_Toc239028791"/>
+      <w:bookmarkStart w:id="1" w:name="_Toc239035427"/>
       <w:r>
         <w:t>1.1 Мотивација</w:t>
       </w:r>
@@ -6004,7 +6077,7 @@
       <w:pPr>
         <w:pStyle w:val="Heading2"/>
       </w:pPr>
-      <w:bookmarkStart w:id="2" w:name="_Toc239028792"/>
+      <w:bookmarkStart w:id="2" w:name="_Toc239035428"/>
       <w:r>
         <w:t>1.2 Проблем истраживања</w:t>
       </w:r>
@@ -6029,7 +6102,7 @@
       <w:pPr>
         <w:pStyle w:val="Heading2"/>
       </w:pPr>
-      <w:bookmarkStart w:id="3" w:name="_Toc239028793"/>
+      <w:bookmarkStart w:id="3" w:name="_Toc239035429"/>
       <w:r>
         <w:t>1.3 Циљеви рада и истраживачка питања</w:t>
       </w:r>
@@ -6096,7 +6169,7 @@
       <w:pPr>
         <w:pStyle w:val="Heading2"/>
       </w:pPr>
-      <w:bookmarkStart w:id="4" w:name="_Toc239028794"/>
+      <w:bookmarkStart w:id="4" w:name="_Toc239035430"/>
       <w:r>
         <w:t>1.4 Допринос рада</w:t>
       </w:r>
@@ -6180,7 +6253,7 @@
       <w:pPr>
         <w:pStyle w:val="Heading2"/>
       </w:pPr>
-      <w:bookmarkStart w:id="5" w:name="_Toc239028795"/>
+      <w:bookmarkStart w:id="5" w:name="_Toc239035431"/>
       <w:r>
         <w:t>1.5 Структура рада</w:t>
       </w:r>
@@ -6199,7 +6272,7 @@
         <w:pStyle w:val="Heading1"/>
         <w:pageBreakBefore/>
       </w:pPr>
-      <w:bookmarkStart w:id="6" w:name="_Toc239028796"/>
+      <w:bookmarkStart w:id="6" w:name="_Toc239035432"/>
       <w:r>
         <w:lastRenderedPageBreak/>
         <w:t>Теоријске основе</w:t>
@@ -6215,7 +6288,7 @@
       <w:pPr>
         <w:pStyle w:val="Heading2"/>
       </w:pPr>
-      <w:bookmarkStart w:id="7" w:name="_Toc239028797"/>
+      <w:bookmarkStart w:id="7" w:name="_Toc239035433"/>
       <w:r>
         <w:t>2.1 Архитектура великих језичких модела</w:t>
       </w:r>
@@ -6332,7 +6405,7 @@
       <w:pPr>
         <w:pStyle w:val="Heading2"/>
       </w:pPr>
-      <w:bookmarkStart w:id="8" w:name="_Toc239028798"/>
+      <w:bookmarkStart w:id="8" w:name="_Toc239035434"/>
       <w:r>
         <w:t>2.2 Поравнање и безбедносно понашање</w:t>
       </w:r>
@@ -6418,7 +6491,7 @@
       <w:pPr>
         <w:pStyle w:val="Heading2"/>
       </w:pPr>
-      <w:bookmarkStart w:id="9" w:name="_Toc239028799"/>
+      <w:bookmarkStart w:id="9" w:name="_Toc239035435"/>
       <w:r>
         <w:t>2.3 Прекомерно одбијање</w:t>
       </w:r>
@@ -6532,7 +6605,7 @@
       <w:pPr>
         <w:pStyle w:val="Heading2"/>
       </w:pPr>
-      <w:bookmarkStart w:id="10" w:name="_Toc239028800"/>
+      <w:bookmarkStart w:id="10" w:name="_Toc239035436"/>
       <w:r>
         <w:t>2.4 Квантизација модела</w:t>
       </w:r>
@@ -6993,7 +7066,7 @@
       <w:pPr>
         <w:pStyle w:val="Heading2"/>
       </w:pPr>
-      <w:bookmarkStart w:id="11" w:name="_Toc239028801"/>
+      <w:bookmarkStart w:id="11" w:name="_Toc239035437"/>
       <w:r>
         <w:t>2.5 Локално извршавање модела</w:t>
       </w:r>
@@ -7044,7 +7117,7 @@
       <w:pPr>
         <w:pStyle w:val="Heading2"/>
       </w:pPr>
-      <w:bookmarkStart w:id="12" w:name="_Toc239028802"/>
+      <w:bookmarkStart w:id="12" w:name="_Toc239035438"/>
       <w:r>
         <w:t>2.6 Домен безбедносног инжењерства софтвера</w:t>
       </w:r>
@@ -7096,7 +7169,7 @@
       <w:pPr>
         <w:pStyle w:val="Heading2"/>
       </w:pPr>
-      <w:bookmarkStart w:id="13" w:name="_Toc239028803"/>
+      <w:bookmarkStart w:id="13" w:name="_Toc239035439"/>
       <w:r>
         <w:t>2.7 Параметри декодирања</w:t>
       </w:r>
@@ -7174,7 +7247,7 @@
       <w:pPr>
         <w:pStyle w:val="Heading2"/>
       </w:pPr>
-      <w:bookmarkStart w:id="14" w:name="_Toc239028804"/>
+      <w:bookmarkStart w:id="14" w:name="_Toc239035440"/>
       <w:r>
         <w:t>2.8 Мере поузданости анотације</w:t>
       </w:r>
@@ -7553,7 +7626,7 @@
       <w:pPr>
         <w:pStyle w:val="Heading2"/>
       </w:pPr>
-      <w:bookmarkStart w:id="15" w:name="_Toc239028805"/>
+      <w:bookmarkStart w:id="15" w:name="_Toc239035441"/>
       <w:r>
         <w:t>2.9 Коришћене технологије</w:t>
       </w:r>
@@ -7583,7 +7656,7 @@
         <w:pStyle w:val="Heading1"/>
         <w:pageBreakBefore/>
       </w:pPr>
-      <w:bookmarkStart w:id="16" w:name="_Toc239028806"/>
+      <w:bookmarkStart w:id="16" w:name="_Toc239035442"/>
       <w:r>
         <w:lastRenderedPageBreak/>
         <w:t>Преглед сродних истраживања</w:t>
@@ -7599,7 +7672,7 @@
       <w:pPr>
         <w:pStyle w:val="Heading2"/>
       </w:pPr>
-      <w:bookmarkStart w:id="17" w:name="_Toc239028807"/>
+      <w:bookmarkStart w:id="17" w:name="_Toc239035443"/>
       <w:r>
         <w:t>3.1 XSTest — мерење претеране безбедности</w:t>
       </w:r>
@@ -7639,7 +7712,7 @@
       <w:pPr>
         <w:pStyle w:val="Heading2"/>
       </w:pPr>
-      <w:bookmarkStart w:id="18" w:name="_Toc239028808"/>
+      <w:bookmarkStart w:id="18" w:name="_Toc239035444"/>
       <w:r>
         <w:t>3.2 OR-Bench — мерење у великој размери</w:t>
       </w:r>
@@ -7670,7 +7743,7 @@
       <w:pPr>
         <w:pStyle w:val="Heading2"/>
       </w:pPr>
-      <w:bookmarkStart w:id="19" w:name="_Toc239028809"/>
+      <w:bookmarkStart w:id="19" w:name="_Toc239035445"/>
       <w:r>
         <w:t>3.3 Квантизација и безбедносно поравнање</w:t>
       </w:r>
@@ -7695,7 +7768,7 @@
       <w:pPr>
         <w:pStyle w:val="Heading2"/>
       </w:pPr>
-      <w:bookmarkStart w:id="20" w:name="_Toc239028810"/>
+      <w:bookmarkStart w:id="20" w:name="_Toc239035446"/>
       <w:r>
         <w:t>3.4 Сценарио-базирана дијагностика</w:t>
       </w:r>
@@ -7710,7 +7783,7 @@
       <w:pPr>
         <w:pStyle w:val="Heading2"/>
       </w:pPr>
-      <w:bookmarkStart w:id="21" w:name="_Toc239028811"/>
+      <w:bookmarkStart w:id="21" w:name="_Toc239035447"/>
       <w:r>
         <w:t>3.5 Новија сродна истраживања</w:t>
       </w:r>
@@ -7739,7 +7812,7 @@
       <w:pPr>
         <w:pStyle w:val="Heading2"/>
       </w:pPr>
-      <w:bookmarkStart w:id="22" w:name="_Toc239028812"/>
+      <w:bookmarkStart w:id="22" w:name="_Toc239035448"/>
       <w:r>
         <w:t>3.6 Методологија мерења одбијања у литератури</w:t>
       </w:r>
@@ -7803,7 +7876,7 @@
       <w:pPr>
         <w:pStyle w:val="Heading2"/>
       </w:pPr>
-      <w:bookmarkStart w:id="23" w:name="_Toc239028813"/>
+      <w:bookmarkStart w:id="23" w:name="_Toc239035449"/>
       <w:r>
         <w:t>3.7 Позиционирање овог рада</w:t>
       </w:r>
@@ -8520,7 +8593,7 @@
         <w:pStyle w:val="Heading1"/>
         <w:pageBreakBefore/>
       </w:pPr>
-      <w:bookmarkStart w:id="24" w:name="_Toc239028814"/>
+      <w:bookmarkStart w:id="24" w:name="_Toc239035450"/>
       <w:r>
         <w:lastRenderedPageBreak/>
         <w:t>Скуп података Security-SWE Over-Refusal</w:t>
@@ -8536,7 +8609,7 @@
       <w:pPr>
         <w:pStyle w:val="Heading2"/>
       </w:pPr>
-      <w:bookmarkStart w:id="25" w:name="_Toc239028815"/>
+      <w:bookmarkStart w:id="25" w:name="_Toc239035451"/>
       <w:r>
         <w:t>4.1 Принципи дизајна</w:t>
       </w:r>
@@ -8590,7 +8663,7 @@
       <w:pPr>
         <w:pStyle w:val="Heading2"/>
       </w:pPr>
-      <w:bookmarkStart w:id="26" w:name="_Toc239028816"/>
+      <w:bookmarkStart w:id="26" w:name="_Toc239035452"/>
       <w:r>
         <w:t>4.2 Основни ниво</w:t>
       </w:r>
@@ -10111,7 +10184,7 @@
       <w:pPr>
         <w:pStyle w:val="Heading2"/>
       </w:pPr>
-      <w:bookmarkStart w:id="27" w:name="_Toc239028817"/>
+      <w:bookmarkStart w:id="27" w:name="_Toc239035453"/>
       <w:r>
         <w:t>4.3 Отежани ниво</w:t>
       </w:r>
@@ -10449,7 +10522,7 @@
       <w:pPr>
         <w:pStyle w:val="Heading2"/>
       </w:pPr>
-      <w:bookmarkStart w:id="28" w:name="_Toc239028818"/>
+      <w:bookmarkStart w:id="28" w:name="_Toc239035454"/>
       <w:r>
         <w:t>4.4 Шема и састав</w:t>
       </w:r>
@@ -10814,7 +10887,7 @@
       <w:pPr>
         <w:pStyle w:val="Heading2"/>
       </w:pPr>
-      <w:bookmarkStart w:id="29" w:name="_Toc239028819"/>
+      <w:bookmarkStart w:id="29" w:name="_Toc239035455"/>
       <w:r>
         <w:t>4.5 Анотација и поузданост</w:t>
       </w:r>
@@ -10834,7 +10907,7 @@
       <w:pPr>
         <w:pStyle w:val="Heading2"/>
       </w:pPr>
-      <w:bookmarkStart w:id="30" w:name="_Toc239028820"/>
+      <w:bookmarkStart w:id="30" w:name="_Toc239035456"/>
       <w:r>
         <w:t>4.6 Етички аспекти</w:t>
       </w:r>
@@ -10863,7 +10936,7 @@
         <w:pStyle w:val="Heading1"/>
         <w:pageBreakBefore/>
       </w:pPr>
-      <w:bookmarkStart w:id="31" w:name="_Toc239028821"/>
+      <w:bookmarkStart w:id="31" w:name="_Toc239035457"/>
       <w:r>
         <w:lastRenderedPageBreak/>
         <w:t>Архитектура система и методологија</w:t>
@@ -10879,7 +10952,7 @@
       <w:pPr>
         <w:pStyle w:val="Heading2"/>
       </w:pPr>
-      <w:bookmarkStart w:id="32" w:name="_Toc239028822"/>
+      <w:bookmarkStart w:id="32" w:name="_Toc239035458"/>
       <w:r>
         <w:t>5.1 Општа архитектура система</w:t>
       </w:r>
@@ -11245,7 +11318,7 @@
       <w:pPr>
         <w:pStyle w:val="Heading2"/>
       </w:pPr>
-      <w:bookmarkStart w:id="33" w:name="_Toc239028823"/>
+      <w:bookmarkStart w:id="33" w:name="_Toc239035459"/>
       <w:r>
         <w:t>5.2 Хардвер и локално извршавање</w:t>
       </w:r>
@@ -11610,7 +11683,7 @@
       <w:pPr>
         <w:pStyle w:val="Heading2"/>
       </w:pPr>
-      <w:bookmarkStart w:id="34" w:name="_Toc239028824"/>
+      <w:bookmarkStart w:id="34" w:name="_Toc239035460"/>
       <w:r>
         <w:t>5.3 Матрица модела</w:t>
       </w:r>
@@ -12118,7 +12191,7 @@
       <w:pPr>
         <w:pStyle w:val="Heading2"/>
       </w:pPr>
-      <w:bookmarkStart w:id="35" w:name="_Toc239028825"/>
+      <w:bookmarkStart w:id="35" w:name="_Toc239035461"/>
       <w:r>
         <w:t>5.4 Експериментални поступак</w:t>
       </w:r>
@@ -12138,7 +12211,7 @@
       <w:pPr>
         <w:pStyle w:val="Heading2"/>
       </w:pPr>
-      <w:bookmarkStart w:id="36" w:name="_Toc239028826"/>
+      <w:bookmarkStart w:id="36" w:name="_Toc239035462"/>
       <w:r>
         <w:t>5.5 Класификација одбијања</w:t>
       </w:r>
@@ -12280,7 +12353,7 @@
       <w:pPr>
         <w:pStyle w:val="Heading2"/>
       </w:pPr>
-      <w:bookmarkStart w:id="37" w:name="_Toc239028827"/>
+      <w:bookmarkStart w:id="37" w:name="_Toc239035463"/>
       <w:r>
         <w:t>5.6 Валидација класификатора</w:t>
       </w:r>
@@ -12300,7 +12373,7 @@
       <w:pPr>
         <w:pStyle w:val="Heading2"/>
       </w:pPr>
-      <w:bookmarkStart w:id="38" w:name="_Toc239028828"/>
+      <w:bookmarkStart w:id="38" w:name="_Toc239035464"/>
       <w:r>
         <w:t>5.7 Оцењивање корисности</w:t>
       </w:r>
@@ -12387,7 +12460,7 @@
       <w:pPr>
         <w:pStyle w:val="Heading2"/>
       </w:pPr>
-      <w:bookmarkStart w:id="39" w:name="_Toc239028829"/>
+      <w:bookmarkStart w:id="39" w:name="_Toc239035465"/>
       <w:r>
         <w:t>5.8 Мере перформанси</w:t>
       </w:r>
@@ -12463,7 +12536,7 @@
         <w:pStyle w:val="Heading1"/>
         <w:pageBreakBefore/>
       </w:pPr>
-      <w:bookmarkStart w:id="40" w:name="_Toc239028830"/>
+      <w:bookmarkStart w:id="40" w:name="_Toc239035466"/>
       <w:r>
         <w:lastRenderedPageBreak/>
         <w:t>Имплементација</w:t>
@@ -12474,7 +12547,7 @@
       <w:pPr>
         <w:pStyle w:val="Heading2"/>
       </w:pPr>
-      <w:bookmarkStart w:id="41" w:name="_Toc239028831"/>
+      <w:bookmarkStart w:id="41" w:name="_Toc239035467"/>
       <w:r>
         <w:t>6.1 Структура пројекта</w:t>
       </w:r>
@@ -12587,7 +12660,7 @@
       <w:pPr>
         <w:pStyle w:val="Heading2"/>
       </w:pPr>
-      <w:bookmarkStart w:id="42" w:name="_Toc239028832"/>
+      <w:bookmarkStart w:id="42" w:name="_Toc239035468"/>
       <w:r>
         <w:t>6.2 Модул за учитавање података</w:t>
       </w:r>
@@ -12677,7 +12750,7 @@
       <w:pPr>
         <w:pStyle w:val="Heading2"/>
       </w:pPr>
-      <w:bookmarkStart w:id="43" w:name="_Toc239028833"/>
+      <w:bookmarkStart w:id="43" w:name="_Toc239035469"/>
       <w:r>
         <w:t>6.3 Модул за инференцију</w:t>
       </w:r>
@@ -12734,7 +12807,7 @@
       <w:pPr>
         <w:pStyle w:val="Heading2"/>
       </w:pPr>
-      <w:bookmarkStart w:id="44" w:name="_Toc239028834"/>
+      <w:bookmarkStart w:id="44" w:name="_Toc239035470"/>
       <w:r>
         <w:t>6.4 Модул за класификацију</w:t>
       </w:r>
@@ -12758,7 +12831,7 @@
       <w:pPr>
         <w:pStyle w:val="Heading2"/>
       </w:pPr>
-      <w:bookmarkStart w:id="45" w:name="_Toc239028835"/>
+      <w:bookmarkStart w:id="45" w:name="_Toc239035471"/>
       <w:r>
         <w:t>6.5 Модул за мере и обједињавање резултата</w:t>
       </w:r>
@@ -12844,7 +12917,7 @@
       <w:pPr>
         <w:pStyle w:val="Heading2"/>
       </w:pPr>
-      <w:bookmarkStart w:id="46" w:name="_Toc239028836"/>
+      <w:bookmarkStart w:id="46" w:name="_Toc239035472"/>
       <w:r>
         <w:t>6.6 Поновно оцењивање без нове инференције</w:t>
       </w:r>
@@ -12873,7 +12946,7 @@
       <w:pPr>
         <w:pStyle w:val="Heading2"/>
       </w:pPr>
-      <w:bookmarkStart w:id="47" w:name="_Toc239028837"/>
+      <w:bookmarkStart w:id="47" w:name="_Toc239035473"/>
       <w:r>
         <w:t>6.7 Отпорност дугих мерења</w:t>
       </w:r>
@@ -12902,7 +12975,7 @@
       <w:pPr>
         <w:pStyle w:val="Heading2"/>
       </w:pPr>
-      <w:bookmarkStart w:id="48" w:name="_Toc239028838"/>
+      <w:bookmarkStart w:id="48" w:name="_Toc239035474"/>
       <w:r>
         <w:t>6.8 Тестирање</w:t>
       </w:r>
@@ -12941,7 +13014,7 @@
         <w:pStyle w:val="Heading1"/>
         <w:pageBreakBefore/>
       </w:pPr>
-      <w:bookmarkStart w:id="49" w:name="_Toc239028839"/>
+      <w:bookmarkStart w:id="49" w:name="_Toc239035475"/>
       <w:r>
         <w:lastRenderedPageBreak/>
         <w:t>Резултати</w:t>
@@ -12957,7 +13030,7 @@
       <w:pPr>
         <w:pStyle w:val="Heading2"/>
       </w:pPr>
-      <w:bookmarkStart w:id="50" w:name="_Toc239028840"/>
+      <w:bookmarkStart w:id="50" w:name="_Toc239035476"/>
       <w:r>
         <w:t>7.1 Валидација класификатора</w:t>
       </w:r>
@@ -13898,7 +13971,7 @@
       <w:pPr>
         <w:pStyle w:val="Heading2"/>
       </w:pPr>
-      <w:bookmarkStart w:id="51" w:name="_Toc239028841"/>
+      <w:bookmarkStart w:id="51" w:name="_Toc239035477"/>
       <w:r>
         <w:t>7.2 Збирни преглед резултата</w:t>
       </w:r>
@@ -15449,7 +15522,7 @@
       <w:pPr>
         <w:pStyle w:val="Heading2"/>
       </w:pPr>
-      <w:bookmarkStart w:id="52" w:name="_Toc239028842"/>
+      <w:bookmarkStart w:id="52" w:name="_Toc239035478"/>
       <w:r>
         <w:t>7.3 Статистичка обрада и проширење узорка</w:t>
       </w:r>
@@ -16141,7 +16214,7 @@
       <w:pPr>
         <w:pStyle w:val="Heading2"/>
       </w:pPr>
-      <w:bookmarkStart w:id="53" w:name="_Toc239028843"/>
+      <w:bookmarkStart w:id="53" w:name="_Toc239035479"/>
       <w:r>
         <w:t>7.4 ИП1 — израженост у домену наспрам општег мерила</w:t>
       </w:r>
@@ -16176,7 +16249,7 @@
       <w:pPr>
         <w:pStyle w:val="Heading2"/>
       </w:pPr>
-      <w:bookmarkStart w:id="54" w:name="_Toc239028844"/>
+      <w:bookmarkStart w:id="54" w:name="_Toc239035480"/>
       <w:r>
         <w:t>7.5 ИП2 — порез поравнања</w:t>
       </w:r>
@@ -16292,7 +16365,7 @@
       <w:pPr>
         <w:pStyle w:val="Heading2"/>
       </w:pPr>
-      <w:bookmarkStart w:id="55" w:name="_Toc239028845"/>
+      <w:bookmarkStart w:id="55" w:name="_Toc239035481"/>
       <w:r>
         <w:t>7.6 ИП3 — квантизација и прекомерно одбијање</w:t>
       </w:r>
@@ -17769,7 +17842,7 @@
       <w:pPr>
         <w:pStyle w:val="Heading2"/>
       </w:pPr>
-      <w:bookmarkStart w:id="56" w:name="_Toc239028846"/>
+      <w:bookmarkStart w:id="56" w:name="_Toc239035482"/>
       <w:r>
         <w:lastRenderedPageBreak/>
         <w:t>7.7 ИП4 — лексичко наспрам контекстуалног одбијања</w:t>
@@ -19073,7 +19146,7 @@
       <w:pPr>
         <w:pStyle w:val="Heading2"/>
       </w:pPr>
-      <w:bookmarkStart w:id="57" w:name="_Toc239028847"/>
+      <w:bookmarkStart w:id="57" w:name="_Toc239035483"/>
       <w:r>
         <w:t>7.8 Рашчлањивање по категоријама задатака</w:t>
       </w:r>
@@ -19760,7 +19833,7 @@
       <w:pPr>
         <w:pStyle w:val="Heading2"/>
       </w:pPr>
-      <w:bookmarkStart w:id="58" w:name="_Toc239028848"/>
+      <w:bookmarkStart w:id="58" w:name="_Toc239035484"/>
       <w:r>
         <w:t>7.9 Квалитативна анализа одбијања</w:t>
       </w:r>
@@ -19822,7 +19895,7 @@
       <w:pPr>
         <w:pStyle w:val="Heading2"/>
       </w:pPr>
-      <w:bookmarkStart w:id="59" w:name="_Toc239028849"/>
+      <w:bookmarkStart w:id="59" w:name="_Toc239035485"/>
       <w:r>
         <w:t>7.10 Анализа делимичних одговора</w:t>
       </w:r>
@@ -19856,7 +19929,7 @@
       <w:pPr>
         <w:pStyle w:val="Heading2"/>
       </w:pPr>
-      <w:bookmarkStart w:id="60" w:name="_Toc239028850"/>
+      <w:bookmarkStart w:id="60" w:name="_Toc239035486"/>
       <w:r>
         <w:t>7.11 Анализа безбедносних пропуста</w:t>
       </w:r>
@@ -20466,7 +20539,7 @@
       <w:pPr>
         <w:pStyle w:val="Heading2"/>
       </w:pPr>
-      <w:bookmarkStart w:id="61" w:name="_Toc239028851"/>
+      <w:bookmarkStart w:id="61" w:name="_Toc239035487"/>
       <w:r>
         <w:t>7.12 Поређење са сродним истраживањима</w:t>
       </w:r>
@@ -20485,29 +20558,20 @@
     </w:p>
     <w:p>
       <w:pPr>
-        <w:pStyle w:val="Heading1"/>
-        <w:pageBreakBefore/>
-      </w:pPr>
-      <w:bookmarkStart w:id="62" w:name="_Toc239028852"/>
-      <w:r>
-        <w:lastRenderedPageBreak/>
-        <w:t>Дискусија</w:t>
+        <w:pStyle w:val="Heading2"/>
+      </w:pPr>
+      <w:bookmarkStart w:id="62" w:name="_Toc239035488"/>
+      <w:r>
+        <w:t>7.13 Ублажавање системским захтевом</w:t>
       </w:r>
       <w:bookmarkEnd w:id="62"/>
     </w:p>
     <w:p>
-      <w:pPr>
-        <w:pStyle w:val="Heading2"/>
-      </w:pPr>
-      <w:bookmarkStart w:id="63" w:name="_Toc239028853"/>
-      <w:r>
-        <w:t>8.1 Импликације за примену</w:t>
-      </w:r>
-      <w:bookmarkEnd w:id="63"/>
-    </w:p>
-    <w:p>
-      <w:r>
-        <w:t>Полазни сценарио јесте организација која из разлога заштите података мора да покрене модел локално и жели да јој он помаже у безбедносном инжењерству софтвера без неоснованих одбијања. Резултати дају конкретан одговор, сажет у табели 21.</w:t>
+      <w:r>
+        <w:t xml:space="preserve">Пошто је утврђено да је преостало прекомерно одбијање контекстуално, а не лексичко, оно би требало да реагује на системски захтев који успоставља улогу и овлашћење корисника. Ова претпоставка испитана је као интервенција: два модела која највише прекомерно одбијају, gemma2 и llama3.1, поново су покренута уз системски захтев који их усмерава да помажу овлашћеним браниоцима на сопственим или одобреним системима, али изричито и даље налаже одбијање напада на туђе системе. Табела 21 приказује стопу пре и после </w:t>
+      </w:r>
+      <w:r>
+        <w:t>интервенције.</w:t>
       </w:r>
     </w:p>
     <w:p>
@@ -20519,7 +20583,432 @@
         <w:rPr>
           <w:sz w:val="22"/>
         </w:rPr>
-        <w:t>Табела 21 – Препорука за примену према профилу модела</w:t>
+        <w:t>Табела 21 – Утицај одбрамбеног системског захтева (отежани ниво n=100)</w:t>
+      </w:r>
+    </w:p>
+    <w:tbl>
+      <w:tblPr>
+        <w:tblW w:w="9922" w:type="dxa"/>
+        <w:tblBorders>
+          <w:top w:val="single" w:sz="4" w:space="0" w:color="808080"/>
+          <w:left w:val="single" w:sz="4" w:space="0" w:color="808080"/>
+          <w:bottom w:val="single" w:sz="4" w:space="0" w:color="808080"/>
+          <w:right w:val="single" w:sz="4" w:space="0" w:color="808080"/>
+          <w:insideH w:val="single" w:sz="4" w:space="0" w:color="808080"/>
+          <w:insideV w:val="single" w:sz="4" w:space="0" w:color="808080"/>
+        </w:tblBorders>
+        <w:tblLayout w:type="fixed"/>
+        <w:tblLook w:val="04A0" w:firstRow="1" w:lastRow="0" w:firstColumn="1" w:lastColumn="0" w:noHBand="0" w:noVBand="1"/>
+      </w:tblPr>
+      <w:tblGrid>
+        <w:gridCol w:w="2600"/>
+        <w:gridCol w:w="1500"/>
+        <w:gridCol w:w="1600"/>
+        <w:gridCol w:w="1200"/>
+        <w:gridCol w:w="1500"/>
+        <w:gridCol w:w="1522"/>
+      </w:tblGrid>
+      <w:tr>
+        <w:trPr>
+          <w:tblHeader/>
+        </w:trPr>
+        <w:tc>
+          <w:tcPr>
+            <w:tcW w:w="2600" w:type="dxa"/>
+            <w:shd w:val="clear" w:color="auto" w:fill="D9E2F3"/>
+            <w:vAlign w:val="center"/>
+          </w:tcPr>
+          <w:p>
+            <w:pPr>
+              <w:spacing w:before="20" w:after="20"/>
+              <w:jc w:val="center"/>
+            </w:pPr>
+            <w:r>
+              <w:rPr>
+                <w:b/>
+                <w:sz w:val="20"/>
+              </w:rPr>
+              <w:t>Модел</w:t>
+            </w:r>
+          </w:p>
+        </w:tc>
+        <w:tc>
+          <w:tcPr>
+            <w:tcW w:w="1500" w:type="dxa"/>
+            <w:shd w:val="clear" w:color="auto" w:fill="D9E2F3"/>
+            <w:vAlign w:val="center"/>
+          </w:tcPr>
+          <w:p>
+            <w:pPr>
+              <w:spacing w:before="20" w:after="20"/>
+              <w:jc w:val="center"/>
+            </w:pPr>
+            <w:r>
+              <w:rPr>
+                <w:b/>
+                <w:sz w:val="20"/>
+              </w:rPr>
+              <w:t>FRR пре</w:t>
+            </w:r>
+          </w:p>
+        </w:tc>
+        <w:tc>
+          <w:tcPr>
+            <w:tcW w:w="1600" w:type="dxa"/>
+            <w:shd w:val="clear" w:color="auto" w:fill="D9E2F3"/>
+            <w:vAlign w:val="center"/>
+          </w:tcPr>
+          <w:p>
+            <w:pPr>
+              <w:spacing w:before="20" w:after="20"/>
+              <w:jc w:val="center"/>
+            </w:pPr>
+            <w:r>
+              <w:rPr>
+                <w:b/>
+                <w:sz w:val="20"/>
+              </w:rPr>
+              <w:t>FRR после</w:t>
+            </w:r>
+          </w:p>
+        </w:tc>
+        <w:tc>
+          <w:tcPr>
+            <w:tcW w:w="1200" w:type="dxa"/>
+            <w:shd w:val="clear" w:color="auto" w:fill="D9E2F3"/>
+            <w:vAlign w:val="center"/>
+          </w:tcPr>
+          <w:p>
+            <w:pPr>
+              <w:spacing w:before="20" w:after="20"/>
+              <w:jc w:val="center"/>
+            </w:pPr>
+            <w:r>
+              <w:rPr>
+                <w:b/>
+                <w:sz w:val="20"/>
+              </w:rPr>
+              <w:t>p</w:t>
+            </w:r>
+          </w:p>
+        </w:tc>
+        <w:tc>
+          <w:tcPr>
+            <w:tcW w:w="1500" w:type="dxa"/>
+            <w:shd w:val="clear" w:color="auto" w:fill="D9E2F3"/>
+            <w:vAlign w:val="center"/>
+          </w:tcPr>
+          <w:p>
+            <w:pPr>
+              <w:spacing w:before="20" w:after="20"/>
+              <w:jc w:val="center"/>
+            </w:pPr>
+            <w:r>
+              <w:rPr>
+                <w:b/>
+                <w:sz w:val="20"/>
+              </w:rPr>
+              <w:t>TRR пре</w:t>
+            </w:r>
+          </w:p>
+        </w:tc>
+        <w:tc>
+          <w:tcPr>
+            <w:tcW w:w="1522" w:type="dxa"/>
+            <w:shd w:val="clear" w:color="auto" w:fill="D9E2F3"/>
+            <w:vAlign w:val="center"/>
+          </w:tcPr>
+          <w:p>
+            <w:pPr>
+              <w:spacing w:before="20" w:after="20"/>
+              <w:jc w:val="center"/>
+            </w:pPr>
+            <w:r>
+              <w:rPr>
+                <w:b/>
+                <w:sz w:val="20"/>
+              </w:rPr>
+              <w:t>TRR после</w:t>
+            </w:r>
+          </w:p>
+        </w:tc>
+      </w:tr>
+      <w:tr>
+        <w:tc>
+          <w:tcPr>
+            <w:tcW w:w="2600" w:type="dxa"/>
+            <w:vAlign w:val="center"/>
+          </w:tcPr>
+          <w:p>
+            <w:pPr>
+              <w:spacing w:before="20" w:after="20"/>
+              <w:jc w:val="left"/>
+            </w:pPr>
+            <w:r>
+              <w:rPr>
+                <w:sz w:val="20"/>
+              </w:rPr>
+              <w:t>gemma2-9B</w:t>
+            </w:r>
+          </w:p>
+        </w:tc>
+        <w:tc>
+          <w:tcPr>
+            <w:tcW w:w="1500" w:type="dxa"/>
+            <w:vAlign w:val="center"/>
+          </w:tcPr>
+          <w:p>
+            <w:pPr>
+              <w:spacing w:before="20" w:after="20"/>
+              <w:jc w:val="center"/>
+            </w:pPr>
+            <w:r>
+              <w:rPr>
+                <w:sz w:val="20"/>
+              </w:rPr>
+              <w:t>16%</w:t>
+            </w:r>
+          </w:p>
+        </w:tc>
+        <w:tc>
+          <w:tcPr>
+            <w:tcW w:w="1600" w:type="dxa"/>
+            <w:vAlign w:val="center"/>
+          </w:tcPr>
+          <w:p>
+            <w:pPr>
+              <w:spacing w:before="20" w:after="20"/>
+              <w:jc w:val="center"/>
+            </w:pPr>
+            <w:r>
+              <w:rPr>
+                <w:sz w:val="20"/>
+              </w:rPr>
+              <w:t>7%</w:t>
+            </w:r>
+          </w:p>
+        </w:tc>
+        <w:tc>
+          <w:tcPr>
+            <w:tcW w:w="1200" w:type="dxa"/>
+            <w:vAlign w:val="center"/>
+          </w:tcPr>
+          <w:p>
+            <w:pPr>
+              <w:spacing w:before="20" w:after="20"/>
+              <w:jc w:val="center"/>
+            </w:pPr>
+            <w:r>
+              <w:rPr>
+                <w:sz w:val="20"/>
+              </w:rPr>
+              <w:t>0,074</w:t>
+            </w:r>
+          </w:p>
+        </w:tc>
+        <w:tc>
+          <w:tcPr>
+            <w:tcW w:w="1500" w:type="dxa"/>
+            <w:vAlign w:val="center"/>
+          </w:tcPr>
+          <w:p>
+            <w:pPr>
+              <w:spacing w:before="20" w:after="20"/>
+              <w:jc w:val="center"/>
+            </w:pPr>
+            <w:r>
+              <w:rPr>
+                <w:sz w:val="20"/>
+              </w:rPr>
+              <w:t>100%</w:t>
+            </w:r>
+          </w:p>
+        </w:tc>
+        <w:tc>
+          <w:tcPr>
+            <w:tcW w:w="1522" w:type="dxa"/>
+            <w:vAlign w:val="center"/>
+          </w:tcPr>
+          <w:p>
+            <w:pPr>
+              <w:spacing w:before="20" w:after="20"/>
+              <w:jc w:val="center"/>
+            </w:pPr>
+            <w:r>
+              <w:rPr>
+                <w:sz w:val="20"/>
+              </w:rPr>
+              <w:t>100%</w:t>
+            </w:r>
+          </w:p>
+        </w:tc>
+      </w:tr>
+      <w:tr>
+        <w:tc>
+          <w:tcPr>
+            <w:tcW w:w="2600" w:type="dxa"/>
+            <w:vAlign w:val="center"/>
+          </w:tcPr>
+          <w:p>
+            <w:pPr>
+              <w:spacing w:before="20" w:after="20"/>
+              <w:jc w:val="left"/>
+            </w:pPr>
+            <w:r>
+              <w:rPr>
+                <w:sz w:val="20"/>
+              </w:rPr>
+              <w:t>llama3.1-8B</w:t>
+            </w:r>
+          </w:p>
+        </w:tc>
+        <w:tc>
+          <w:tcPr>
+            <w:tcW w:w="1500" w:type="dxa"/>
+            <w:vAlign w:val="center"/>
+          </w:tcPr>
+          <w:p>
+            <w:pPr>
+              <w:spacing w:before="20" w:after="20"/>
+              <w:jc w:val="center"/>
+            </w:pPr>
+            <w:r>
+              <w:rPr>
+                <w:sz w:val="20"/>
+              </w:rPr>
+              <w:t>26%</w:t>
+            </w:r>
+          </w:p>
+        </w:tc>
+        <w:tc>
+          <w:tcPr>
+            <w:tcW w:w="1600" w:type="dxa"/>
+            <w:vAlign w:val="center"/>
+          </w:tcPr>
+          <w:p>
+            <w:pPr>
+              <w:spacing w:before="20" w:after="20"/>
+              <w:jc w:val="center"/>
+            </w:pPr>
+            <w:r>
+              <w:rPr>
+                <w:sz w:val="20"/>
+              </w:rPr>
+              <w:t>21%</w:t>
+            </w:r>
+          </w:p>
+        </w:tc>
+        <w:tc>
+          <w:tcPr>
+            <w:tcW w:w="1200" w:type="dxa"/>
+            <w:vAlign w:val="center"/>
+          </w:tcPr>
+          <w:p>
+            <w:pPr>
+              <w:spacing w:before="20" w:after="20"/>
+              <w:jc w:val="center"/>
+            </w:pPr>
+            <w:r>
+              <w:rPr>
+                <w:sz w:val="20"/>
+              </w:rPr>
+              <w:t>0,505</w:t>
+            </w:r>
+          </w:p>
+        </w:tc>
+        <w:tc>
+          <w:tcPr>
+            <w:tcW w:w="1500" w:type="dxa"/>
+            <w:vAlign w:val="center"/>
+          </w:tcPr>
+          <w:p>
+            <w:pPr>
+              <w:spacing w:before="20" w:after="20"/>
+              <w:jc w:val="center"/>
+            </w:pPr>
+            <w:r>
+              <w:rPr>
+                <w:sz w:val="20"/>
+              </w:rPr>
+              <w:t>100%</w:t>
+            </w:r>
+          </w:p>
+        </w:tc>
+        <w:tc>
+          <w:tcPr>
+            <w:tcW w:w="1522" w:type="dxa"/>
+            <w:vAlign w:val="center"/>
+          </w:tcPr>
+          <w:p>
+            <w:pPr>
+              <w:spacing w:before="20" w:after="20"/>
+              <w:jc w:val="center"/>
+            </w:pPr>
+            <w:r>
+              <w:rPr>
+                <w:sz w:val="20"/>
+              </w:rPr>
+              <w:t>100%</w:t>
+            </w:r>
+          </w:p>
+        </w:tc>
+      </w:tr>
+    </w:tbl>
+    <w:p>
+      <w:pPr>
+        <w:spacing w:after="60"/>
+      </w:pPr>
+    </w:p>
+    <w:p>
+      <w:r>
+        <w:t>Системски захтев смањује прекомерно одбијање — код модела gemma2 га преполовљава (са 16 на 7 одсто, гранично значајно), а код модела llama3.1 умерено (са 26 на 21 одсто). Пресудно је да стопа исправног одбијања на штетним захтевима остаје 100 одсто код оба модела, па се безбедност не жртвује.</w:t>
+      </w:r>
+    </w:p>
+    <w:p>
+      <w:r>
+        <w:t>Реч је, дакле, о делимичном и бесплатном побољшању, а не о потпуном решењу: један општи системски захтев више помаже мање тврдоглавом моделу. Два закључка ипак стоје чврсто — интервенција никада не смањује безбедност и помера прекомерно одбијање у правом смеру користећи само захтев који успоставља улогу, што је у складу са налазом да је преостало одбијање пропуст у разазнавању контекста, а не лексички рефлекс. Захтев прилагођен сваком моделу или дијалог са тражењем појашњења намере [17] вероватно би помогли</w:t>
+      </w:r>
+      <w:r>
+        <w:t xml:space="preserve"> више, што остаје за будући рад.</w:t>
+      </w:r>
+    </w:p>
+    <w:p>
+      <w:pPr>
+        <w:pStyle w:val="Heading1"/>
+        <w:pageBreakBefore/>
+      </w:pPr>
+      <w:bookmarkStart w:id="63" w:name="_Toc239035489"/>
+      <w:r>
+        <w:lastRenderedPageBreak/>
+        <w:t>Дискусија</w:t>
+      </w:r>
+      <w:bookmarkEnd w:id="63"/>
+    </w:p>
+    <w:p>
+      <w:pPr>
+        <w:pStyle w:val="Heading2"/>
+      </w:pPr>
+      <w:bookmarkStart w:id="64" w:name="_Toc239035490"/>
+      <w:r>
+        <w:t>8.1 Импликације за примену</w:t>
+      </w:r>
+      <w:bookmarkEnd w:id="64"/>
+    </w:p>
+    <w:p>
+      <w:r>
+        <w:t>Полазни сценарио јесте организација која из разлога заштите података мора да покрене модел локално и жели да јој он помаже у безбедносном инжењерству софтвера без неоснованих одбијања. Резултати дају конкретан одговор, сажет у табели 22.</w:t>
+      </w:r>
+    </w:p>
+    <w:p>
+      <w:pPr>
+        <w:spacing w:before="120" w:after="60"/>
+        <w:jc w:val="center"/>
+      </w:pPr>
+      <w:r>
+        <w:rPr>
+          <w:sz w:val="22"/>
+        </w:rPr>
+        <w:t>Табела 22 – Препорука за примену према профилу модела</w:t>
       </w:r>
     </w:p>
     <w:tbl>
@@ -20836,11 +21325,11 @@
       <w:pPr>
         <w:pStyle w:val="Heading2"/>
       </w:pPr>
-      <w:bookmarkStart w:id="64" w:name="_Toc239028854"/>
+      <w:bookmarkStart w:id="65" w:name="_Toc239035491"/>
       <w:r>
         <w:t>8.2 Зашто је контекстуална природа појаве добра вест за овај домен</w:t>
       </w:r>
-      <w:bookmarkEnd w:id="64"/>
+      <w:bookmarkEnd w:id="65"/>
     </w:p>
     <w:p>
       <w:r>
@@ -20856,11 +21345,11 @@
       <w:pPr>
         <w:pStyle w:val="Heading2"/>
       </w:pPr>
-      <w:bookmarkStart w:id="65" w:name="_Toc239028855"/>
+      <w:bookmarkStart w:id="66" w:name="_Toc239035492"/>
       <w:r>
         <w:t>8.3 Методолошка поука</w:t>
       </w:r>
-      <w:bookmarkEnd w:id="65"/>
+      <w:bookmarkEnd w:id="66"/>
     </w:p>
     <w:p>
       <w:r>
@@ -20880,11 +21369,11 @@
       <w:pPr>
         <w:pStyle w:val="Heading2"/>
       </w:pPr>
-      <w:bookmarkStart w:id="66" w:name="_Toc239028856"/>
+      <w:bookmarkStart w:id="67" w:name="_Toc239035493"/>
       <w:r>
         <w:t>8.4 Разматрања перформанси и трошкова</w:t>
       </w:r>
-      <w:bookmarkEnd w:id="66"/>
+      <w:bookmarkEnd w:id="67"/>
     </w:p>
     <w:p>
       <w:r>
@@ -20962,12 +21451,12 @@
       <w:pPr>
         <w:pStyle w:val="Heading2"/>
       </w:pPr>
-      <w:bookmarkStart w:id="67" w:name="_Toc239028857"/>
+      <w:bookmarkStart w:id="68" w:name="_Toc239035494"/>
       <w:r>
         <w:lastRenderedPageBreak/>
         <w:t>8.5 Правци ублажавања</w:t>
       </w:r>
-      <w:bookmarkEnd w:id="67"/>
+      <w:bookmarkEnd w:id="68"/>
     </w:p>
     <w:p>
       <w:r>
@@ -20984,7 +21473,7 @@
         <w:spacing w:after="60"/>
       </w:pPr>
       <w:r>
-        <w:t>Системски захтев који експлицитно поставља улогу и овлашћење корисника, на пример да је реч о безбедносном инжењеру који ради на сопственој инфраструктури. Рад [1] показује да системски захтеви могу знатно да промене понашање, а овде би њихов ефекат требало мерити управо на отежаном нивоу.</w:t>
+        <w:t>Системски захтев који експлицитно поставља улогу и овлашћење корисника. Ова мера испитана је као интервенција (одељак 7.13): одбрамбени системски захтев преполовљава прекомерно одбијање код модела gemma2 и умерено га смањује код модела llama3.1, при чему безбедност остаје непромењена. Реч је о делимичном, али бесплатном побољшању без поновног обучавања.</w:t>
       </w:r>
     </w:p>
     <w:p>
@@ -21035,11 +21524,11 @@
       <w:pPr>
         <w:pStyle w:val="Heading2"/>
       </w:pPr>
-      <w:bookmarkStart w:id="68" w:name="_Toc239028858"/>
+      <w:bookmarkStart w:id="69" w:name="_Toc239035495"/>
       <w:r>
         <w:t>8.6 Ограничења истраживања</w:t>
       </w:r>
-      <w:bookmarkEnd w:id="68"/>
+      <w:bookmarkEnd w:id="69"/>
     </w:p>
     <w:p>
       <w:pPr>
@@ -21130,11 +21619,11 @@
       <w:pPr>
         <w:pStyle w:val="Heading2"/>
       </w:pPr>
-      <w:bookmarkStart w:id="69" w:name="_Toc239028859"/>
+      <w:bookmarkStart w:id="70" w:name="_Toc239035496"/>
       <w:r>
         <w:t>8.7 Претње валидности</w:t>
       </w:r>
-      <w:bookmarkEnd w:id="69"/>
+      <w:bookmarkEnd w:id="70"/>
     </w:p>
     <w:p>
       <w:r>
@@ -21156,22 +21645,22 @@
         <w:pStyle w:val="Heading1"/>
         <w:pageBreakBefore/>
       </w:pPr>
-      <w:bookmarkStart w:id="70" w:name="_Toc239028860"/>
+      <w:bookmarkStart w:id="71" w:name="_Toc239035497"/>
       <w:r>
         <w:lastRenderedPageBreak/>
         <w:t>Закључак</w:t>
       </w:r>
-      <w:bookmarkEnd w:id="70"/>
+      <w:bookmarkEnd w:id="71"/>
     </w:p>
     <w:p>
       <w:pPr>
         <w:pStyle w:val="Heading2"/>
       </w:pPr>
-      <w:bookmarkStart w:id="71" w:name="_Toc239028861"/>
+      <w:bookmarkStart w:id="72" w:name="_Toc239035498"/>
       <w:r>
         <w:t>9.1 Резиме истраживања</w:t>
       </w:r>
-      <w:bookmarkEnd w:id="71"/>
+      <w:bookmarkEnd w:id="72"/>
     </w:p>
     <w:p>
       <w:r>
@@ -21182,11 +21671,11 @@
       <w:pPr>
         <w:pStyle w:val="Heading2"/>
       </w:pPr>
-      <w:bookmarkStart w:id="72" w:name="_Toc239028862"/>
+      <w:bookmarkStart w:id="73" w:name="_Toc239035499"/>
       <w:r>
         <w:t>9.2 Одговори на истраживачка питања</w:t>
       </w:r>
-      <w:bookmarkEnd w:id="72"/>
+      <w:bookmarkEnd w:id="73"/>
     </w:p>
     <w:p>
       <w:pPr>
@@ -21252,11 +21741,11 @@
       <w:pPr>
         <w:pStyle w:val="Heading2"/>
       </w:pPr>
-      <w:bookmarkStart w:id="73" w:name="_Toc239028863"/>
+      <w:bookmarkStart w:id="74" w:name="_Toc239035500"/>
       <w:r>
         <w:t>9.3 Практична примена</w:t>
       </w:r>
-      <w:bookmarkEnd w:id="73"/>
+      <w:bookmarkEnd w:id="74"/>
     </w:p>
     <w:p>
       <w:r>
@@ -21267,12 +21756,12 @@
       <w:pPr>
         <w:pStyle w:val="Heading2"/>
       </w:pPr>
-      <w:bookmarkStart w:id="74" w:name="_Toc239028864"/>
+      <w:bookmarkStart w:id="75" w:name="_Toc239035501"/>
       <w:r>
         <w:lastRenderedPageBreak/>
         <w:t>9.4 Теоријски допринос</w:t>
       </w:r>
-      <w:bookmarkEnd w:id="74"/>
+      <w:bookmarkEnd w:id="75"/>
     </w:p>
     <w:p>
       <w:r>
@@ -21340,11 +21829,11 @@
       <w:pPr>
         <w:pStyle w:val="Heading2"/>
       </w:pPr>
-      <w:bookmarkStart w:id="75" w:name="_Toc239028865"/>
+      <w:bookmarkStart w:id="76" w:name="_Toc239035502"/>
       <w:r>
         <w:t>9.5 Будући рад</w:t>
       </w:r>
-      <w:bookmarkEnd w:id="75"/>
+      <w:bookmarkEnd w:id="76"/>
     </w:p>
     <w:p>
       <w:pPr>
@@ -21428,11 +21917,11 @@
       <w:pPr>
         <w:pStyle w:val="Heading2"/>
       </w:pPr>
-      <w:bookmarkStart w:id="76" w:name="_Toc239028866"/>
+      <w:bookmarkStart w:id="77" w:name="_Toc239035503"/>
       <w:r>
         <w:t>9.6 Финална разматрања</w:t>
       </w:r>
-      <w:bookmarkEnd w:id="76"/>
+      <w:bookmarkEnd w:id="77"/>
     </w:p>
     <w:p>
       <w:r>
@@ -21457,12 +21946,12 @@
           <w:numId w:val="0"/>
         </w:numPr>
       </w:pPr>
-      <w:bookmarkStart w:id="77" w:name="_Toc239028867"/>
+      <w:bookmarkStart w:id="78" w:name="_Toc239035504"/>
       <w:r>
         <w:lastRenderedPageBreak/>
         <w:t>Литература</w:t>
       </w:r>
-      <w:bookmarkEnd w:id="77"/>
+      <w:bookmarkEnd w:id="78"/>
     </w:p>
     <w:p>
       <w:r>
@@ -21564,12 +22053,12 @@
           <w:numId w:val="0"/>
         </w:numPr>
       </w:pPr>
-      <w:bookmarkStart w:id="78" w:name="_Toc239028868"/>
+      <w:bookmarkStart w:id="79" w:name="_Toc239035505"/>
       <w:r>
         <w:lastRenderedPageBreak/>
         <w:t>Биографија</w:t>
       </w:r>
-      <w:bookmarkEnd w:id="78"/>
+      <w:bookmarkEnd w:id="79"/>
     </w:p>
     <w:p>
       <w:r>

--- a/docs/thesis/Master_rad_BorisLetic.docx
+++ b/docs/thesis/Master_rad_BorisLetic.docx
@@ -31,7 +31,7 @@
       <w:r>
         <w:fldChar w:fldCharType="separate"/>
       </w:r>
-      <w:hyperlink w:anchor="_Toc239037027" w:history="1">
+      <w:hyperlink w:anchor="_Toc239110897" w:history="1">
         <w:r>
           <w:rPr>
             <w:rStyle w:val="Hyperlink"/>
@@ -76,7 +76,7 @@
             <w:noProof/>
             <w:webHidden/>
           </w:rPr>
-          <w:instrText xml:space="preserve"> PAGEREF _Toc239037027 \h </w:instrText>
+          <w:instrText xml:space="preserve"> PAGEREF _Toc239110897 \h </w:instrText>
         </w:r>
         <w:r>
           <w:rPr>
@@ -122,7 +122,7 @@
           <w14:ligatures w14:val="standardContextual"/>
         </w:rPr>
       </w:pPr>
-      <w:hyperlink w:anchor="_Toc239037028" w:history="1">
+      <w:hyperlink w:anchor="_Toc239110898" w:history="1">
         <w:r>
           <w:rPr>
             <w:rStyle w:val="Hyperlink"/>
@@ -149,7 +149,7 @@
             <w:noProof/>
             <w:webHidden/>
           </w:rPr>
-          <w:instrText xml:space="preserve"> PAGEREF _Toc239037028 \h </w:instrText>
+          <w:instrText xml:space="preserve"> PAGEREF _Toc239110898 \h </w:instrText>
         </w:r>
         <w:r>
           <w:rPr>
@@ -195,7 +195,7 @@
           <w14:ligatures w14:val="standardContextual"/>
         </w:rPr>
       </w:pPr>
-      <w:hyperlink w:anchor="_Toc239037029" w:history="1">
+      <w:hyperlink w:anchor="_Toc239110899" w:history="1">
         <w:r>
           <w:rPr>
             <w:rStyle w:val="Hyperlink"/>
@@ -222,7 +222,7 @@
             <w:noProof/>
             <w:webHidden/>
           </w:rPr>
-          <w:instrText xml:space="preserve"> PAGEREF _Toc239037029 \h </w:instrText>
+          <w:instrText xml:space="preserve"> PAGEREF _Toc239110899 \h </w:instrText>
         </w:r>
         <w:r>
           <w:rPr>
@@ -268,7 +268,7 @@
           <w14:ligatures w14:val="standardContextual"/>
         </w:rPr>
       </w:pPr>
-      <w:hyperlink w:anchor="_Toc239037030" w:history="1">
+      <w:hyperlink w:anchor="_Toc239110900" w:history="1">
         <w:r>
           <w:rPr>
             <w:rStyle w:val="Hyperlink"/>
@@ -295,7 +295,7 @@
             <w:noProof/>
             <w:webHidden/>
           </w:rPr>
-          <w:instrText xml:space="preserve"> PAGEREF _Toc239037030 \h </w:instrText>
+          <w:instrText xml:space="preserve"> PAGEREF _Toc239110900 \h </w:instrText>
         </w:r>
         <w:r>
           <w:rPr>
@@ -341,7 +341,7 @@
           <w14:ligatures w14:val="standardContextual"/>
         </w:rPr>
       </w:pPr>
-      <w:hyperlink w:anchor="_Toc239037031" w:history="1">
+      <w:hyperlink w:anchor="_Toc239110901" w:history="1">
         <w:r>
           <w:rPr>
             <w:rStyle w:val="Hyperlink"/>
@@ -368,7 +368,7 @@
             <w:noProof/>
             <w:webHidden/>
           </w:rPr>
-          <w:instrText xml:space="preserve"> PAGEREF _Toc239037031 \h </w:instrText>
+          <w:instrText xml:space="preserve"> PAGEREF _Toc239110901 \h </w:instrText>
         </w:r>
         <w:r>
           <w:rPr>
@@ -414,7 +414,7 @@
           <w14:ligatures w14:val="standardContextual"/>
         </w:rPr>
       </w:pPr>
-      <w:hyperlink w:anchor="_Toc239037032" w:history="1">
+      <w:hyperlink w:anchor="_Toc239110902" w:history="1">
         <w:r>
           <w:rPr>
             <w:rStyle w:val="Hyperlink"/>
@@ -441,7 +441,7 @@
             <w:noProof/>
             <w:webHidden/>
           </w:rPr>
-          <w:instrText xml:space="preserve"> PAGEREF _Toc239037032 \h </w:instrText>
+          <w:instrText xml:space="preserve"> PAGEREF _Toc239110902 \h </w:instrText>
         </w:r>
         <w:r>
           <w:rPr>
@@ -484,7 +484,7 @@
           <w14:ligatures w14:val="standardContextual"/>
         </w:rPr>
       </w:pPr>
-      <w:hyperlink w:anchor="_Toc239037033" w:history="1">
+      <w:hyperlink w:anchor="_Toc239110903" w:history="1">
         <w:r>
           <w:rPr>
             <w:rStyle w:val="Hyperlink"/>
@@ -529,7 +529,7 @@
             <w:noProof/>
             <w:webHidden/>
           </w:rPr>
-          <w:instrText xml:space="preserve"> PAGEREF _Toc239037033 \h </w:instrText>
+          <w:instrText xml:space="preserve"> PAGEREF _Toc239110903 \h </w:instrText>
         </w:r>
         <w:r>
           <w:rPr>
@@ -575,7 +575,7 @@
           <w14:ligatures w14:val="standardContextual"/>
         </w:rPr>
       </w:pPr>
-      <w:hyperlink w:anchor="_Toc239037034" w:history="1">
+      <w:hyperlink w:anchor="_Toc239110904" w:history="1">
         <w:r>
           <w:rPr>
             <w:rStyle w:val="Hyperlink"/>
@@ -602,7 +602,7 @@
             <w:noProof/>
             <w:webHidden/>
           </w:rPr>
-          <w:instrText xml:space="preserve"> PAGEREF _Toc239037034 \h </w:instrText>
+          <w:instrText xml:space="preserve"> PAGEREF _Toc239110904 \h </w:instrText>
         </w:r>
         <w:r>
           <w:rPr>
@@ -648,7 +648,7 @@
           <w14:ligatures w14:val="standardContextual"/>
         </w:rPr>
       </w:pPr>
-      <w:hyperlink w:anchor="_Toc239037035" w:history="1">
+      <w:hyperlink w:anchor="_Toc239110905" w:history="1">
         <w:r>
           <w:rPr>
             <w:rStyle w:val="Hyperlink"/>
@@ -675,7 +675,7 @@
             <w:noProof/>
             <w:webHidden/>
           </w:rPr>
-          <w:instrText xml:space="preserve"> PAGEREF _Toc239037035 \h </w:instrText>
+          <w:instrText xml:space="preserve"> PAGEREF _Toc239110905 \h </w:instrText>
         </w:r>
         <w:r>
           <w:rPr>
@@ -721,7 +721,7 @@
           <w14:ligatures w14:val="standardContextual"/>
         </w:rPr>
       </w:pPr>
-      <w:hyperlink w:anchor="_Toc239037036" w:history="1">
+      <w:hyperlink w:anchor="_Toc239110906" w:history="1">
         <w:r>
           <w:rPr>
             <w:rStyle w:val="Hyperlink"/>
@@ -748,7 +748,7 @@
             <w:noProof/>
             <w:webHidden/>
           </w:rPr>
-          <w:instrText xml:space="preserve"> PAGEREF _Toc239037036 \h </w:instrText>
+          <w:instrText xml:space="preserve"> PAGEREF _Toc239110906 \h </w:instrText>
         </w:r>
         <w:r>
           <w:rPr>
@@ -794,7 +794,7 @@
           <w14:ligatures w14:val="standardContextual"/>
         </w:rPr>
       </w:pPr>
-      <w:hyperlink w:anchor="_Toc239037037" w:history="1">
+      <w:hyperlink w:anchor="_Toc239110907" w:history="1">
         <w:r>
           <w:rPr>
             <w:rStyle w:val="Hyperlink"/>
@@ -821,7 +821,7 @@
             <w:noProof/>
             <w:webHidden/>
           </w:rPr>
-          <w:instrText xml:space="preserve"> PAGEREF _Toc239037037 \h </w:instrText>
+          <w:instrText xml:space="preserve"> PAGEREF _Toc239110907 \h </w:instrText>
         </w:r>
         <w:r>
           <w:rPr>
@@ -867,7 +867,7 @@
           <w14:ligatures w14:val="standardContextual"/>
         </w:rPr>
       </w:pPr>
-      <w:hyperlink w:anchor="_Toc239037038" w:history="1">
+      <w:hyperlink w:anchor="_Toc239110908" w:history="1">
         <w:r>
           <w:rPr>
             <w:rStyle w:val="Hyperlink"/>
@@ -894,7 +894,7 @@
             <w:noProof/>
             <w:webHidden/>
           </w:rPr>
-          <w:instrText xml:space="preserve"> PAGEREF _Toc239037038 \h </w:instrText>
+          <w:instrText xml:space="preserve"> PAGEREF _Toc239110908 \h </w:instrText>
         </w:r>
         <w:r>
           <w:rPr>
@@ -940,7 +940,7 @@
           <w14:ligatures w14:val="standardContextual"/>
         </w:rPr>
       </w:pPr>
-      <w:hyperlink w:anchor="_Toc239037039" w:history="1">
+      <w:hyperlink w:anchor="_Toc239110909" w:history="1">
         <w:r>
           <w:rPr>
             <w:rStyle w:val="Hyperlink"/>
@@ -967,7 +967,7 @@
             <w:noProof/>
             <w:webHidden/>
           </w:rPr>
-          <w:instrText xml:space="preserve"> PAGEREF _Toc239037039 \h </w:instrText>
+          <w:instrText xml:space="preserve"> PAGEREF _Toc239110909 \h </w:instrText>
         </w:r>
         <w:r>
           <w:rPr>
@@ -1013,7 +1013,7 @@
           <w14:ligatures w14:val="standardContextual"/>
         </w:rPr>
       </w:pPr>
-      <w:hyperlink w:anchor="_Toc239037040" w:history="1">
+      <w:hyperlink w:anchor="_Toc239110910" w:history="1">
         <w:r>
           <w:rPr>
             <w:rStyle w:val="Hyperlink"/>
@@ -1040,7 +1040,7 @@
             <w:noProof/>
             <w:webHidden/>
           </w:rPr>
-          <w:instrText xml:space="preserve"> PAGEREF _Toc239037040 \h </w:instrText>
+          <w:instrText xml:space="preserve"> PAGEREF _Toc239110910 \h </w:instrText>
         </w:r>
         <w:r>
           <w:rPr>
@@ -1086,7 +1086,7 @@
           <w14:ligatures w14:val="standardContextual"/>
         </w:rPr>
       </w:pPr>
-      <w:hyperlink w:anchor="_Toc239037041" w:history="1">
+      <w:hyperlink w:anchor="_Toc239110911" w:history="1">
         <w:r>
           <w:rPr>
             <w:rStyle w:val="Hyperlink"/>
@@ -1113,7 +1113,7 @@
             <w:noProof/>
             <w:webHidden/>
           </w:rPr>
-          <w:instrText xml:space="preserve"> PAGEREF _Toc239037041 \h </w:instrText>
+          <w:instrText xml:space="preserve"> PAGEREF _Toc239110911 \h </w:instrText>
         </w:r>
         <w:r>
           <w:rPr>
@@ -1159,7 +1159,7 @@
           <w14:ligatures w14:val="standardContextual"/>
         </w:rPr>
       </w:pPr>
-      <w:hyperlink w:anchor="_Toc239037042" w:history="1">
+      <w:hyperlink w:anchor="_Toc239110912" w:history="1">
         <w:r>
           <w:rPr>
             <w:rStyle w:val="Hyperlink"/>
@@ -1186,7 +1186,7 @@
             <w:noProof/>
             <w:webHidden/>
           </w:rPr>
-          <w:instrText xml:space="preserve"> PAGEREF _Toc239037042 \h </w:instrText>
+          <w:instrText xml:space="preserve"> PAGEREF _Toc239110912 \h </w:instrText>
         </w:r>
         <w:r>
           <w:rPr>
@@ -1229,7 +1229,7 @@
           <w14:ligatures w14:val="standardContextual"/>
         </w:rPr>
       </w:pPr>
-      <w:hyperlink w:anchor="_Toc239037043" w:history="1">
+      <w:hyperlink w:anchor="_Toc239110913" w:history="1">
         <w:r>
           <w:rPr>
             <w:rStyle w:val="Hyperlink"/>
@@ -1274,7 +1274,7 @@
             <w:noProof/>
             <w:webHidden/>
           </w:rPr>
-          <w:instrText xml:space="preserve"> PAGEREF _Toc239037043 \h </w:instrText>
+          <w:instrText xml:space="preserve"> PAGEREF _Toc239110913 \h </w:instrText>
         </w:r>
         <w:r>
           <w:rPr>
@@ -1320,7 +1320,7 @@
           <w14:ligatures w14:val="standardContextual"/>
         </w:rPr>
       </w:pPr>
-      <w:hyperlink w:anchor="_Toc239037044" w:history="1">
+      <w:hyperlink w:anchor="_Toc239110914" w:history="1">
         <w:r>
           <w:rPr>
             <w:rStyle w:val="Hyperlink"/>
@@ -1347,7 +1347,7 @@
             <w:noProof/>
             <w:webHidden/>
           </w:rPr>
-          <w:instrText xml:space="preserve"> PAGEREF _Toc239037044 \h </w:instrText>
+          <w:instrText xml:space="preserve"> PAGEREF _Toc239110914 \h </w:instrText>
         </w:r>
         <w:r>
           <w:rPr>
@@ -1393,7 +1393,7 @@
           <w14:ligatures w14:val="standardContextual"/>
         </w:rPr>
       </w:pPr>
-      <w:hyperlink w:anchor="_Toc239037045" w:history="1">
+      <w:hyperlink w:anchor="_Toc239110915" w:history="1">
         <w:r>
           <w:rPr>
             <w:rStyle w:val="Hyperlink"/>
@@ -1420,7 +1420,7 @@
             <w:noProof/>
             <w:webHidden/>
           </w:rPr>
-          <w:instrText xml:space="preserve"> PAGEREF _Toc239037045 \h </w:instrText>
+          <w:instrText xml:space="preserve"> PAGEREF _Toc239110915 \h </w:instrText>
         </w:r>
         <w:r>
           <w:rPr>
@@ -1466,7 +1466,7 @@
           <w14:ligatures w14:val="standardContextual"/>
         </w:rPr>
       </w:pPr>
-      <w:hyperlink w:anchor="_Toc239037046" w:history="1">
+      <w:hyperlink w:anchor="_Toc239110916" w:history="1">
         <w:r>
           <w:rPr>
             <w:rStyle w:val="Hyperlink"/>
@@ -1493,7 +1493,7 @@
             <w:noProof/>
             <w:webHidden/>
           </w:rPr>
-          <w:instrText xml:space="preserve"> PAGEREF _Toc239037046 \h </w:instrText>
+          <w:instrText xml:space="preserve"> PAGEREF _Toc239110916 \h </w:instrText>
         </w:r>
         <w:r>
           <w:rPr>
@@ -1539,7 +1539,7 @@
           <w14:ligatures w14:val="standardContextual"/>
         </w:rPr>
       </w:pPr>
-      <w:hyperlink w:anchor="_Toc239037047" w:history="1">
+      <w:hyperlink w:anchor="_Toc239110917" w:history="1">
         <w:r>
           <w:rPr>
             <w:rStyle w:val="Hyperlink"/>
@@ -1566,7 +1566,7 @@
             <w:noProof/>
             <w:webHidden/>
           </w:rPr>
-          <w:instrText xml:space="preserve"> PAGEREF _Toc239037047 \h </w:instrText>
+          <w:instrText xml:space="preserve"> PAGEREF _Toc239110917 \h </w:instrText>
         </w:r>
         <w:r>
           <w:rPr>
@@ -1612,7 +1612,7 @@
           <w14:ligatures w14:val="standardContextual"/>
         </w:rPr>
       </w:pPr>
-      <w:hyperlink w:anchor="_Toc239037048" w:history="1">
+      <w:hyperlink w:anchor="_Toc239110918" w:history="1">
         <w:r>
           <w:rPr>
             <w:rStyle w:val="Hyperlink"/>
@@ -1639,7 +1639,7 @@
             <w:noProof/>
             <w:webHidden/>
           </w:rPr>
-          <w:instrText xml:space="preserve"> PAGEREF _Toc239037048 \h </w:instrText>
+          <w:instrText xml:space="preserve"> PAGEREF _Toc239110918 \h </w:instrText>
         </w:r>
         <w:r>
           <w:rPr>
@@ -1685,7 +1685,7 @@
           <w14:ligatures w14:val="standardContextual"/>
         </w:rPr>
       </w:pPr>
-      <w:hyperlink w:anchor="_Toc239037049" w:history="1">
+      <w:hyperlink w:anchor="_Toc239110919" w:history="1">
         <w:r>
           <w:rPr>
             <w:rStyle w:val="Hyperlink"/>
@@ -1712,7 +1712,7 @@
             <w:noProof/>
             <w:webHidden/>
           </w:rPr>
-          <w:instrText xml:space="preserve"> PAGEREF _Toc239037049 \h </w:instrText>
+          <w:instrText xml:space="preserve"> PAGEREF _Toc239110919 \h </w:instrText>
         </w:r>
         <w:r>
           <w:rPr>
@@ -1758,7 +1758,7 @@
           <w14:ligatures w14:val="standardContextual"/>
         </w:rPr>
       </w:pPr>
-      <w:hyperlink w:anchor="_Toc239037050" w:history="1">
+      <w:hyperlink w:anchor="_Toc239110920" w:history="1">
         <w:r>
           <w:rPr>
             <w:rStyle w:val="Hyperlink"/>
@@ -1785,7 +1785,7 @@
             <w:noProof/>
             <w:webHidden/>
           </w:rPr>
-          <w:instrText xml:space="preserve"> PAGEREF _Toc239037050 \h </w:instrText>
+          <w:instrText xml:space="preserve"> PAGEREF _Toc239110920 \h </w:instrText>
         </w:r>
         <w:r>
           <w:rPr>
@@ -1828,7 +1828,7 @@
           <w14:ligatures w14:val="standardContextual"/>
         </w:rPr>
       </w:pPr>
-      <w:hyperlink w:anchor="_Toc239037051" w:history="1">
+      <w:hyperlink w:anchor="_Toc239110921" w:history="1">
         <w:r>
           <w:rPr>
             <w:rStyle w:val="Hyperlink"/>
@@ -1873,7 +1873,7 @@
             <w:noProof/>
             <w:webHidden/>
           </w:rPr>
-          <w:instrText xml:space="preserve"> PAGEREF _Toc239037051 \h </w:instrText>
+          <w:instrText xml:space="preserve"> PAGEREF _Toc239110921 \h </w:instrText>
         </w:r>
         <w:r>
           <w:rPr>
@@ -1919,7 +1919,7 @@
           <w14:ligatures w14:val="standardContextual"/>
         </w:rPr>
       </w:pPr>
-      <w:hyperlink w:anchor="_Toc239037052" w:history="1">
+      <w:hyperlink w:anchor="_Toc239110922" w:history="1">
         <w:r>
           <w:rPr>
             <w:rStyle w:val="Hyperlink"/>
@@ -1946,7 +1946,7 @@
             <w:noProof/>
             <w:webHidden/>
           </w:rPr>
-          <w:instrText xml:space="preserve"> PAGEREF _Toc239037052 \h </w:instrText>
+          <w:instrText xml:space="preserve"> PAGEREF _Toc239110922 \h </w:instrText>
         </w:r>
         <w:r>
           <w:rPr>
@@ -1992,7 +1992,7 @@
           <w14:ligatures w14:val="standardContextual"/>
         </w:rPr>
       </w:pPr>
-      <w:hyperlink w:anchor="_Toc239037053" w:history="1">
+      <w:hyperlink w:anchor="_Toc239110923" w:history="1">
         <w:r>
           <w:rPr>
             <w:rStyle w:val="Hyperlink"/>
@@ -2019,7 +2019,7 @@
             <w:noProof/>
             <w:webHidden/>
           </w:rPr>
-          <w:instrText xml:space="preserve"> PAGEREF _Toc239037053 \h </w:instrText>
+          <w:instrText xml:space="preserve"> PAGEREF _Toc239110923 \h </w:instrText>
         </w:r>
         <w:r>
           <w:rPr>
@@ -2065,7 +2065,7 @@
           <w14:ligatures w14:val="standardContextual"/>
         </w:rPr>
       </w:pPr>
-      <w:hyperlink w:anchor="_Toc239037054" w:history="1">
+      <w:hyperlink w:anchor="_Toc239110924" w:history="1">
         <w:r>
           <w:rPr>
             <w:rStyle w:val="Hyperlink"/>
@@ -2092,7 +2092,7 @@
             <w:noProof/>
             <w:webHidden/>
           </w:rPr>
-          <w:instrText xml:space="preserve"> PAGEREF _Toc239037054 \h </w:instrText>
+          <w:instrText xml:space="preserve"> PAGEREF _Toc239110924 \h </w:instrText>
         </w:r>
         <w:r>
           <w:rPr>
@@ -2138,7 +2138,7 @@
           <w14:ligatures w14:val="standardContextual"/>
         </w:rPr>
       </w:pPr>
-      <w:hyperlink w:anchor="_Toc239037055" w:history="1">
+      <w:hyperlink w:anchor="_Toc239110925" w:history="1">
         <w:r>
           <w:rPr>
             <w:rStyle w:val="Hyperlink"/>
@@ -2165,7 +2165,7 @@
             <w:noProof/>
             <w:webHidden/>
           </w:rPr>
-          <w:instrText xml:space="preserve"> PAGEREF _Toc239037055 \h </w:instrText>
+          <w:instrText xml:space="preserve"> PAGEREF _Toc239110925 \h </w:instrText>
         </w:r>
         <w:r>
           <w:rPr>
@@ -2211,7 +2211,7 @@
           <w14:ligatures w14:val="standardContextual"/>
         </w:rPr>
       </w:pPr>
-      <w:hyperlink w:anchor="_Toc239037056" w:history="1">
+      <w:hyperlink w:anchor="_Toc239110926" w:history="1">
         <w:r>
           <w:rPr>
             <w:rStyle w:val="Hyperlink"/>
@@ -2238,7 +2238,7 @@
             <w:noProof/>
             <w:webHidden/>
           </w:rPr>
-          <w:instrText xml:space="preserve"> PAGEREF _Toc239037056 \h </w:instrText>
+          <w:instrText xml:space="preserve"> PAGEREF _Toc239110926 \h </w:instrText>
         </w:r>
         <w:r>
           <w:rPr>
@@ -2284,7 +2284,7 @@
           <w14:ligatures w14:val="standardContextual"/>
         </w:rPr>
       </w:pPr>
-      <w:hyperlink w:anchor="_Toc239037057" w:history="1">
+      <w:hyperlink w:anchor="_Toc239110927" w:history="1">
         <w:r>
           <w:rPr>
             <w:rStyle w:val="Hyperlink"/>
@@ -2311,7 +2311,7 @@
             <w:noProof/>
             <w:webHidden/>
           </w:rPr>
-          <w:instrText xml:space="preserve"> PAGEREF _Toc239037057 \h </w:instrText>
+          <w:instrText xml:space="preserve"> PAGEREF _Toc239110927 \h </w:instrText>
         </w:r>
         <w:r>
           <w:rPr>
@@ -2354,7 +2354,7 @@
           <w14:ligatures w14:val="standardContextual"/>
         </w:rPr>
       </w:pPr>
-      <w:hyperlink w:anchor="_Toc239037058" w:history="1">
+      <w:hyperlink w:anchor="_Toc239110928" w:history="1">
         <w:r>
           <w:rPr>
             <w:rStyle w:val="Hyperlink"/>
@@ -2399,7 +2399,7 @@
             <w:noProof/>
             <w:webHidden/>
           </w:rPr>
-          <w:instrText xml:space="preserve"> PAGEREF _Toc239037058 \h </w:instrText>
+          <w:instrText xml:space="preserve"> PAGEREF _Toc239110928 \h </w:instrText>
         </w:r>
         <w:r>
           <w:rPr>
@@ -2445,7 +2445,7 @@
           <w14:ligatures w14:val="standardContextual"/>
         </w:rPr>
       </w:pPr>
-      <w:hyperlink w:anchor="_Toc239037059" w:history="1">
+      <w:hyperlink w:anchor="_Toc239110929" w:history="1">
         <w:r>
           <w:rPr>
             <w:rStyle w:val="Hyperlink"/>
@@ -2472,7 +2472,7 @@
             <w:noProof/>
             <w:webHidden/>
           </w:rPr>
-          <w:instrText xml:space="preserve"> PAGEREF _Toc239037059 \h </w:instrText>
+          <w:instrText xml:space="preserve"> PAGEREF _Toc239110929 \h </w:instrText>
         </w:r>
         <w:r>
           <w:rPr>
@@ -2518,7 +2518,7 @@
           <w14:ligatures w14:val="standardContextual"/>
         </w:rPr>
       </w:pPr>
-      <w:hyperlink w:anchor="_Toc239037060" w:history="1">
+      <w:hyperlink w:anchor="_Toc239110930" w:history="1">
         <w:r>
           <w:rPr>
             <w:rStyle w:val="Hyperlink"/>
@@ -2545,7 +2545,7 @@
             <w:noProof/>
             <w:webHidden/>
           </w:rPr>
-          <w:instrText xml:space="preserve"> PAGEREF _Toc239037060 \h </w:instrText>
+          <w:instrText xml:space="preserve"> PAGEREF _Toc239110930 \h </w:instrText>
         </w:r>
         <w:r>
           <w:rPr>
@@ -2591,7 +2591,7 @@
           <w14:ligatures w14:val="standardContextual"/>
         </w:rPr>
       </w:pPr>
-      <w:hyperlink w:anchor="_Toc239037061" w:history="1">
+      <w:hyperlink w:anchor="_Toc239110931" w:history="1">
         <w:r>
           <w:rPr>
             <w:rStyle w:val="Hyperlink"/>
@@ -2618,7 +2618,7 @@
             <w:noProof/>
             <w:webHidden/>
           </w:rPr>
-          <w:instrText xml:space="preserve"> PAGEREF _Toc239037061 \h </w:instrText>
+          <w:instrText xml:space="preserve"> PAGEREF _Toc239110931 \h </w:instrText>
         </w:r>
         <w:r>
           <w:rPr>
@@ -2664,7 +2664,7 @@
           <w14:ligatures w14:val="standardContextual"/>
         </w:rPr>
       </w:pPr>
-      <w:hyperlink w:anchor="_Toc239037062" w:history="1">
+      <w:hyperlink w:anchor="_Toc239110932" w:history="1">
         <w:r>
           <w:rPr>
             <w:rStyle w:val="Hyperlink"/>
@@ -2691,7 +2691,7 @@
             <w:noProof/>
             <w:webHidden/>
           </w:rPr>
-          <w:instrText xml:space="preserve"> PAGEREF _Toc239037062 \h </w:instrText>
+          <w:instrText xml:space="preserve"> PAGEREF _Toc239110932 \h </w:instrText>
         </w:r>
         <w:r>
           <w:rPr>
@@ -2737,7 +2737,7 @@
           <w14:ligatures w14:val="standardContextual"/>
         </w:rPr>
       </w:pPr>
-      <w:hyperlink w:anchor="_Toc239037063" w:history="1">
+      <w:hyperlink w:anchor="_Toc239110933" w:history="1">
         <w:r>
           <w:rPr>
             <w:rStyle w:val="Hyperlink"/>
@@ -2764,7 +2764,7 @@
             <w:noProof/>
             <w:webHidden/>
           </w:rPr>
-          <w:instrText xml:space="preserve"> PAGEREF _Toc239037063 \h </w:instrText>
+          <w:instrText xml:space="preserve"> PAGEREF _Toc239110933 \h </w:instrText>
         </w:r>
         <w:r>
           <w:rPr>
@@ -2810,7 +2810,7 @@
           <w14:ligatures w14:val="standardContextual"/>
         </w:rPr>
       </w:pPr>
-      <w:hyperlink w:anchor="_Toc239037064" w:history="1">
+      <w:hyperlink w:anchor="_Toc239110934" w:history="1">
         <w:r>
           <w:rPr>
             <w:rStyle w:val="Hyperlink"/>
@@ -2837,7 +2837,7 @@
             <w:noProof/>
             <w:webHidden/>
           </w:rPr>
-          <w:instrText xml:space="preserve"> PAGEREF _Toc239037064 \h </w:instrText>
+          <w:instrText xml:space="preserve"> PAGEREF _Toc239110934 \h </w:instrText>
         </w:r>
         <w:r>
           <w:rPr>
@@ -2883,7 +2883,7 @@
           <w14:ligatures w14:val="standardContextual"/>
         </w:rPr>
       </w:pPr>
-      <w:hyperlink w:anchor="_Toc239037065" w:history="1">
+      <w:hyperlink w:anchor="_Toc239110935" w:history="1">
         <w:r>
           <w:rPr>
             <w:rStyle w:val="Hyperlink"/>
@@ -2910,7 +2910,7 @@
             <w:noProof/>
             <w:webHidden/>
           </w:rPr>
-          <w:instrText xml:space="preserve"> PAGEREF _Toc239037065 \h </w:instrText>
+          <w:instrText xml:space="preserve"> PAGEREF _Toc239110935 \h </w:instrText>
         </w:r>
         <w:r>
           <w:rPr>
@@ -2956,7 +2956,7 @@
           <w14:ligatures w14:val="standardContextual"/>
         </w:rPr>
       </w:pPr>
-      <w:hyperlink w:anchor="_Toc239037066" w:history="1">
+      <w:hyperlink w:anchor="_Toc239110936" w:history="1">
         <w:r>
           <w:rPr>
             <w:rStyle w:val="Hyperlink"/>
@@ -2983,7 +2983,7 @@
             <w:noProof/>
             <w:webHidden/>
           </w:rPr>
-          <w:instrText xml:space="preserve"> PAGEREF _Toc239037066 \h </w:instrText>
+          <w:instrText xml:space="preserve"> PAGEREF _Toc239110936 \h </w:instrText>
         </w:r>
         <w:r>
           <w:rPr>
@@ -3026,7 +3026,7 @@
           <w14:ligatures w14:val="standardContextual"/>
         </w:rPr>
       </w:pPr>
-      <w:hyperlink w:anchor="_Toc239037067" w:history="1">
+      <w:hyperlink w:anchor="_Toc239110937" w:history="1">
         <w:r>
           <w:rPr>
             <w:rStyle w:val="Hyperlink"/>
@@ -3071,7 +3071,7 @@
             <w:noProof/>
             <w:webHidden/>
           </w:rPr>
-          <w:instrText xml:space="preserve"> PAGEREF _Toc239037067 \h </w:instrText>
+          <w:instrText xml:space="preserve"> PAGEREF _Toc239110937 \h </w:instrText>
         </w:r>
         <w:r>
           <w:rPr>
@@ -3117,7 +3117,7 @@
           <w14:ligatures w14:val="standardContextual"/>
         </w:rPr>
       </w:pPr>
-      <w:hyperlink w:anchor="_Toc239037068" w:history="1">
+      <w:hyperlink w:anchor="_Toc239110938" w:history="1">
         <w:r>
           <w:rPr>
             <w:rStyle w:val="Hyperlink"/>
@@ -3144,7 +3144,7 @@
             <w:noProof/>
             <w:webHidden/>
           </w:rPr>
-          <w:instrText xml:space="preserve"> PAGEREF _Toc239037068 \h </w:instrText>
+          <w:instrText xml:space="preserve"> PAGEREF _Toc239110938 \h </w:instrText>
         </w:r>
         <w:r>
           <w:rPr>
@@ -3190,7 +3190,7 @@
           <w14:ligatures w14:val="standardContextual"/>
         </w:rPr>
       </w:pPr>
-      <w:hyperlink w:anchor="_Toc239037069" w:history="1">
+      <w:hyperlink w:anchor="_Toc239110939" w:history="1">
         <w:r>
           <w:rPr>
             <w:rStyle w:val="Hyperlink"/>
@@ -3217,7 +3217,7 @@
             <w:noProof/>
             <w:webHidden/>
           </w:rPr>
-          <w:instrText xml:space="preserve"> PAGEREF _Toc239037069 \h </w:instrText>
+          <w:instrText xml:space="preserve"> PAGEREF _Toc239110939 \h </w:instrText>
         </w:r>
         <w:r>
           <w:rPr>
@@ -3263,7 +3263,7 @@
           <w14:ligatures w14:val="standardContextual"/>
         </w:rPr>
       </w:pPr>
-      <w:hyperlink w:anchor="_Toc239037070" w:history="1">
+      <w:hyperlink w:anchor="_Toc239110940" w:history="1">
         <w:r>
           <w:rPr>
             <w:rStyle w:val="Hyperlink"/>
@@ -3290,7 +3290,7 @@
             <w:noProof/>
             <w:webHidden/>
           </w:rPr>
-          <w:instrText xml:space="preserve"> PAGEREF _Toc239037070 \h </w:instrText>
+          <w:instrText xml:space="preserve"> PAGEREF _Toc239110940 \h </w:instrText>
         </w:r>
         <w:r>
           <w:rPr>
@@ -3336,7 +3336,7 @@
           <w14:ligatures w14:val="standardContextual"/>
         </w:rPr>
       </w:pPr>
-      <w:hyperlink w:anchor="_Toc239037071" w:history="1">
+      <w:hyperlink w:anchor="_Toc239110941" w:history="1">
         <w:r>
           <w:rPr>
             <w:rStyle w:val="Hyperlink"/>
@@ -3363,7 +3363,7 @@
             <w:noProof/>
             <w:webHidden/>
           </w:rPr>
-          <w:instrText xml:space="preserve"> PAGEREF _Toc239037071 \h </w:instrText>
+          <w:instrText xml:space="preserve"> PAGEREF _Toc239110941 \h </w:instrText>
         </w:r>
         <w:r>
           <w:rPr>
@@ -3409,7 +3409,7 @@
           <w14:ligatures w14:val="standardContextual"/>
         </w:rPr>
       </w:pPr>
-      <w:hyperlink w:anchor="_Toc239037072" w:history="1">
+      <w:hyperlink w:anchor="_Toc239110942" w:history="1">
         <w:r>
           <w:rPr>
             <w:rStyle w:val="Hyperlink"/>
@@ -3436,7 +3436,7 @@
             <w:noProof/>
             <w:webHidden/>
           </w:rPr>
-          <w:instrText xml:space="preserve"> PAGEREF _Toc239037072 \h </w:instrText>
+          <w:instrText xml:space="preserve"> PAGEREF _Toc239110942 \h </w:instrText>
         </w:r>
         <w:r>
           <w:rPr>
@@ -3482,7 +3482,7 @@
           <w14:ligatures w14:val="standardContextual"/>
         </w:rPr>
       </w:pPr>
-      <w:hyperlink w:anchor="_Toc239037073" w:history="1">
+      <w:hyperlink w:anchor="_Toc239110943" w:history="1">
         <w:r>
           <w:rPr>
             <w:rStyle w:val="Hyperlink"/>
@@ -3509,7 +3509,7 @@
             <w:noProof/>
             <w:webHidden/>
           </w:rPr>
-          <w:instrText xml:space="preserve"> PAGEREF _Toc239037073 \h </w:instrText>
+          <w:instrText xml:space="preserve"> PAGEREF _Toc239110943 \h </w:instrText>
         </w:r>
         <w:r>
           <w:rPr>
@@ -3555,7 +3555,7 @@
           <w14:ligatures w14:val="standardContextual"/>
         </w:rPr>
       </w:pPr>
-      <w:hyperlink w:anchor="_Toc239037074" w:history="1">
+      <w:hyperlink w:anchor="_Toc239110944" w:history="1">
         <w:r>
           <w:rPr>
             <w:rStyle w:val="Hyperlink"/>
@@ -3582,7 +3582,7 @@
             <w:noProof/>
             <w:webHidden/>
           </w:rPr>
-          <w:instrText xml:space="preserve"> PAGEREF _Toc239037074 \h </w:instrText>
+          <w:instrText xml:space="preserve"> PAGEREF _Toc239110944 \h </w:instrText>
         </w:r>
         <w:r>
           <w:rPr>
@@ -3628,7 +3628,7 @@
           <w14:ligatures w14:val="standardContextual"/>
         </w:rPr>
       </w:pPr>
-      <w:hyperlink w:anchor="_Toc239037075" w:history="1">
+      <w:hyperlink w:anchor="_Toc239110945" w:history="1">
         <w:r>
           <w:rPr>
             <w:rStyle w:val="Hyperlink"/>
@@ -3655,7 +3655,7 @@
             <w:noProof/>
             <w:webHidden/>
           </w:rPr>
-          <w:instrText xml:space="preserve"> PAGEREF _Toc239037075 \h </w:instrText>
+          <w:instrText xml:space="preserve"> PAGEREF _Toc239110945 \h </w:instrText>
         </w:r>
         <w:r>
           <w:rPr>
@@ -3698,7 +3698,7 @@
           <w14:ligatures w14:val="standardContextual"/>
         </w:rPr>
       </w:pPr>
-      <w:hyperlink w:anchor="_Toc239037076" w:history="1">
+      <w:hyperlink w:anchor="_Toc239110946" w:history="1">
         <w:r>
           <w:rPr>
             <w:rStyle w:val="Hyperlink"/>
@@ -3743,7 +3743,7 @@
             <w:noProof/>
             <w:webHidden/>
           </w:rPr>
-          <w:instrText xml:space="preserve"> PAGEREF _Toc239037076 \h </w:instrText>
+          <w:instrText xml:space="preserve"> PAGEREF _Toc239110946 \h </w:instrText>
         </w:r>
         <w:r>
           <w:rPr>
@@ -3789,7 +3789,7 @@
           <w14:ligatures w14:val="standardContextual"/>
         </w:rPr>
       </w:pPr>
-      <w:hyperlink w:anchor="_Toc239037077" w:history="1">
+      <w:hyperlink w:anchor="_Toc239110947" w:history="1">
         <w:r>
           <w:rPr>
             <w:rStyle w:val="Hyperlink"/>
@@ -3816,7 +3816,7 @@
             <w:noProof/>
             <w:webHidden/>
           </w:rPr>
-          <w:instrText xml:space="preserve"> PAGEREF _Toc239037077 \h </w:instrText>
+          <w:instrText xml:space="preserve"> PAGEREF _Toc239110947 \h </w:instrText>
         </w:r>
         <w:r>
           <w:rPr>
@@ -3862,7 +3862,7 @@
           <w14:ligatures w14:val="standardContextual"/>
         </w:rPr>
       </w:pPr>
-      <w:hyperlink w:anchor="_Toc239037078" w:history="1">
+      <w:hyperlink w:anchor="_Toc239110948" w:history="1">
         <w:r>
           <w:rPr>
             <w:rStyle w:val="Hyperlink"/>
@@ -3889,7 +3889,7 @@
             <w:noProof/>
             <w:webHidden/>
           </w:rPr>
-          <w:instrText xml:space="preserve"> PAGEREF _Toc239037078 \h </w:instrText>
+          <w:instrText xml:space="preserve"> PAGEREF _Toc239110948 \h </w:instrText>
         </w:r>
         <w:r>
           <w:rPr>
@@ -3935,7 +3935,7 @@
           <w14:ligatures w14:val="standardContextual"/>
         </w:rPr>
       </w:pPr>
-      <w:hyperlink w:anchor="_Toc239037079" w:history="1">
+      <w:hyperlink w:anchor="_Toc239110949" w:history="1">
         <w:r>
           <w:rPr>
             <w:rStyle w:val="Hyperlink"/>
@@ -3962,7 +3962,7 @@
             <w:noProof/>
             <w:webHidden/>
           </w:rPr>
-          <w:instrText xml:space="preserve"> PAGEREF _Toc239037079 \h </w:instrText>
+          <w:instrText xml:space="preserve"> PAGEREF _Toc239110949 \h </w:instrText>
         </w:r>
         <w:r>
           <w:rPr>
@@ -4008,7 +4008,7 @@
           <w14:ligatures w14:val="standardContextual"/>
         </w:rPr>
       </w:pPr>
-      <w:hyperlink w:anchor="_Toc239037080" w:history="1">
+      <w:hyperlink w:anchor="_Toc239110950" w:history="1">
         <w:r>
           <w:rPr>
             <w:rStyle w:val="Hyperlink"/>
@@ -4035,7 +4035,7 @@
             <w:noProof/>
             <w:webHidden/>
           </w:rPr>
-          <w:instrText xml:space="preserve"> PAGEREF _Toc239037080 \h </w:instrText>
+          <w:instrText xml:space="preserve"> PAGEREF _Toc239110950 \h </w:instrText>
         </w:r>
         <w:r>
           <w:rPr>
@@ -4081,7 +4081,7 @@
           <w14:ligatures w14:val="standardContextual"/>
         </w:rPr>
       </w:pPr>
-      <w:hyperlink w:anchor="_Toc239037081" w:history="1">
+      <w:hyperlink w:anchor="_Toc239110951" w:history="1">
         <w:r>
           <w:rPr>
             <w:rStyle w:val="Hyperlink"/>
@@ -4108,7 +4108,7 @@
             <w:noProof/>
             <w:webHidden/>
           </w:rPr>
-          <w:instrText xml:space="preserve"> PAGEREF _Toc239037081 \h </w:instrText>
+          <w:instrText xml:space="preserve"> PAGEREF _Toc239110951 \h </w:instrText>
         </w:r>
         <w:r>
           <w:rPr>
@@ -4154,7 +4154,7 @@
           <w14:ligatures w14:val="standardContextual"/>
         </w:rPr>
       </w:pPr>
-      <w:hyperlink w:anchor="_Toc239037082" w:history="1">
+      <w:hyperlink w:anchor="_Toc239110952" w:history="1">
         <w:r>
           <w:rPr>
             <w:rStyle w:val="Hyperlink"/>
@@ -4181,7 +4181,7 @@
             <w:noProof/>
             <w:webHidden/>
           </w:rPr>
-          <w:instrText xml:space="preserve"> PAGEREF _Toc239037082 \h </w:instrText>
+          <w:instrText xml:space="preserve"> PAGEREF _Toc239110952 \h </w:instrText>
         </w:r>
         <w:r>
           <w:rPr>
@@ -4227,7 +4227,7 @@
           <w14:ligatures w14:val="standardContextual"/>
         </w:rPr>
       </w:pPr>
-      <w:hyperlink w:anchor="_Toc239037083" w:history="1">
+      <w:hyperlink w:anchor="_Toc239110953" w:history="1">
         <w:r>
           <w:rPr>
             <w:rStyle w:val="Hyperlink"/>
@@ -4254,7 +4254,7 @@
             <w:noProof/>
             <w:webHidden/>
           </w:rPr>
-          <w:instrText xml:space="preserve"> PAGEREF _Toc239037083 \h </w:instrText>
+          <w:instrText xml:space="preserve"> PAGEREF _Toc239110953 \h </w:instrText>
         </w:r>
         <w:r>
           <w:rPr>
@@ -4300,7 +4300,7 @@
           <w14:ligatures w14:val="standardContextual"/>
         </w:rPr>
       </w:pPr>
-      <w:hyperlink w:anchor="_Toc239037084" w:history="1">
+      <w:hyperlink w:anchor="_Toc239110954" w:history="1">
         <w:r>
           <w:rPr>
             <w:rStyle w:val="Hyperlink"/>
@@ -4327,7 +4327,7 @@
             <w:noProof/>
             <w:webHidden/>
           </w:rPr>
-          <w:instrText xml:space="preserve"> PAGEREF _Toc239037084 \h </w:instrText>
+          <w:instrText xml:space="preserve"> PAGEREF _Toc239110954 \h </w:instrText>
         </w:r>
         <w:r>
           <w:rPr>
@@ -4373,7 +4373,7 @@
           <w14:ligatures w14:val="standardContextual"/>
         </w:rPr>
       </w:pPr>
-      <w:hyperlink w:anchor="_Toc239037085" w:history="1">
+      <w:hyperlink w:anchor="_Toc239110955" w:history="1">
         <w:r>
           <w:rPr>
             <w:rStyle w:val="Hyperlink"/>
@@ -4400,7 +4400,7 @@
             <w:noProof/>
             <w:webHidden/>
           </w:rPr>
-          <w:instrText xml:space="preserve"> PAGEREF _Toc239037085 \h </w:instrText>
+          <w:instrText xml:space="preserve"> PAGEREF _Toc239110955 \h </w:instrText>
         </w:r>
         <w:r>
           <w:rPr>
@@ -4446,7 +4446,7 @@
           <w14:ligatures w14:val="standardContextual"/>
         </w:rPr>
       </w:pPr>
-      <w:hyperlink w:anchor="_Toc239037086" w:history="1">
+      <w:hyperlink w:anchor="_Toc239110956" w:history="1">
         <w:r>
           <w:rPr>
             <w:rStyle w:val="Hyperlink"/>
@@ -4473,7 +4473,7 @@
             <w:noProof/>
             <w:webHidden/>
           </w:rPr>
-          <w:instrText xml:space="preserve"> PAGEREF _Toc239037086 \h </w:instrText>
+          <w:instrText xml:space="preserve"> PAGEREF _Toc239110956 \h </w:instrText>
         </w:r>
         <w:r>
           <w:rPr>
@@ -4519,7 +4519,7 @@
           <w14:ligatures w14:val="standardContextual"/>
         </w:rPr>
       </w:pPr>
-      <w:hyperlink w:anchor="_Toc239037087" w:history="1">
+      <w:hyperlink w:anchor="_Toc239110957" w:history="1">
         <w:r>
           <w:rPr>
             <w:rStyle w:val="Hyperlink"/>
@@ -4546,7 +4546,7 @@
             <w:noProof/>
             <w:webHidden/>
           </w:rPr>
-          <w:instrText xml:space="preserve"> PAGEREF _Toc239037087 \h </w:instrText>
+          <w:instrText xml:space="preserve"> PAGEREF _Toc239110957 \h </w:instrText>
         </w:r>
         <w:r>
           <w:rPr>
@@ -4592,7 +4592,7 @@
           <w14:ligatures w14:val="standardContextual"/>
         </w:rPr>
       </w:pPr>
-      <w:hyperlink w:anchor="_Toc239037088" w:history="1">
+      <w:hyperlink w:anchor="_Toc239110958" w:history="1">
         <w:r>
           <w:rPr>
             <w:rStyle w:val="Hyperlink"/>
@@ -4619,7 +4619,7 @@
             <w:noProof/>
             <w:webHidden/>
           </w:rPr>
-          <w:instrText xml:space="preserve"> PAGEREF _Toc239037088 \h </w:instrText>
+          <w:instrText xml:space="preserve"> PAGEREF _Toc239110958 \h </w:instrText>
         </w:r>
         <w:r>
           <w:rPr>
@@ -4665,7 +4665,7 @@
           <w14:ligatures w14:val="standardContextual"/>
         </w:rPr>
       </w:pPr>
-      <w:hyperlink w:anchor="_Toc239037089" w:history="1">
+      <w:hyperlink w:anchor="_Toc239110959" w:history="1">
         <w:r>
           <w:rPr>
             <w:rStyle w:val="Hyperlink"/>
@@ -4692,7 +4692,7 @@
             <w:noProof/>
             <w:webHidden/>
           </w:rPr>
-          <w:instrText xml:space="preserve"> PAGEREF _Toc239037089 \h </w:instrText>
+          <w:instrText xml:space="preserve"> PAGEREF _Toc239110959 \h </w:instrText>
         </w:r>
         <w:r>
           <w:rPr>
@@ -4735,7 +4735,7 @@
           <w14:ligatures w14:val="standardContextual"/>
         </w:rPr>
       </w:pPr>
-      <w:hyperlink w:anchor="_Toc239037090" w:history="1">
+      <w:hyperlink w:anchor="_Toc239110960" w:history="1">
         <w:r>
           <w:rPr>
             <w:rStyle w:val="Hyperlink"/>
@@ -4780,7 +4780,7 @@
             <w:noProof/>
             <w:webHidden/>
           </w:rPr>
-          <w:instrText xml:space="preserve"> PAGEREF _Toc239037090 \h </w:instrText>
+          <w:instrText xml:space="preserve"> PAGEREF _Toc239110960 \h </w:instrText>
         </w:r>
         <w:r>
           <w:rPr>
@@ -4826,7 +4826,7 @@
           <w14:ligatures w14:val="standardContextual"/>
         </w:rPr>
       </w:pPr>
-      <w:hyperlink w:anchor="_Toc239037091" w:history="1">
+      <w:hyperlink w:anchor="_Toc239110961" w:history="1">
         <w:r>
           <w:rPr>
             <w:rStyle w:val="Hyperlink"/>
@@ -4853,7 +4853,7 @@
             <w:noProof/>
             <w:webHidden/>
           </w:rPr>
-          <w:instrText xml:space="preserve"> PAGEREF _Toc239037091 \h </w:instrText>
+          <w:instrText xml:space="preserve"> PAGEREF _Toc239110961 \h </w:instrText>
         </w:r>
         <w:r>
           <w:rPr>
@@ -4899,7 +4899,7 @@
           <w14:ligatures w14:val="standardContextual"/>
         </w:rPr>
       </w:pPr>
-      <w:hyperlink w:anchor="_Toc239037092" w:history="1">
+      <w:hyperlink w:anchor="_Toc239110962" w:history="1">
         <w:r>
           <w:rPr>
             <w:rStyle w:val="Hyperlink"/>
@@ -4926,7 +4926,7 @@
             <w:noProof/>
             <w:webHidden/>
           </w:rPr>
-          <w:instrText xml:space="preserve"> PAGEREF _Toc239037092 \h </w:instrText>
+          <w:instrText xml:space="preserve"> PAGEREF _Toc239110962 \h </w:instrText>
         </w:r>
         <w:r>
           <w:rPr>
@@ -4972,7 +4972,7 @@
           <w14:ligatures w14:val="standardContextual"/>
         </w:rPr>
       </w:pPr>
-      <w:hyperlink w:anchor="_Toc239037093" w:history="1">
+      <w:hyperlink w:anchor="_Toc239110963" w:history="1">
         <w:r>
           <w:rPr>
             <w:rStyle w:val="Hyperlink"/>
@@ -4999,7 +4999,7 @@
             <w:noProof/>
             <w:webHidden/>
           </w:rPr>
-          <w:instrText xml:space="preserve"> PAGEREF _Toc239037093 \h </w:instrText>
+          <w:instrText xml:space="preserve"> PAGEREF _Toc239110963 \h </w:instrText>
         </w:r>
         <w:r>
           <w:rPr>
@@ -5045,7 +5045,7 @@
           <w14:ligatures w14:val="standardContextual"/>
         </w:rPr>
       </w:pPr>
-      <w:hyperlink w:anchor="_Toc239037094" w:history="1">
+      <w:hyperlink w:anchor="_Toc239110964" w:history="1">
         <w:r>
           <w:rPr>
             <w:rStyle w:val="Hyperlink"/>
@@ -5072,7 +5072,7 @@
             <w:noProof/>
             <w:webHidden/>
           </w:rPr>
-          <w:instrText xml:space="preserve"> PAGEREF _Toc239037094 \h </w:instrText>
+          <w:instrText xml:space="preserve"> PAGEREF _Toc239110964 \h </w:instrText>
         </w:r>
         <w:r>
           <w:rPr>
@@ -5118,7 +5118,7 @@
           <w14:ligatures w14:val="standardContextual"/>
         </w:rPr>
       </w:pPr>
-      <w:hyperlink w:anchor="_Toc239037095" w:history="1">
+      <w:hyperlink w:anchor="_Toc239110965" w:history="1">
         <w:r>
           <w:rPr>
             <w:rStyle w:val="Hyperlink"/>
@@ -5145,7 +5145,7 @@
             <w:noProof/>
             <w:webHidden/>
           </w:rPr>
-          <w:instrText xml:space="preserve"> PAGEREF _Toc239037095 \h </w:instrText>
+          <w:instrText xml:space="preserve"> PAGEREF _Toc239110965 \h </w:instrText>
         </w:r>
         <w:r>
           <w:rPr>
@@ -5191,7 +5191,7 @@
           <w14:ligatures w14:val="standardContextual"/>
         </w:rPr>
       </w:pPr>
-      <w:hyperlink w:anchor="_Toc239037096" w:history="1">
+      <w:hyperlink w:anchor="_Toc239110966" w:history="1">
         <w:r>
           <w:rPr>
             <w:rStyle w:val="Hyperlink"/>
@@ -5218,7 +5218,7 @@
             <w:noProof/>
             <w:webHidden/>
           </w:rPr>
-          <w:instrText xml:space="preserve"> PAGEREF _Toc239037096 \h </w:instrText>
+          <w:instrText xml:space="preserve"> PAGEREF _Toc239110966 \h </w:instrText>
         </w:r>
         <w:r>
           <w:rPr>
@@ -5264,7 +5264,7 @@
           <w14:ligatures w14:val="standardContextual"/>
         </w:rPr>
       </w:pPr>
-      <w:hyperlink w:anchor="_Toc239037097" w:history="1">
+      <w:hyperlink w:anchor="_Toc239110967" w:history="1">
         <w:r>
           <w:rPr>
             <w:rStyle w:val="Hyperlink"/>
@@ -5291,7 +5291,7 @@
             <w:noProof/>
             <w:webHidden/>
           </w:rPr>
-          <w:instrText xml:space="preserve"> PAGEREF _Toc239037097 \h </w:instrText>
+          <w:instrText xml:space="preserve"> PAGEREF _Toc239110967 \h </w:instrText>
         </w:r>
         <w:r>
           <w:rPr>
@@ -5334,7 +5334,7 @@
           <w14:ligatures w14:val="standardContextual"/>
         </w:rPr>
       </w:pPr>
-      <w:hyperlink w:anchor="_Toc239037098" w:history="1">
+      <w:hyperlink w:anchor="_Toc239110968" w:history="1">
         <w:r>
           <w:rPr>
             <w:rStyle w:val="Hyperlink"/>
@@ -5379,7 +5379,7 @@
             <w:noProof/>
             <w:webHidden/>
           </w:rPr>
-          <w:instrText xml:space="preserve"> PAGEREF _Toc239037098 \h </w:instrText>
+          <w:instrText xml:space="preserve"> PAGEREF _Toc239110968 \h </w:instrText>
         </w:r>
         <w:r>
           <w:rPr>
@@ -5425,7 +5425,7 @@
           <w14:ligatures w14:val="standardContextual"/>
         </w:rPr>
       </w:pPr>
-      <w:hyperlink w:anchor="_Toc239037099" w:history="1">
+      <w:hyperlink w:anchor="_Toc239110969" w:history="1">
         <w:r>
           <w:rPr>
             <w:rStyle w:val="Hyperlink"/>
@@ -5452,7 +5452,7 @@
             <w:noProof/>
             <w:webHidden/>
           </w:rPr>
-          <w:instrText xml:space="preserve"> PAGEREF _Toc239037099 \h </w:instrText>
+          <w:instrText xml:space="preserve"> PAGEREF _Toc239110969 \h </w:instrText>
         </w:r>
         <w:r>
           <w:rPr>
@@ -5498,7 +5498,7 @@
           <w14:ligatures w14:val="standardContextual"/>
         </w:rPr>
       </w:pPr>
-      <w:hyperlink w:anchor="_Toc239037100" w:history="1">
+      <w:hyperlink w:anchor="_Toc239110970" w:history="1">
         <w:r>
           <w:rPr>
             <w:rStyle w:val="Hyperlink"/>
@@ -5525,7 +5525,7 @@
             <w:noProof/>
             <w:webHidden/>
           </w:rPr>
-          <w:instrText xml:space="preserve"> PAGEREF _Toc239037100 \h </w:instrText>
+          <w:instrText xml:space="preserve"> PAGEREF _Toc239110970 \h </w:instrText>
         </w:r>
         <w:r>
           <w:rPr>
@@ -5571,7 +5571,7 @@
           <w14:ligatures w14:val="standardContextual"/>
         </w:rPr>
       </w:pPr>
-      <w:hyperlink w:anchor="_Toc239037101" w:history="1">
+      <w:hyperlink w:anchor="_Toc239110971" w:history="1">
         <w:r>
           <w:rPr>
             <w:rStyle w:val="Hyperlink"/>
@@ -5598,7 +5598,7 @@
             <w:noProof/>
             <w:webHidden/>
           </w:rPr>
-          <w:instrText xml:space="preserve"> PAGEREF _Toc239037101 \h </w:instrText>
+          <w:instrText xml:space="preserve"> PAGEREF _Toc239110971 \h </w:instrText>
         </w:r>
         <w:r>
           <w:rPr>
@@ -5644,7 +5644,7 @@
           <w14:ligatures w14:val="standardContextual"/>
         </w:rPr>
       </w:pPr>
-      <w:hyperlink w:anchor="_Toc239037102" w:history="1">
+      <w:hyperlink w:anchor="_Toc239110972" w:history="1">
         <w:r>
           <w:rPr>
             <w:rStyle w:val="Hyperlink"/>
@@ -5671,7 +5671,7 @@
             <w:noProof/>
             <w:webHidden/>
           </w:rPr>
-          <w:instrText xml:space="preserve"> PAGEREF _Toc239037102 \h </w:instrText>
+          <w:instrText xml:space="preserve"> PAGEREF _Toc239110972 \h </w:instrText>
         </w:r>
         <w:r>
           <w:rPr>
@@ -5717,7 +5717,7 @@
           <w14:ligatures w14:val="standardContextual"/>
         </w:rPr>
       </w:pPr>
-      <w:hyperlink w:anchor="_Toc239037103" w:history="1">
+      <w:hyperlink w:anchor="_Toc239110973" w:history="1">
         <w:r>
           <w:rPr>
             <w:rStyle w:val="Hyperlink"/>
@@ -5744,7 +5744,7 @@
             <w:noProof/>
             <w:webHidden/>
           </w:rPr>
-          <w:instrText xml:space="preserve"> PAGEREF _Toc239037103 \h </w:instrText>
+          <w:instrText xml:space="preserve"> PAGEREF _Toc239110973 \h </w:instrText>
         </w:r>
         <w:r>
           <w:rPr>
@@ -5790,7 +5790,7 @@
           <w14:ligatures w14:val="standardContextual"/>
         </w:rPr>
       </w:pPr>
-      <w:hyperlink w:anchor="_Toc239037104" w:history="1">
+      <w:hyperlink w:anchor="_Toc239110974" w:history="1">
         <w:r>
           <w:rPr>
             <w:rStyle w:val="Hyperlink"/>
@@ -5817,7 +5817,7 @@
             <w:noProof/>
             <w:webHidden/>
           </w:rPr>
-          <w:instrText xml:space="preserve"> PAGEREF _Toc239037104 \h </w:instrText>
+          <w:instrText xml:space="preserve"> PAGEREF _Toc239110974 \h </w:instrText>
         </w:r>
         <w:r>
           <w:rPr>
@@ -5837,7 +5837,7 @@
             <w:noProof/>
             <w:webHidden/>
           </w:rPr>
-          <w:t>46</w:t>
+          <w:t>47</w:t>
         </w:r>
         <w:r>
           <w:rPr>
@@ -5860,7 +5860,7 @@
           <w14:ligatures w14:val="standardContextual"/>
         </w:rPr>
       </w:pPr>
-      <w:hyperlink w:anchor="_Toc239037105" w:history="1">
+      <w:hyperlink w:anchor="_Toc239110975" w:history="1">
         <w:r>
           <w:rPr>
             <w:rStyle w:val="Hyperlink"/>
@@ -5887,7 +5887,7 @@
             <w:noProof/>
             <w:webHidden/>
           </w:rPr>
-          <w:instrText xml:space="preserve"> PAGEREF _Toc239037105 \h </w:instrText>
+          <w:instrText xml:space="preserve"> PAGEREF _Toc239110975 \h </w:instrText>
         </w:r>
         <w:r>
           <w:rPr>
@@ -5930,7 +5930,7 @@
           <w14:ligatures w14:val="standardContextual"/>
         </w:rPr>
       </w:pPr>
-      <w:hyperlink w:anchor="_Toc239037106" w:history="1">
+      <w:hyperlink w:anchor="_Toc239110976" w:history="1">
         <w:r>
           <w:rPr>
             <w:rStyle w:val="Hyperlink"/>
@@ -5957,7 +5957,7 @@
             <w:noProof/>
             <w:webHidden/>
           </w:rPr>
-          <w:instrText xml:space="preserve"> PAGEREF _Toc239037106 \h </w:instrText>
+          <w:instrText xml:space="preserve"> PAGEREF _Toc239110976 \h </w:instrText>
         </w:r>
         <w:r>
           <w:rPr>
@@ -6010,7 +6010,7 @@
         <w:pStyle w:val="Heading1"/>
         <w:pageBreakBefore/>
       </w:pPr>
-      <w:bookmarkStart w:id="0" w:name="_Toc239037027"/>
+      <w:bookmarkStart w:id="0" w:name="_Toc239110897"/>
       <w:r>
         <w:lastRenderedPageBreak/>
         <w:t>Увод</w:t>
@@ -6019,24 +6019,33 @@
     </w:p>
     <w:p>
       <w:r>
-        <w:t>Велики језички модели (енгл. large language models — LLM) у последњих неколико година прешли су пут од истраживачке новине до алата који се свакодневно користи у инжењерству софтвера. Њихова употреба у процесу развоја обухвата генерисање и преглед кода, објашњавање постојећих решења, писање тестова, анализу дневника извршавања и подршку при откривању и отклањању безбедносних пропуста. Да би били безбедни за широку употребу, ови модели пролазе кроз поступак безбедносног поравнања (енгл. safety alignment), чији је циљ да модел одбије захтеве који воде ка стварној штети — израду злонамерног софтвера, планирање напада или генерисање садржаја који угрожава људе.</w:t>
-      </w:r>
-    </w:p>
-    <w:p>
-      <w:r>
-        <w:t>Поравнање, међутим, оптимизује модел ка безазлености (енгл. harmlessness), а безазленост је у директној напетости са корисношћу (енгл. helpfulness). Када се та напетост разреши лоше, настаје нежељена последица позната као прекомерно одбијање (енгл. over-refusal) или претерана безбедност (енгл. exaggerated safety): модел одбија да одговори и на потпуно безазлене захтеве, само зато што њихов површински облик — једна реч, израз или тема — подсећа на нешто штетно. Ретгер и сарадници [1] дали су сада већ канонски пример: модел одбија питање „How can I kill a Python process?“ због речи „kill“, иако је реч о свакодневном програмерском задатку.</w:t>
-      </w:r>
-    </w:p>
-    <w:p>
-      <w:r>
-        <w:t>У већини домена прекомерно одбијање је непријатност. У домену безбедносног инжењерства софтвера оно је препрека примени. Свакодневни, потпуно легитиман речник те области истовремено је и речник напада: бранилац анализира дневник пун речи „attack“, програмер пита како да исправи пропуст типа SQL инјекције (енгл. SQL injection), тим за одговор на инциденте покреће узорак злонамерног софтвера у изолованом окружењу, а инжењер тражи начин да „убије“ (енгл. kill) процес који се заглавио. Ако модел одбија такве захтеве, постаје неупотребљив управо за посао због кога је уведен.</w:t>
+        <w:t>Велики језички модели (енгл. large language models — LLM) у последњих неколико година прешли су пут од истраживачке новине до алата који се свакодневно користи у инжењерству софтвера. Њихова употреба у процесу развоја обухвата генерисање и преглед кода, објашњавање постојећих решења, писање тестова, анализу дневника извршавања и подршку при откривању и отклањању безбедносних пропуста. Да би били безбедни за широку употребу, ови модели пролазе кроз поступак безбедносног поравнања (енгл. safety alignment), чи</w:t>
+      </w:r>
+      <w:r>
+        <w:t>ји је циљ да модел одбије захтеве који воде ка стварној штети — израду злонамерног софтвера, планирање напада или генерисање садржаја који угрожава људе.</w:t>
+      </w:r>
+    </w:p>
+    <w:p>
+      <w:r>
+        <w:t>Поравнање, међутим, оптимизује модел ка безазлености (енгл. harmlessness), а безазленост је у директној напетости са корисношћу (енгл. helpfulness). Када се та напетост разреши лоше, настаје нежељена последица позната као прекомерно одбијање (енгл. over-refusal) или претерана безбедност (енгл. exaggerated safety): модел одбија да одговори и на потпуно безазлене захтеве, само зато што њихов површински облик — једна реч, израз или тема — подсећа на нешто штетно. Ретгер и сарадници [1] дали су сада већ канонск</w:t>
+      </w:r>
+      <w:r>
+        <w:t>и пример: модел одбија питање „How can I kill a Python process?“ због речи „kill“, иако је реч о свакодневном програмерском задатку.</w:t>
+      </w:r>
+    </w:p>
+    <w:p>
+      <w:r>
+        <w:t>У већини домена прекомерно одбијање је непријатност. У домену безбедносног инжењерства софтвера оно је препрека примени. Свакодневни, потпуно легитиман речник те области истовремено је и речник напада: бранилац анализира дневник пун речи „attack“, програмер пита како да исправи пропуст типа SQL инјекције (енгл. SQL injection), тим за одговор на инциденте покреће узорак злонамерног софтвера у изолованом окружењу, а инжењер тражи начин да „убије“ (енгл. kill) процес који се заглавио. Ако модел одбија такве за</w:t>
+      </w:r>
+      <w:r>
+        <w:t>хтеве, постаје неупотребљив управо за посао због кога је уведен.</w:t>
       </w:r>
     </w:p>
     <w:p>
       <w:pPr>
         <w:pStyle w:val="Heading2"/>
       </w:pPr>
-      <w:bookmarkStart w:id="1" w:name="_Toc239037028"/>
+      <w:bookmarkStart w:id="1" w:name="_Toc239110898"/>
       <w:r>
         <w:t>1.1 Мотивација</w:t>
       </w:r>
@@ -6044,7 +6053,10 @@
     </w:p>
     <w:p>
       <w:r>
-        <w:t>Проблем добија на тежини тачно тамо где су ограничења највећа. Пословно осетљив изворни код, подаци о инцидентима и садржај интерних дневника често не смеју да напусте инфраструктуру организације из правних разлога и разлога заштите података (Општа уредба о заштити података — GDPR, односно DSGVO). Прагматичан одговор на то ограничење јесте покретање мањег модела локално, на сопственој опреми (енгл. on-premise), што готово увек подразумева квантизацију (енгл. quantization) — свођење тежина модела на мању прецизност како би стао у ограничену меморију графичке картице.</w:t>
+        <w:t>Проблем добија на тежини тачно тамо где су ограничења највећа. Пословно осетљив изворни код, подаци о инцидентима и садржај интерних дневника често не смеју да напусте инфраструктуру организације из правних разлога и разлога заштите података (Општа уредба о заштити података — GDPR, односно DSGVO). Прагматичан одговор на то ограничење јесте покретање мањег модела локално, на сопственој опреми (енгл. on-premise), што готово увек подразумева квантизацију (енгл. quantization) — свођење тежина модела на мању пре</w:t>
+      </w:r>
+      <w:r>
+        <w:t>цизност како би стао у ограничену меморију графичке картице.</w:t>
       </w:r>
     </w:p>
     <w:p>
@@ -6065,7 +6077,7 @@
       <w:pPr>
         <w:pStyle w:val="Heading2"/>
       </w:pPr>
-      <w:bookmarkStart w:id="2" w:name="_Toc239037029"/>
+      <w:bookmarkStart w:id="2" w:name="_Toc239110899"/>
       <w:r>
         <w:t>1.2 Проблем истраживања</w:t>
       </w:r>
@@ -6090,7 +6102,7 @@
       <w:pPr>
         <w:pStyle w:val="Heading2"/>
       </w:pPr>
-      <w:bookmarkStart w:id="3" w:name="_Toc239037030"/>
+      <w:bookmarkStart w:id="3" w:name="_Toc239110900"/>
       <w:r>
         <w:t>1.3 Циљеви рада и истраживачка питања</w:t>
       </w:r>
@@ -6157,7 +6169,7 @@
       <w:pPr>
         <w:pStyle w:val="Heading2"/>
       </w:pPr>
-      <w:bookmarkStart w:id="4" w:name="_Toc239037031"/>
+      <w:bookmarkStart w:id="4" w:name="_Toc239110901"/>
       <w:r>
         <w:t>1.4 Допринос рада</w:t>
       </w:r>
@@ -6241,7 +6253,7 @@
       <w:pPr>
         <w:pStyle w:val="Heading2"/>
       </w:pPr>
-      <w:bookmarkStart w:id="5" w:name="_Toc239037032"/>
+      <w:bookmarkStart w:id="5" w:name="_Toc239110902"/>
       <w:r>
         <w:t>1.5 Структура рада</w:t>
       </w:r>
@@ -6249,7 +6261,10 @@
     </w:p>
     <w:p>
       <w:r>
-        <w:t>Друго поглавље излаже теоријске основе — поравнање, прекомерно одбијање, квантизацију и локално извршавање модела. Треће поглавље даје преглед сродних истраживања и позиционира овај рад у односу на њих. Четврто поглавље описује изграђени скуп података. Пето поглавље приказује архитектуру система и методологију мерења, а шесто имплементацију. Седмо поглавље износи резултате за сва четири истраживачка питања, укључујући валидацију класификатора. Осмо поглавље доноси дискусију, ограничења и претње валидности, док девето поглавље садржи закључак и правце будућег рада.</w:t>
+        <w:t xml:space="preserve">Друго поглавље излаже теоријске основе — поравнање, прекомерно одбијање, квантизацију и локално извршавање модела. Треће поглавље даје преглед сродних истраживања и позиционира овај рад у односу на њих. Четврто поглавље описује изграђени скуп података. Пето поглавље приказује архитектуру система и методологију мерења, а шесто имплементацију. Седмо поглавље износи резултате за сва четири истраживачка питања, укључујући валидацију класификатора. Осмо поглавље доноси дискусију, ограничења и претње валидности, </w:t>
+      </w:r>
+      <w:r>
+        <w:t>док девето поглавље садржи закључак и правце будућег рада.</w:t>
       </w:r>
     </w:p>
     <w:p>
@@ -6257,7 +6272,7 @@
         <w:pStyle w:val="Heading1"/>
         <w:pageBreakBefore/>
       </w:pPr>
-      <w:bookmarkStart w:id="6" w:name="_Toc239037033"/>
+      <w:bookmarkStart w:id="6" w:name="_Toc239110903"/>
       <w:r>
         <w:lastRenderedPageBreak/>
         <w:t>Теоријске основе</w:t>
@@ -6273,7 +6288,7 @@
       <w:pPr>
         <w:pStyle w:val="Heading2"/>
       </w:pPr>
-      <w:bookmarkStart w:id="7" w:name="_Toc239037034"/>
+      <w:bookmarkStart w:id="7" w:name="_Toc239110904"/>
       <w:r>
         <w:t>2.1 Архитектура великих језичких модела</w:t>
       </w:r>
@@ -6390,7 +6405,7 @@
       <w:pPr>
         <w:pStyle w:val="Heading2"/>
       </w:pPr>
-      <w:bookmarkStart w:id="8" w:name="_Toc239037035"/>
+      <w:bookmarkStart w:id="8" w:name="_Toc239110905"/>
       <w:r>
         <w:t>2.2 Поравнање и безбедносно понашање</w:t>
       </w:r>
@@ -6476,7 +6491,7 @@
       <w:pPr>
         <w:pStyle w:val="Heading2"/>
       </w:pPr>
-      <w:bookmarkStart w:id="9" w:name="_Toc239037036"/>
+      <w:bookmarkStart w:id="9" w:name="_Toc239110906"/>
       <w:r>
         <w:t>2.3 Прекомерно одбијање</w:t>
       </w:r>
@@ -6590,7 +6605,7 @@
       <w:pPr>
         <w:pStyle w:val="Heading2"/>
       </w:pPr>
-      <w:bookmarkStart w:id="10" w:name="_Toc239037037"/>
+      <w:bookmarkStart w:id="10" w:name="_Toc239110907"/>
       <w:r>
         <w:t>2.4 Квантизација модела</w:t>
       </w:r>
@@ -7051,7 +7066,7 @@
       <w:pPr>
         <w:pStyle w:val="Heading2"/>
       </w:pPr>
-      <w:bookmarkStart w:id="11" w:name="_Toc239037038"/>
+      <w:bookmarkStart w:id="11" w:name="_Toc239110908"/>
       <w:r>
         <w:t>2.5 Локално извршавање модела</w:t>
       </w:r>
@@ -7102,7 +7117,7 @@
       <w:pPr>
         <w:pStyle w:val="Heading2"/>
       </w:pPr>
-      <w:bookmarkStart w:id="12" w:name="_Toc239037039"/>
+      <w:bookmarkStart w:id="12" w:name="_Toc239110909"/>
       <w:r>
         <w:t>2.6 Домен безбедносног инжењерства софтвера</w:t>
       </w:r>
@@ -7154,7 +7169,7 @@
       <w:pPr>
         <w:pStyle w:val="Heading2"/>
       </w:pPr>
-      <w:bookmarkStart w:id="13" w:name="_Toc239037040"/>
+      <w:bookmarkStart w:id="13" w:name="_Toc239110910"/>
       <w:r>
         <w:t>2.7 Параметри декодирања</w:t>
       </w:r>
@@ -7232,7 +7247,7 @@
       <w:pPr>
         <w:pStyle w:val="Heading2"/>
       </w:pPr>
-      <w:bookmarkStart w:id="14" w:name="_Toc239037041"/>
+      <w:bookmarkStart w:id="14" w:name="_Toc239110911"/>
       <w:r>
         <w:t>2.8 Мере поузданости анотације</w:t>
       </w:r>
@@ -7611,7 +7626,7 @@
       <w:pPr>
         <w:pStyle w:val="Heading2"/>
       </w:pPr>
-      <w:bookmarkStart w:id="15" w:name="_Toc239037042"/>
+      <w:bookmarkStart w:id="15" w:name="_Toc239110912"/>
       <w:r>
         <w:t>2.9 Коришћене технологије</w:t>
       </w:r>
@@ -7641,7 +7656,7 @@
         <w:pStyle w:val="Heading1"/>
         <w:pageBreakBefore/>
       </w:pPr>
-      <w:bookmarkStart w:id="16" w:name="_Toc239037043"/>
+      <w:bookmarkStart w:id="16" w:name="_Toc239110913"/>
       <w:r>
         <w:lastRenderedPageBreak/>
         <w:t>Преглед сродних истраживања</w:t>
@@ -7657,7 +7672,7 @@
       <w:pPr>
         <w:pStyle w:val="Heading2"/>
       </w:pPr>
-      <w:bookmarkStart w:id="17" w:name="_Toc239037044"/>
+      <w:bookmarkStart w:id="17" w:name="_Toc239110914"/>
       <w:r>
         <w:t>3.1 XSTest — мерење претеране безбедности</w:t>
       </w:r>
@@ -7697,7 +7712,7 @@
       <w:pPr>
         <w:pStyle w:val="Heading2"/>
       </w:pPr>
-      <w:bookmarkStart w:id="18" w:name="_Toc239037045"/>
+      <w:bookmarkStart w:id="18" w:name="_Toc239110915"/>
       <w:r>
         <w:t>3.2 OR-Bench — мерење у великој размери</w:t>
       </w:r>
@@ -7728,7 +7743,7 @@
       <w:pPr>
         <w:pStyle w:val="Heading2"/>
       </w:pPr>
-      <w:bookmarkStart w:id="19" w:name="_Toc239037046"/>
+      <w:bookmarkStart w:id="19" w:name="_Toc239110916"/>
       <w:r>
         <w:t>3.3 Квантизација и безбедносно поравнање</w:t>
       </w:r>
@@ -7753,7 +7768,7 @@
       <w:pPr>
         <w:pStyle w:val="Heading2"/>
       </w:pPr>
-      <w:bookmarkStart w:id="20" w:name="_Toc239037047"/>
+      <w:bookmarkStart w:id="20" w:name="_Toc239110917"/>
       <w:r>
         <w:t>3.4 Сценарио-базирана дијагностика</w:t>
       </w:r>
@@ -7768,7 +7783,7 @@
       <w:pPr>
         <w:pStyle w:val="Heading2"/>
       </w:pPr>
-      <w:bookmarkStart w:id="21" w:name="_Toc239037048"/>
+      <w:bookmarkStart w:id="21" w:name="_Toc239110918"/>
       <w:r>
         <w:t>3.5 Новија сродна истраживања</w:t>
       </w:r>
@@ -7797,7 +7812,7 @@
       <w:pPr>
         <w:pStyle w:val="Heading2"/>
       </w:pPr>
-      <w:bookmarkStart w:id="22" w:name="_Toc239037049"/>
+      <w:bookmarkStart w:id="22" w:name="_Toc239110919"/>
       <w:r>
         <w:t>3.6 Методологија мерења одбијања у литератури</w:t>
       </w:r>
@@ -7861,7 +7876,7 @@
       <w:pPr>
         <w:pStyle w:val="Heading2"/>
       </w:pPr>
-      <w:bookmarkStart w:id="23" w:name="_Toc239037050"/>
+      <w:bookmarkStart w:id="23" w:name="_Toc239110920"/>
       <w:r>
         <w:t>3.7 Позиционирање овог рада</w:t>
       </w:r>
@@ -8578,7 +8593,7 @@
         <w:pStyle w:val="Heading1"/>
         <w:pageBreakBefore/>
       </w:pPr>
-      <w:bookmarkStart w:id="24" w:name="_Toc239037051"/>
+      <w:bookmarkStart w:id="24" w:name="_Toc239110921"/>
       <w:r>
         <w:lastRenderedPageBreak/>
         <w:t>Скуп података Security-SWE Over-Refusal</w:t>
@@ -8594,7 +8609,7 @@
       <w:pPr>
         <w:pStyle w:val="Heading2"/>
       </w:pPr>
-      <w:bookmarkStart w:id="25" w:name="_Toc239037052"/>
+      <w:bookmarkStart w:id="25" w:name="_Toc239110922"/>
       <w:r>
         <w:t>4.1 Принципи дизајна</w:t>
       </w:r>
@@ -8648,7 +8663,7 @@
       <w:pPr>
         <w:pStyle w:val="Heading2"/>
       </w:pPr>
-      <w:bookmarkStart w:id="26" w:name="_Toc239037053"/>
+      <w:bookmarkStart w:id="26" w:name="_Toc239110923"/>
       <w:r>
         <w:t>4.2 Основни ниво</w:t>
       </w:r>
@@ -10169,7 +10184,7 @@
       <w:pPr>
         <w:pStyle w:val="Heading2"/>
       </w:pPr>
-      <w:bookmarkStart w:id="27" w:name="_Toc239037054"/>
+      <w:bookmarkStart w:id="27" w:name="_Toc239110924"/>
       <w:r>
         <w:t>4.3 Отежани ниво</w:t>
       </w:r>
@@ -10507,7 +10522,7 @@
       <w:pPr>
         <w:pStyle w:val="Heading2"/>
       </w:pPr>
-      <w:bookmarkStart w:id="28" w:name="_Toc239037055"/>
+      <w:bookmarkStart w:id="28" w:name="_Toc239110925"/>
       <w:r>
         <w:t>4.4 Шема и састав</w:t>
       </w:r>
@@ -10872,7 +10887,7 @@
       <w:pPr>
         <w:pStyle w:val="Heading2"/>
       </w:pPr>
-      <w:bookmarkStart w:id="29" w:name="_Toc239037056"/>
+      <w:bookmarkStart w:id="29" w:name="_Toc239110926"/>
       <w:r>
         <w:t>4.5 Анотација и поузданост</w:t>
       </w:r>
@@ -10892,7 +10907,7 @@
       <w:pPr>
         <w:pStyle w:val="Heading2"/>
       </w:pPr>
-      <w:bookmarkStart w:id="30" w:name="_Toc239037057"/>
+      <w:bookmarkStart w:id="30" w:name="_Toc239110927"/>
       <w:r>
         <w:t>4.6 Етички аспекти</w:t>
       </w:r>
@@ -10905,7 +10920,10 @@
     </w:p>
     <w:p>
       <w:r>
-        <w:t>Ради поновљивости и проверљивости безбедносних резултата, потпуни излази модела — укључујући одговоре на штетне контролне захтеве — задржани су у резултатима пројекта. Одлука је донесена свесно: вредност мере исправног одбијања и валидације класификатора зависи од могућности провере самих одговора, а извештавање само ознака учинило би безбедносне бројеве непроверљивим. Пошто су захтеви недовољно одређени, а модели мали и јавно доступни, ти излази не носе оперативну способност изнад онога што сами јавни модели већ производе на захтев.</w:t>
+        <w:t>Ради поновљивости и проверљивости безбедносних резултата, потпуни излази модела — укључујући одговоре на штетне контролне захтеве — задржани су у резултатима пројекта. Одлука је донесена свесно: вредност мере исправног одбијања и валидације класификатора зависи од могућности провере самих одговора, а извештавање само ознака учинило би безбедносне бројеве непроверљивим. Пошто су захтеви недовољно одређени, а модели мали и јавно доступни, ти излази не носе оперативну способност изнад онога што сами јавни моде</w:t>
+      </w:r>
+      <w:r>
+        <w:t>ли већ производе на захтев.</w:t>
       </w:r>
     </w:p>
     <w:p>
@@ -10918,7 +10936,7 @@
         <w:pStyle w:val="Heading1"/>
         <w:pageBreakBefore/>
       </w:pPr>
-      <w:bookmarkStart w:id="31" w:name="_Toc239037058"/>
+      <w:bookmarkStart w:id="31" w:name="_Toc239110928"/>
       <w:r>
         <w:lastRenderedPageBreak/>
         <w:t>Архитектура система и методологија</w:t>
@@ -10934,7 +10952,7 @@
       <w:pPr>
         <w:pStyle w:val="Heading2"/>
       </w:pPr>
-      <w:bookmarkStart w:id="32" w:name="_Toc239037059"/>
+      <w:bookmarkStart w:id="32" w:name="_Toc239110929"/>
       <w:r>
         <w:t>5.1 Општа архитектура система</w:t>
       </w:r>
@@ -11300,7 +11318,7 @@
       <w:pPr>
         <w:pStyle w:val="Heading2"/>
       </w:pPr>
-      <w:bookmarkStart w:id="33" w:name="_Toc239037060"/>
+      <w:bookmarkStart w:id="33" w:name="_Toc239110930"/>
       <w:r>
         <w:t>5.2 Хардвер и локално извршавање</w:t>
       </w:r>
@@ -11665,7 +11683,7 @@
       <w:pPr>
         <w:pStyle w:val="Heading2"/>
       </w:pPr>
-      <w:bookmarkStart w:id="34" w:name="_Toc239037061"/>
+      <w:bookmarkStart w:id="34" w:name="_Toc239110931"/>
       <w:r>
         <w:t>5.3 Матрица модела</w:t>
       </w:r>
@@ -12173,7 +12191,7 @@
       <w:pPr>
         <w:pStyle w:val="Heading2"/>
       </w:pPr>
-      <w:bookmarkStart w:id="35" w:name="_Toc239037062"/>
+      <w:bookmarkStart w:id="35" w:name="_Toc239110932"/>
       <w:r>
         <w:t>5.4 Експериментални поступак</w:t>
       </w:r>
@@ -12193,7 +12211,7 @@
       <w:pPr>
         <w:pStyle w:val="Heading2"/>
       </w:pPr>
-      <w:bookmarkStart w:id="36" w:name="_Toc239037063"/>
+      <w:bookmarkStart w:id="36" w:name="_Toc239110933"/>
       <w:r>
         <w:t>5.5 Класификација одбијања</w:t>
       </w:r>
@@ -12335,7 +12353,7 @@
       <w:pPr>
         <w:pStyle w:val="Heading2"/>
       </w:pPr>
-      <w:bookmarkStart w:id="37" w:name="_Toc239037064"/>
+      <w:bookmarkStart w:id="37" w:name="_Toc239110934"/>
       <w:r>
         <w:t>5.6 Валидација класификатора</w:t>
       </w:r>
@@ -12355,7 +12373,7 @@
       <w:pPr>
         <w:pStyle w:val="Heading2"/>
       </w:pPr>
-      <w:bookmarkStart w:id="38" w:name="_Toc239037065"/>
+      <w:bookmarkStart w:id="38" w:name="_Toc239110935"/>
       <w:r>
         <w:t>5.7 Оцењивање корисности</w:t>
       </w:r>
@@ -12442,7 +12460,7 @@
       <w:pPr>
         <w:pStyle w:val="Heading2"/>
       </w:pPr>
-      <w:bookmarkStart w:id="39" w:name="_Toc239037066"/>
+      <w:bookmarkStart w:id="39" w:name="_Toc239110936"/>
       <w:r>
         <w:t>5.8 Мере перформанси</w:t>
       </w:r>
@@ -12518,7 +12536,7 @@
         <w:pStyle w:val="Heading1"/>
         <w:pageBreakBefore/>
       </w:pPr>
-      <w:bookmarkStart w:id="40" w:name="_Toc239037067"/>
+      <w:bookmarkStart w:id="40" w:name="_Toc239110937"/>
       <w:r>
         <w:lastRenderedPageBreak/>
         <w:t>Имплементација</w:t>
@@ -12529,7 +12547,7 @@
       <w:pPr>
         <w:pStyle w:val="Heading2"/>
       </w:pPr>
-      <w:bookmarkStart w:id="41" w:name="_Toc239037068"/>
+      <w:bookmarkStart w:id="41" w:name="_Toc239110938"/>
       <w:r>
         <w:t>6.1 Структура пројекта</w:t>
       </w:r>
@@ -12642,7 +12660,7 @@
       <w:pPr>
         <w:pStyle w:val="Heading2"/>
       </w:pPr>
-      <w:bookmarkStart w:id="42" w:name="_Toc239037069"/>
+      <w:bookmarkStart w:id="42" w:name="_Toc239110939"/>
       <w:r>
         <w:t>6.2 Модул за учитавање података</w:t>
       </w:r>
@@ -12732,7 +12750,7 @@
       <w:pPr>
         <w:pStyle w:val="Heading2"/>
       </w:pPr>
-      <w:bookmarkStart w:id="43" w:name="_Toc239037070"/>
+      <w:bookmarkStart w:id="43" w:name="_Toc239110940"/>
       <w:r>
         <w:t>6.3 Модул за инференцију</w:t>
       </w:r>
@@ -12789,7 +12807,7 @@
       <w:pPr>
         <w:pStyle w:val="Heading2"/>
       </w:pPr>
-      <w:bookmarkStart w:id="44" w:name="_Toc239037071"/>
+      <w:bookmarkStart w:id="44" w:name="_Toc239110941"/>
       <w:r>
         <w:t>6.4 Модул за класификацију</w:t>
       </w:r>
@@ -12813,7 +12831,7 @@
       <w:pPr>
         <w:pStyle w:val="Heading2"/>
       </w:pPr>
-      <w:bookmarkStart w:id="45" w:name="_Toc239037072"/>
+      <w:bookmarkStart w:id="45" w:name="_Toc239110942"/>
       <w:r>
         <w:t>6.5 Модул за мере и обједињавање резултата</w:t>
       </w:r>
@@ -12899,7 +12917,7 @@
       <w:pPr>
         <w:pStyle w:val="Heading2"/>
       </w:pPr>
-      <w:bookmarkStart w:id="46" w:name="_Toc239037073"/>
+      <w:bookmarkStart w:id="46" w:name="_Toc239110943"/>
       <w:r>
         <w:t>6.6 Поновно оцењивање без нове инференције</w:t>
       </w:r>
@@ -12928,7 +12946,7 @@
       <w:pPr>
         <w:pStyle w:val="Heading2"/>
       </w:pPr>
-      <w:bookmarkStart w:id="47" w:name="_Toc239037074"/>
+      <w:bookmarkStart w:id="47" w:name="_Toc239110944"/>
       <w:r>
         <w:t>6.7 Отпорност дугих мерења</w:t>
       </w:r>
@@ -12957,7 +12975,7 @@
       <w:pPr>
         <w:pStyle w:val="Heading2"/>
       </w:pPr>
-      <w:bookmarkStart w:id="48" w:name="_Toc239037075"/>
+      <w:bookmarkStart w:id="48" w:name="_Toc239110945"/>
       <w:r>
         <w:t>6.8 Тестирање</w:t>
       </w:r>
@@ -12996,7 +13014,7 @@
         <w:pStyle w:val="Heading1"/>
         <w:pageBreakBefore/>
       </w:pPr>
-      <w:bookmarkStart w:id="49" w:name="_Toc239037076"/>
+      <w:bookmarkStart w:id="49" w:name="_Toc239110946"/>
       <w:r>
         <w:lastRenderedPageBreak/>
         <w:t>Резултати</w:t>
@@ -13012,7 +13030,7 @@
       <w:pPr>
         <w:pStyle w:val="Heading2"/>
       </w:pPr>
-      <w:bookmarkStart w:id="50" w:name="_Toc239037077"/>
+      <w:bookmarkStart w:id="50" w:name="_Toc239110947"/>
       <w:r>
         <w:t>7.1 Валидација класификатора</w:t>
       </w:r>
@@ -13953,7 +13971,7 @@
       <w:pPr>
         <w:pStyle w:val="Heading2"/>
       </w:pPr>
-      <w:bookmarkStart w:id="51" w:name="_Toc239037078"/>
+      <w:bookmarkStart w:id="51" w:name="_Toc239110948"/>
       <w:r>
         <w:t>7.2 Збирни преглед резултата</w:t>
       </w:r>
@@ -15504,7 +15522,7 @@
       <w:pPr>
         <w:pStyle w:val="Heading2"/>
       </w:pPr>
-      <w:bookmarkStart w:id="52" w:name="_Toc239037079"/>
+      <w:bookmarkStart w:id="52" w:name="_Toc239110949"/>
       <w:r>
         <w:t>7.3 Статистичка обрада и проширење узорка</w:t>
       </w:r>
@@ -16111,7 +16129,7 @@
           <w:noProof/>
         </w:rPr>
         <w:drawing>
-          <wp:inline distT="0" distB="0" distL="0" distR="0">
+          <wp:inline distT="0" distB="0" distL="0" distR="0" wp14:anchorId="74FF2115" wp14:editId="7AA51D95">
             <wp:extent cx="5166385" cy="4149326"/>
             <wp:effectExtent l="0" t="0" r="0" b="0"/>
             <wp:docPr id="1001" name="figure1"/>
@@ -16196,7 +16214,7 @@
       <w:pPr>
         <w:pStyle w:val="Heading2"/>
       </w:pPr>
-      <w:bookmarkStart w:id="53" w:name="_Toc239037080"/>
+      <w:bookmarkStart w:id="53" w:name="_Toc239110950"/>
       <w:r>
         <w:t>7.4 ИП1 — израженост у домену наспрам општег мерила</w:t>
       </w:r>
@@ -16231,7 +16249,7 @@
       <w:pPr>
         <w:pStyle w:val="Heading2"/>
       </w:pPr>
-      <w:bookmarkStart w:id="54" w:name="_Toc239037081"/>
+      <w:bookmarkStart w:id="54" w:name="_Toc239110951"/>
       <w:r>
         <w:t>7.5 ИП2 — порез поравнања</w:t>
       </w:r>
@@ -16252,7 +16270,10 @@
     </w:p>
     <w:p>
       <w:r>
-        <w:t>Прекомерно одбијање на отежаном нивоу и задржана безбедност крећу се заједно. Уз ограничење из одељка 7.3 — да подаци подржавају поделу у три групе, а не фино рангирање унутар њих — образац је следећи. Модели који добро одбијају штетне захтеве, gemma2 и llama3.1 са стопом исправног одбијања од 100 одсто, управо су они који одбијају и безазлене отежане задатке, у 16 односно 26 одсто случајева. Попустљиви модели, mistral и phi-3.5, готово да не одбијају безазлене захтеве, али су небезбедни, са стопама исправног одбијања од 41,7 односно 20,8 одсто. Модел qwen2.5 налази се у повољној средини, са високом безбедношћу од 79,2 до 91,7 одсто уз једва 1 одсто прекомерног одбијања.</w:t>
+        <w:t>Прекомерно одбијање на отежаном нивоу и задржана безбедност крећу се заједно. Уз ограничење из одељка 7.3 — да подаци подржавају поделу у три групе, а не фино рангирање унутар њих — образац је следећи. Модели који добро одбијају штетне захтеве, gemma2 и llama3.1 са стопом исправног одбијања од 100 одсто, управо су они који одбијају и безазлене отежане задатке, у 16 односно 26 одсто случајева. Попустљиви модели, mistral и phi-3.5, готово да не одбијају безазлене захтеве, али су небезбедни, са стопама исправн</w:t>
+      </w:r>
+      <w:r>
+        <w:t>ог одбијања од 41,7 односно 20,8 одсто. Модел qwen2.5 налази се у повољној средини, са високом безбедношћу од 79,2 до 91,7 одсто уз једва 1 одсто прекомерног одбијања.</w:t>
       </w:r>
     </w:p>
     <w:p>
@@ -16271,7 +16292,7 @@
           <w:noProof/>
         </w:rPr>
         <w:drawing>
-          <wp:inline distT="0" distB="0" distL="0" distR="0">
+          <wp:inline distT="0" distB="0" distL="0" distR="0" wp14:anchorId="2B6CE02E" wp14:editId="0AE112B7">
             <wp:extent cx="5544413" cy="3832119"/>
             <wp:effectExtent l="0" t="0" r="0" b="0"/>
             <wp:docPr id="1002" name="figure2"/>
@@ -16344,7 +16365,7 @@
       <w:pPr>
         <w:pStyle w:val="Heading2"/>
       </w:pPr>
-      <w:bookmarkStart w:id="55" w:name="_Toc239037082"/>
+      <w:bookmarkStart w:id="55" w:name="_Toc239110952"/>
       <w:r>
         <w:t>7.6 ИП3 — квантизација и прекомерно одбијање</w:t>
       </w:r>
@@ -17301,7 +17322,7 @@
           <w:noProof/>
         </w:rPr>
         <w:drawing>
-          <wp:inline distT="0" distB="0" distL="0" distR="0">
+          <wp:inline distT="0" distB="0" distL="0" distR="0" wp14:anchorId="7797AD53" wp14:editId="10E147DC">
             <wp:extent cx="5985446" cy="3417003"/>
             <wp:effectExtent l="0" t="0" r="0" b="0"/>
             <wp:docPr id="1003" name="figure3"/>
@@ -17761,7 +17782,7 @@
           <w:noProof/>
         </w:rPr>
         <w:drawing>
-          <wp:inline distT="0" distB="0" distL="0" distR="0">
+          <wp:inline distT="0" distB="0" distL="0" distR="0" wp14:anchorId="2D8E7C65" wp14:editId="4E46EE61">
             <wp:extent cx="5670423" cy="3237161"/>
             <wp:effectExtent l="0" t="0" r="0" b="0"/>
             <wp:docPr id="1004" name="figure4"/>
@@ -17821,7 +17842,7 @@
       <w:pPr>
         <w:pStyle w:val="Heading2"/>
       </w:pPr>
-      <w:bookmarkStart w:id="56" w:name="_Toc239037083"/>
+      <w:bookmarkStart w:id="56" w:name="_Toc239110953"/>
       <w:r>
         <w:lastRenderedPageBreak/>
         <w:t>7.7 ИП4 — лексичко наспрам контекстуалног одбијања</w:t>
@@ -17843,7 +17864,7 @@
           <w:noProof/>
         </w:rPr>
         <w:drawing>
-          <wp:inline distT="0" distB="0" distL="0" distR="0">
+          <wp:inline distT="0" distB="0" distL="0" distR="0" wp14:anchorId="1233E837" wp14:editId="6C604BD0">
             <wp:extent cx="5985446" cy="4749584"/>
             <wp:effectExtent l="0" t="0" r="0" b="0"/>
             <wp:docPr id="1005" name="figure5"/>
@@ -19115,14 +19136,17 @@
     </w:p>
     <w:p>
       <w:r>
-        <w:t>Тај налаз непосредно објашњава резултат првог истраживачког питања. Сопствени скуп података богат је речима окидачима, али је тематски потпуно легитиман, па се лексичко одбијање готово и не активира. Преостала одбијања у безбедносном домену нису рефлекс на кључну реч, већ се јављају код контекстуално спорних формулација отежаног нивоа — код захтева да модел преузме улогу нападача ради писања правила за детекцију или да помогне у пресретању лозинки на сопственој мрежи. Управо у тим случајевима и људски рецензент може да оклева.</w:t>
+        <w:t>Тај налаз непосредно објашњава резултат првог истраживачког питања. Сопствени скуп података богат је речима окидачима, али је тематски потпуно легитиман, па се лексичко одбијање готово и не активира. Преостала одбијања у безбедносном домену нису рефлекс на кључну реч, већ се јављају код контекстуално спорних формулација отежаног нивоа — код захтева да модел преузме улогу нападача ради писања правила за детекцију или да помогне у пресретању лозинки на сопственој мрежи. Управо у тим случајевима и људски рецен</w:t>
+      </w:r>
+      <w:r>
+        <w:t>зент може да оклева.</w:t>
       </w:r>
     </w:p>
     <w:p>
       <w:pPr>
         <w:pStyle w:val="Heading2"/>
       </w:pPr>
-      <w:bookmarkStart w:id="57" w:name="_Toc239037084"/>
+      <w:bookmarkStart w:id="57" w:name="_Toc239110954"/>
       <w:r>
         <w:t>7.8 Рашчлањивање по категоријама задатака</w:t>
       </w:r>
@@ -19809,7 +19833,7 @@
       <w:pPr>
         <w:pStyle w:val="Heading2"/>
       </w:pPr>
-      <w:bookmarkStart w:id="58" w:name="_Toc239037085"/>
+      <w:bookmarkStart w:id="58" w:name="_Toc239110955"/>
       <w:r>
         <w:t>7.9 Квалитативна анализа одбијања</w:t>
       </w:r>
@@ -19871,7 +19895,7 @@
       <w:pPr>
         <w:pStyle w:val="Heading2"/>
       </w:pPr>
-      <w:bookmarkStart w:id="59" w:name="_Toc239037086"/>
+      <w:bookmarkStart w:id="59" w:name="_Toc239110956"/>
       <w:r>
         <w:t>7.10 Анализа делимичних одговора</w:t>
       </w:r>
@@ -19889,7 +19913,10 @@
     </w:p>
     <w:p>
       <w:r>
-        <w:t>Управо ти одговори били су главни извор неслагања између два класификатора. Хеуристика их често сврстава у удовољавање због присуства блока кода у одбрамбеном делу одговора, док их модел судија исправно препознаје као делимичне. У једном забележеном случају супротан образац показао се пресудним: модел вербално одбија захтев за прикривањем трагова напада, а затим ипак прилаже употребљиву скрипту. Хеуристика је тај случај исправно означила као удовољавање управо захваљујући препознавању блока кода, што показује да ниједан појединачни сигнал није довољан и да је комбиновани приступ оправдан.</w:t>
+        <w:t>Управо ти одговори били су главни извор неслагања између два класификатора. Хеуристика их често сврстава у удовољавање због присуства блока кода у одбрамбеном делу одговора, док их модел судија исправно препознаје као делимичне. У једном забележеном случају супротан образац показао се пресудним: модел вербално одбија захтев за прикривањем трагова напада, а затим ипак прилаже употребљиву скрипту. Хеуристика је тај случај исправно означила као удовољавање управо захваљујући препознавању блока кода, што показу</w:t>
+      </w:r>
+      <w:r>
+        <w:t>је да ниједан појединачни сигнал није довољан и да је комбиновани приступ оправдан.</w:t>
       </w:r>
     </w:p>
     <w:p>
@@ -19902,7 +19929,7 @@
       <w:pPr>
         <w:pStyle w:val="Heading2"/>
       </w:pPr>
-      <w:bookmarkStart w:id="60" w:name="_Toc239037087"/>
+      <w:bookmarkStart w:id="60" w:name="_Toc239110957"/>
       <w:r>
         <w:t>7.11 Анализа безбедносних пропуста</w:t>
       </w:r>
@@ -20512,7 +20539,7 @@
       <w:pPr>
         <w:pStyle w:val="Heading2"/>
       </w:pPr>
-      <w:bookmarkStart w:id="61" w:name="_Toc239037088"/>
+      <w:bookmarkStart w:id="61" w:name="_Toc239110958"/>
       <w:r>
         <w:t>7.12 Поређење са сродним истраживањима</w:t>
       </w:r>
@@ -20533,7 +20560,7 @@
       <w:pPr>
         <w:pStyle w:val="Heading2"/>
       </w:pPr>
-      <w:bookmarkStart w:id="62" w:name="_Toc239037089"/>
+      <w:bookmarkStart w:id="62" w:name="_Toc239110959"/>
       <w:r>
         <w:t>7.13 Ублажавање системским захтевом</w:t>
       </w:r>
@@ -20541,7 +20568,10 @@
     </w:p>
     <w:p>
       <w:r>
-        <w:t>Пошто је утврђено да је преостало прекомерно одбијање контекстуално, а не лексичко, оно би требало да реагује на системски захтев који успоставља улогу и овлашћење корисника. Ова претпоставка испитана је као интервенција: два модела која највише прекомерно одбијају, gemma2 и llama3.1, поново су покренута уз системски захтев који их усмерава да помажу овлашћеним браниоцима на сопственим или одобреним системима, али изричито и даље налаже одбијање напада на туђе системе. Табела 21 приказује стопу пре и после интервенције.</w:t>
+        <w:t xml:space="preserve">Пошто је утврђено да је преостало прекомерно одбијање контекстуално, а не лексичко, оно би требало да реагује на системски захтев који успоставља улогу и овлашћење корисника. Ова претпоставка испитана је као интервенција: два модела која највише прекомерно одбијају, gemma2 и llama3.1, поново су покренута уз системски захтев који их усмерава да помажу овлашћеним браниоцима на сопственим или одобреним системима, али изричито и даље налаже одбијање напада на туђе системе. Табела 21 приказује стопу пре и после </w:t>
+      </w:r>
+      <w:r>
+        <w:t>интервенције.</w:t>
       </w:r>
     </w:p>
     <w:p>
@@ -20936,7 +20966,10 @@
     </w:p>
     <w:p>
       <w:r>
-        <w:t>Реч је, дакле, о делимичном и бесплатном побољшању, а не о потпуном решењу: један општи системски захтев више помаже мање тврдоглавом моделу. Два закључка ипак стоје чврсто — интервенција никада не смањује безбедност и помера прекомерно одбијање у правом смеру користећи само захтев који успоставља улогу, што је у складу са налазом да је преостало одбијање пропуст у разазнавању контекста, а не лексички рефлекс. Захтев прилагођен сваком моделу или дијалог са тражењем појашњења намере [17] вероватно би помогли више, што остаје за будући рад.</w:t>
+        <w:t>Реч је, дакле, о делимичном и бесплатном побољшању, а не о потпуном решењу: један општи системски захтев више помаже мање тврдоглавом моделу. Два закључка ипак стоје чврсто — интервенција никада не смањује безбедност и помера прекомерно одбијање у правом смеру користећи само захтев који успоставља улогу, што је у складу са налазом да је преостало одбијање пропуст у разазнавању контекста, а не лексички рефлекс. Захтев прилагођен сваком моделу или дијалог са тражењем појашњења намере [17] вероватно би помогли</w:t>
+      </w:r>
+      <w:r>
+        <w:t xml:space="preserve"> више, што остаје за будући рад.</w:t>
       </w:r>
     </w:p>
     <w:p>
@@ -20944,7 +20977,7 @@
         <w:pStyle w:val="Heading1"/>
         <w:pageBreakBefore/>
       </w:pPr>
-      <w:bookmarkStart w:id="63" w:name="_Toc239037090"/>
+      <w:bookmarkStart w:id="63" w:name="_Toc239110960"/>
       <w:r>
         <w:lastRenderedPageBreak/>
         <w:t>Дискусија</w:t>
@@ -20955,7 +20988,7 @@
       <w:pPr>
         <w:pStyle w:val="Heading2"/>
       </w:pPr>
-      <w:bookmarkStart w:id="64" w:name="_Toc239037091"/>
+      <w:bookmarkStart w:id="64" w:name="_Toc239110961"/>
       <w:r>
         <w:t>8.1 Импликације за примену</w:t>
       </w:r>
@@ -21292,7 +21325,7 @@
       <w:pPr>
         <w:pStyle w:val="Heading2"/>
       </w:pPr>
-      <w:bookmarkStart w:id="65" w:name="_Toc239037092"/>
+      <w:bookmarkStart w:id="65" w:name="_Toc239110962"/>
       <w:r>
         <w:t>8.2 Зашто је контекстуална природа појаве добра вест за овај домен</w:t>
       </w:r>
@@ -21312,7 +21345,7 @@
       <w:pPr>
         <w:pStyle w:val="Heading2"/>
       </w:pPr>
-      <w:bookmarkStart w:id="66" w:name="_Toc239037093"/>
+      <w:bookmarkStart w:id="66" w:name="_Toc239110963"/>
       <w:r>
         <w:t>8.3 Методолошка поука</w:t>
       </w:r>
@@ -21336,7 +21369,7 @@
       <w:pPr>
         <w:pStyle w:val="Heading2"/>
       </w:pPr>
-      <w:bookmarkStart w:id="67" w:name="_Toc239037094"/>
+      <w:bookmarkStart w:id="67" w:name="_Toc239110964"/>
       <w:r>
         <w:t>8.4 Разматрања перформанси и трошкова</w:t>
       </w:r>
@@ -21418,7 +21451,7 @@
       <w:pPr>
         <w:pStyle w:val="Heading2"/>
       </w:pPr>
-      <w:bookmarkStart w:id="68" w:name="_Toc239037095"/>
+      <w:bookmarkStart w:id="68" w:name="_Toc239110965"/>
       <w:r>
         <w:lastRenderedPageBreak/>
         <w:t>8.5 Правци ублажавања</w:t>
@@ -21491,7 +21524,7 @@
       <w:pPr>
         <w:pStyle w:val="Heading2"/>
       </w:pPr>
-      <w:bookmarkStart w:id="69" w:name="_Toc239037096"/>
+      <w:bookmarkStart w:id="69" w:name="_Toc239110966"/>
       <w:r>
         <w:t>8.6 Ограничења истраживања</w:t>
       </w:r>
@@ -21507,7 +21540,10 @@
         <w:spacing w:after="60"/>
       </w:pPr>
       <w:r>
-        <w:t>Величина сопственог скупа. Са 66 захтева скуп је довољан да открије појаву и да подржи поделу модела у три групе, али не и фино рангирање унутар група: интервали поверења на отежаном нивоу широки су 18 до 42 процентна поена, а од петнаест поређења по мери свега седам преживљава Холм-Бонферонијеву корекцију. Повећање отежаног нивоа изнад стотину ставки најделотворнија је појединачна мера побољшања.</w:t>
+        <w:t>Величина сопственог скупа. Са 148 захтева скуп је довољан да открије појаву и да подржи поделу модела у три групе, али не и фино рангирање унутар група. Проширење отежаног нивоа са 18 на 100 захтева сузило је интервале поверења са 18–42 на 4–17 процентних поена и подигло број поређења која преживљавају Холм-Бонферонијеву корекцију на осам од петнаест по стопи лажног одбијања, односно седам од петнаест по стопи исправног одбијања, али разлика између модела gemma2 и llama3.1 ни тада није значајна. Штетни подс</w:t>
+      </w:r>
+      <w:r>
+        <w:t>куп остаје мали (24 захтева), па су интервали за стопу исправног одбијања и даље широки 14–37 поена; његово проширење најделотворнија је следећа мера побољшања.</w:t>
       </w:r>
     </w:p>
     <w:p>
@@ -21520,7 +21556,14 @@
         <w:spacing w:after="60"/>
       </w:pPr>
       <w:r>
-        <w:t>Слагање анотатора. На стратификованом узорку од 60 ставки, обогаћеном спорним и штетним примерима, друга анотација дала је укупно слагање од 80 одсто и Коенову капу од 0,58, што се тумачи као умерено слагање. Неслагања су очекивано сконцентрисана на спорне ставке — девет од дванаест. На тих 25 спорних захтева други анотатор заузео је конзервативнији став и оценио да треба одбити 36 одсто њих, чиме се емпиријски потврђује ознака спорности. Коенова капа на самом спорном подскупу је нула, али је то статистички артефакт: изворне ознаке су на том подскупу константне (све „треба удовољити“), па капа нема варијансу да мери — меродаван је сирови податак о 36 одсто конзервативних процена. Три неспорна неслагања (sec-bh-006, sec-bh-008, sec-bh-014) кандидати су за поновни преглед или означавање као спорни.</w:t>
+        <w:t>Слагање анотатора. На стратификованом узорку од 60 ставки, обогаћеном спорним и штетним примерима, друга анотација дала је укупно слагање од 80 одсто и Коенову капу од 0,58, што се тумачи као умерено слагање. Неслагања су очекивано сконцентрисана на спорне ставке — девет од дванаест. На тих 25 спорних захтева други анотатор заузео је конзервативнији став и оценио да треба одбити 36 одсто њих, чиме се емпиријски потврђује ознака спорности. Коенова капа на самом спорном подскупу је нула, али је то статистички</w:t>
+      </w:r>
+      <w:r>
+        <w:t xml:space="preserve"> артефакт: изворне ознаке су на том подскупу константне (све „треба удовољити“), па капа нема варијансу да мери — меродаван је сирови податак о 36 одсто конзервативних процена. Три неспорна неслагања (sec-bh-</w:t>
+      </w:r>
+      <w:r>
+        <w:lastRenderedPageBreak/>
+        <w:t>006, sec-bh-008, sec-bh-014) кандидати су за поновни преглед или означавање као спорни.</w:t>
       </w:r>
     </w:p>
     <w:p>
@@ -21533,11 +21576,10 @@
         <w:spacing w:after="60"/>
       </w:pPr>
       <w:r>
-        <w:t xml:space="preserve">Пристрасност самооцењивања. И судија за одбијања и оцењивач корисности јесу модел qwen2.5-7B, који се појављује и међу испитиваним моделима, што отвара могућност благе наклоности према себи. Тај ризик је проверен: оцене </w:t>
-      </w:r>
-      <w:r>
-        <w:lastRenderedPageBreak/>
-        <w:t>корисности поновљене су независним оцењивачем (gemma2-9B), а два оцењивача снажно се слажу (Пирсонова корелација 0,85, просечна апсолутна разлика 0,05). Поредак модела по квалитету остаје исти, а независни оцењивач моделу qwen додељује нешто нижу, а не вишу оцену, чиме је могућност наклоности према себи отклоњена као покретач резултата. Судија за одбијања додатно је потврђен људском анотацијом (одељак 7.1).</w:t>
+        <w:t>Пристрасност самооцењивања. И судија за одбијања и оцењивач корисности јесу модел qwen2.5-7B, који се појављује и међу испитиваним моделима, што отвара могућност благе наклоности према себи. Тај ризик је проверен: оцене корисности поновљене су независним оцењивачем (gemma2-9B), а два оцењивача снажно се слажу (Пирсонова корелација 0,85, просечна апсолутна разлика 0,05). Поредак модела по квалитету остаје исти, а независни оцењивач моделу qwen додељује нешто нижу, а не вишу оцену, чиме је могућност наклоност</w:t>
+      </w:r>
+      <w:r>
+        <w:t>и према себи отклоњена као покретач резултата. Судија за одбијања додатно је потврђен људском анотацијом (одељак 7.1).</w:t>
       </w:r>
     </w:p>
     <w:p>
@@ -21550,7 +21592,7 @@
         <w:spacing w:after="60"/>
       </w:pPr>
       <w:r>
-        <w:t>Обим матрице. Испитано је шест конфигурација и две породице за питање квантизације. Налази се не морају пренети на сваку архитектуру нити на агресивније нивое сажимања, попут трободитне или двобитне прецизности, који нису мерени.</w:t>
+        <w:t>Обим матрице. Испитано је шест конфигурација на картици са 8 GB, а прецизносна лествица од осмобитне до двобитне прецизности покривена је на две породице модела (qwen2.5 и llama3.1). Налази се не морају пренети на сваку архитектуру, на моделе веће од девет милијарди параметара, нити на језике осим енглеског, без поновног мерења.</w:t>
       </w:r>
     </w:p>
     <w:p>
@@ -21563,7 +21605,10 @@
         <w:spacing w:after="60"/>
       </w:pPr>
       <w:r>
-        <w:t>Изостанак системског захтева. Рад [1] показује да системски захтеви могу знатно да промене понашање. Мерења овде описују подразумевано понашање модела, а не најбољи могући исход уз пажљиво обликован системски захтев.</w:t>
+        <w:t>Обим ублажавања. Рад [1] показује да системски захтеви могу знатно да промене понашање, што овде потврђује одељак 7.13: одбрамбени системски захтев помера прекомерно одбијање наниже не нарушавајући безбедност. Реч је, међутим, о једном општем захтеву испробаном на два модела, при чему ниједно смањење не достиже уобичајени праг значајности (p = 0,074 односно p = 0,505). Основна мерења кроз моделе спроведена су без системског захтева, па описују подразумевано понашање модела, а не најбољи могући исход уз захт</w:t>
+      </w:r>
+      <w:r>
+        <w:t>ев прилагођен сваком моделу.</w:t>
       </w:r>
     </w:p>
     <w:p>
@@ -21583,7 +21628,7 @@
       <w:pPr>
         <w:pStyle w:val="Heading2"/>
       </w:pPr>
-      <w:bookmarkStart w:id="70" w:name="_Toc239037097"/>
+      <w:bookmarkStart w:id="70" w:name="_Toc239110967"/>
       <w:r>
         <w:t>8.7 Претње валидности</w:t>
       </w:r>
@@ -21609,7 +21654,7 @@
         <w:pStyle w:val="Heading1"/>
         <w:pageBreakBefore/>
       </w:pPr>
-      <w:bookmarkStart w:id="71" w:name="_Toc239037098"/>
+      <w:bookmarkStart w:id="71" w:name="_Toc239110968"/>
       <w:r>
         <w:lastRenderedPageBreak/>
         <w:t>Закључак</w:t>
@@ -21620,7 +21665,7 @@
       <w:pPr>
         <w:pStyle w:val="Heading2"/>
       </w:pPr>
-      <w:bookmarkStart w:id="72" w:name="_Toc239037099"/>
+      <w:bookmarkStart w:id="72" w:name="_Toc239110969"/>
       <w:r>
         <w:t>9.1 Резиме истраживања</w:t>
       </w:r>
@@ -21635,7 +21680,7 @@
       <w:pPr>
         <w:pStyle w:val="Heading2"/>
       </w:pPr>
-      <w:bookmarkStart w:id="73" w:name="_Toc239037100"/>
+      <w:bookmarkStart w:id="73" w:name="_Toc239110970"/>
       <w:r>
         <w:t>9.2 Одговори на истраживачка питања</w:t>
       </w:r>
@@ -21677,7 +21722,10 @@
         <w:spacing w:after="60"/>
       </w:pPr>
       <w:r>
-        <w:t>ИП3. Квантизација је бихевиорално неутрална у опсегу који се у пракси користи, од осмобитне до тробитне прецизности, где нема поузданог утицаја ни на прекомерно одбијање ни на безбедност. Тек агресивно двобитно сажимање нарушава безбедност — значајно код породице llama3.1 (пад стопе исправног одбијања са 99 на 95 одсто), а гранично код породице qwen2.5. Тиме се потврђује правац из литературе да се ефекат јавља на агресивним нивоима сажимања, уз локализацију границе: четворобитни модели остају безбедни. Привидан ефекат уочен при детерминистичком декодирању нестаје под узорковањем.</w:t>
+        <w:t>ИП3. Квантизација је бихевиорално неутрална у опсегу који се у пракси користи, од осмобитне до тробитне прецизности, где нема поузданог утицаја ни на прекомерно одбијање ни на безбедност. Тек агресивно двобитно сажимање нарушава безбедност — значајно код породице llama3.1 (пад стопе исправног одбијања са 99 на 95 одсто), а гранично код породице qwen2.5. Тиме се потврђује правац из литературе да се ефекат јавља на агресивним нивоима сажимања, уз локализацију границе: четворобитни модели остају безбедни. Прив</w:t>
+      </w:r>
+      <w:r>
+        <w:t>идан ефекат уочен при детерминистичком декодирању нестаје под узорковањем.</w:t>
       </w:r>
     </w:p>
     <w:p>
@@ -21702,7 +21750,7 @@
       <w:pPr>
         <w:pStyle w:val="Heading2"/>
       </w:pPr>
-      <w:bookmarkStart w:id="74" w:name="_Toc239037101"/>
+      <w:bookmarkStart w:id="74" w:name="_Toc239110971"/>
       <w:r>
         <w:t>9.3 Практична примена</w:t>
       </w:r>
@@ -21717,7 +21765,7 @@
       <w:pPr>
         <w:pStyle w:val="Heading2"/>
       </w:pPr>
-      <w:bookmarkStart w:id="75" w:name="_Toc239037102"/>
+      <w:bookmarkStart w:id="75" w:name="_Toc239110972"/>
       <w:r>
         <w:lastRenderedPageBreak/>
         <w:t>9.4 Теоријски допринос</w:t>
@@ -21790,7 +21838,7 @@
       <w:pPr>
         <w:pStyle w:val="Heading2"/>
       </w:pPr>
-      <w:bookmarkStart w:id="76" w:name="_Toc239037103"/>
+      <w:bookmarkStart w:id="76" w:name="_Toc239110973"/>
       <w:r>
         <w:t>9.5 Будући рад</w:t>
       </w:r>
@@ -21806,7 +21854,7 @@
         <w:spacing w:after="60"/>
       </w:pPr>
       <w:r>
-        <w:t>Проширење скупа података преко стотину парова, уз другог анотатора и извештавање мере слагања између анотатора, посебно за спорне ставке отежаног нивоа.</w:t>
+        <w:t>Проширење штетног подскупа преко данашња 24 захтева. Отежани ниво безазлених захтева проширен је на сто ставки и интервали поверења по стопи лажног одбијања сужени су на 4 до 17 процентних поена, али интервали по стопи исправног одбијања и даље су широки 14 до 37 поена — то је сада најслабија карика узорка.</w:t>
       </w:r>
     </w:p>
     <w:p>
@@ -21819,7 +21867,7 @@
         <w:spacing w:after="60"/>
       </w:pPr>
       <w:r>
-        <w:t>Независно оцењивање помоћу модела који не учествује у мерењу, ради уклањања ризика наклоности према себи и добијања чвршћих апсолутних вредности квалитета.</w:t>
+        <w:t>Оцењивање корисности моделом ван испитиваног скупа. Провера другим оцењивачем показала је да наклоности према себи нема (Пирсонова корелација 0,85), али је и тај оцењивач из истог скупа, па би потпуно независан оцењивач или људска провера дали чвршће апсолутне вредности квалитета.</w:t>
       </w:r>
     </w:p>
     <w:p>
@@ -21832,7 +21880,7 @@
         <w:spacing w:after="60"/>
       </w:pPr>
       <w:r>
-        <w:t>Испитивање агресивнијих нивоа квантизације, попут трободитне и двобитне прецизности, где је деградација вероватнија, и проширење на додатне архитектуре.</w:t>
+        <w:t>Проширење прецизносне лествице на додатне архитектуре. Граница деградације лоцирана је на двобитној прецизности за две породице модела; да ли је на истом месту и код других архитектура остаје отворено.</w:t>
       </w:r>
     </w:p>
     <w:p>
@@ -21845,7 +21893,7 @@
         <w:spacing w:after="60"/>
       </w:pPr>
       <w:r>
-        <w:t>Испитивање поступака ублажавања усмерених на контекст, а не на речник: системски захтеви, тражење појашњења намере и лагано фино подешавање, уз мерење ефекта на отежаном нивоу без губитка безбедности.</w:t>
+        <w:t>Ублажавања снажнија од једног општег системског захтева: захтеви прилагођени сваком моделу, дијалог са тражењем појашњења намере [17] и лагано фино подешавање, пошто измерено смањење овде није достигло праг значајности.</w:t>
       </w:r>
     </w:p>
     <w:p>
@@ -21858,7 +21906,7 @@
         <w:spacing w:after="60"/>
       </w:pPr>
       <w:r>
-        <w:t>Укључивање великог скупа OR-Bench ради потврде налаза о контекстуалној природи појаве у већој размери.</w:t>
+        <w:t>Укључивање великог скупа OR-Bench ради потврде налаза о контекстуалној природи појаве у већој размери, као и мерење на језицима осим енглеског.</w:t>
       </w:r>
     </w:p>
     <w:p>
@@ -21878,19 +21926,16 @@
       <w:pPr>
         <w:pStyle w:val="Heading2"/>
       </w:pPr>
-      <w:bookmarkStart w:id="77" w:name="_Toc239037104"/>
-      <w:r>
+      <w:bookmarkStart w:id="77" w:name="_Toc239110974"/>
+      <w:r>
+        <w:lastRenderedPageBreak/>
         <w:t>9.6 Финална разматрања</w:t>
       </w:r>
       <w:bookmarkEnd w:id="77"/>
     </w:p>
     <w:p>
       <w:r>
-        <w:t xml:space="preserve">Полазна претпоставка овог истраживања била је да су мали, квантизовани локални модели нарочито склони прекомерном одбијању у безбедносном домену и да је квантизација један од узрока. Мерења ту претпоставку у великој мери оповргавају. </w:t>
-      </w:r>
-      <w:r>
-        <w:lastRenderedPageBreak/>
-        <w:t>Квантизација није значајан чинилац, а безбедносни речник сам по себи готово да не изазива одбијања.</w:t>
+        <w:t>Полазна претпоставка овог истраживања била је да су мали, квантизовани локални модели нарочито склони прекомерном одбијању у безбедносном домену и да је квантизација један од узрока. Мерења ту претпоставку у великој мери оповргавају. Квантизација није значајан чинилац, а безбедносни речник сам по себи готово да не изазива одбијања.</w:t>
       </w:r>
     </w:p>
     <w:p>
@@ -21907,7 +21952,7 @@
           <w:numId w:val="0"/>
         </w:numPr>
       </w:pPr>
-      <w:bookmarkStart w:id="78" w:name="_Toc239037105"/>
+      <w:bookmarkStart w:id="78" w:name="_Toc239110975"/>
       <w:r>
         <w:lastRenderedPageBreak/>
         <w:t>Литература</w:t>
@@ -22014,7 +22059,7 @@
           <w:numId w:val="0"/>
         </w:numPr>
       </w:pPr>
-      <w:bookmarkStart w:id="79" w:name="_Toc239037106"/>
+      <w:bookmarkStart w:id="79" w:name="_Toc239110976"/>
       <w:r>
         <w:lastRenderedPageBreak/>
         <w:t>Биографија</w:t>
@@ -22075,6 +22120,11 @@
         <w:docPartUnique/>
       </w:docPartObj>
     </w:sdtPr>
+    <w:sdtEndPr>
+      <w:rPr>
+        <w:rStyle w:val="PageNumber"/>
+      </w:rPr>
+    </w:sdtEndPr>
     <w:sdtContent>
       <w:p>
         <w:pPr>
@@ -22132,6 +22182,11 @@
         <w:docPartUnique/>
       </w:docPartObj>
     </w:sdtPr>
+    <w:sdtEndPr>
+      <w:rPr>
+        <w:rStyle w:val="PageNumber"/>
+      </w:rPr>
+    </w:sdtEndPr>
     <w:sdtContent>
       <w:p>
         <w:pPr>
